--- a/5_semester/ЭВМ/ЭВМ-5.docx
+++ b/5_semester/ЭВМ/ЭВМ-5.docx
@@ -11,13 +11,15 @@
         <w:ind w:left="1157" w:right="1032"/>
         <w:jc w:val="center"/>
         <w:rPr>
-          <w:szCs w:val="22"/>
+          <w:sz w:val="28"/>
+          <w:szCs w:val="28"/>
         </w:rPr>
       </w:pPr>
       <w:r>
         <w:rPr>
           <w:spacing w:val="-4"/>
-          <w:szCs w:val="22"/>
+          <w:sz w:val="28"/>
+          <w:szCs w:val="28"/>
         </w:rPr>
         <w:t>ГУАП</w:t>
       </w:r>
@@ -29,6 +31,7 @@
         <w:autoSpaceDN w:val="0"/>
         <w:spacing w:before="208"/>
         <w:rPr>
+          <w:sz w:val="28"/>
           <w:szCs w:val="28"/>
         </w:rPr>
       </w:pPr>
@@ -40,38 +43,22 @@
         <w:autoSpaceDN w:val="0"/>
         <w:ind w:left="1157" w:right="1028"/>
         <w:jc w:val="center"/>
-        <w:rPr>
-          <w:sz w:val="28"/>
-          <w:szCs w:val="28"/>
-        </w:rPr>
-      </w:pPr>
-      <w:r>
-        <w:rPr>
-          <w:sz w:val="28"/>
-          <w:szCs w:val="28"/>
-        </w:rPr>
+      </w:pPr>
+      <w:r>
         <w:t>КАФЕДРА</w:t>
       </w:r>
       <w:r>
         <w:rPr>
           <w:spacing w:val="-10"/>
-          <w:sz w:val="28"/>
-          <w:szCs w:val="28"/>
         </w:rPr>
         <w:t xml:space="preserve"> </w:t>
       </w:r>
       <w:r>
-        <w:rPr>
-          <w:sz w:val="28"/>
-          <w:szCs w:val="28"/>
-        </w:rPr>
         <w:t>№</w:t>
       </w:r>
       <w:r>
         <w:rPr>
           <w:spacing w:val="-5"/>
-          <w:sz w:val="28"/>
-          <w:szCs w:val="28"/>
         </w:rPr>
         <w:t xml:space="preserve"> 42</w:t>
       </w:r>
@@ -81,9 +68,6 @@
         <w:widowControl w:val="0"/>
         <w:autoSpaceDE w:val="0"/>
         <w:autoSpaceDN w:val="0"/>
-        <w:rPr>
-          <w:szCs w:val="28"/>
-        </w:rPr>
       </w:pPr>
     </w:p>
     <w:p>
@@ -91,9 +75,6 @@
         <w:widowControl w:val="0"/>
         <w:autoSpaceDE w:val="0"/>
         <w:autoSpaceDN w:val="0"/>
-        <w:rPr>
-          <w:szCs w:val="28"/>
-        </w:rPr>
       </w:pPr>
     </w:p>
     <w:p>
@@ -101,9 +82,6 @@
         <w:widowControl w:val="0"/>
         <w:autoSpaceDE w:val="0"/>
         <w:autoSpaceDN w:val="0"/>
-        <w:rPr>
-          <w:szCs w:val="28"/>
-        </w:rPr>
       </w:pPr>
     </w:p>
     <w:p>
@@ -112,9 +90,6 @@
         <w:autoSpaceDE w:val="0"/>
         <w:autoSpaceDN w:val="0"/>
         <w:spacing w:before="95"/>
-        <w:rPr>
-          <w:szCs w:val="28"/>
-        </w:rPr>
       </w:pPr>
     </w:p>
     <w:p>
@@ -124,14 +99,10 @@
         <w:autoSpaceDN w:val="0"/>
         <w:spacing w:line="275" w:lineRule="exact"/>
         <w:ind w:left="679"/>
-        <w:rPr>
-          <w:szCs w:val="22"/>
-        </w:rPr>
       </w:pPr>
       <w:r>
         <w:rPr>
           <w:spacing w:val="-2"/>
-          <w:szCs w:val="22"/>
         </w:rPr>
         <w:t>ОТЧЕТ</w:t>
       </w:r>
@@ -143,46 +114,31 @@
         <w:autoSpaceDN w:val="0"/>
         <w:spacing w:line="345" w:lineRule="auto"/>
         <w:ind w:left="679" w:right="5201"/>
-        <w:rPr>
-          <w:szCs w:val="22"/>
-        </w:rPr>
-      </w:pPr>
-      <w:r>
-        <w:rPr>
-          <w:szCs w:val="22"/>
-        </w:rPr>
+      </w:pPr>
+      <w:r>
         <w:t>ЗАЩИЩЕН</w:t>
       </w:r>
       <w:r>
         <w:rPr>
           <w:spacing w:val="-15"/>
-          <w:szCs w:val="22"/>
         </w:rPr>
         <w:t xml:space="preserve"> </w:t>
       </w:r>
       <w:r>
-        <w:rPr>
-          <w:szCs w:val="22"/>
-        </w:rPr>
         <w:t>С</w:t>
       </w:r>
       <w:r>
         <w:rPr>
           <w:spacing w:val="-15"/>
-          <w:szCs w:val="22"/>
         </w:rPr>
         <w:t xml:space="preserve"> </w:t>
       </w:r>
       <w:r>
-        <w:rPr>
-          <w:szCs w:val="22"/>
-        </w:rPr>
         <w:t xml:space="preserve">ОЦЕНКОЙ </w:t>
       </w:r>
       <w:r>
         <w:rPr>
           <w:spacing w:val="-2"/>
-          <w:szCs w:val="22"/>
         </w:rPr>
         <w:t>ПРЕПОДАВАТЕЛЬ</w:t>
       </w:r>
@@ -193,10 +149,6 @@
         <w:autoSpaceDE w:val="0"/>
         <w:autoSpaceDN w:val="0"/>
         <w:spacing w:before="8"/>
-        <w:rPr>
-          <w:sz w:val="7"/>
-          <w:szCs w:val="28"/>
-        </w:rPr>
       </w:pPr>
     </w:p>
     <w:tbl>
@@ -324,13 +276,11 @@
               <w:jc w:val="center"/>
               <w:rPr>
                 <w:rFonts w:ascii="Times New Roman" w:hAnsi="Times New Roman" w:cs="Times New Roman"/>
-                <w:sz w:val="20"/>
               </w:rPr>
             </w:pPr>
             <w:r>
               <w:rPr>
                 <w:rFonts w:ascii="Times New Roman" w:hAnsi="Times New Roman" w:cs="Times New Roman"/>
-                <w:sz w:val="20"/>
               </w:rPr>
               <w:t>должность,</w:t>
             </w:r>
@@ -338,14 +288,12 @@
               <w:rPr>
                 <w:rFonts w:ascii="Times New Roman" w:hAnsi="Times New Roman" w:cs="Times New Roman"/>
                 <w:spacing w:val="-5"/>
-                <w:sz w:val="20"/>
               </w:rPr>
               <w:t xml:space="preserve"> </w:t>
             </w:r>
             <w:r>
               <w:rPr>
                 <w:rFonts w:ascii="Times New Roman" w:hAnsi="Times New Roman" w:cs="Times New Roman"/>
-                <w:sz w:val="20"/>
               </w:rPr>
               <w:t>уч.</w:t>
             </w:r>
@@ -353,14 +301,12 @@
               <w:rPr>
                 <w:rFonts w:ascii="Times New Roman" w:hAnsi="Times New Roman" w:cs="Times New Roman"/>
                 <w:spacing w:val="-9"/>
-                <w:sz w:val="20"/>
               </w:rPr>
               <w:t xml:space="preserve"> </w:t>
             </w:r>
             <w:r>
               <w:rPr>
                 <w:rFonts w:ascii="Times New Roman" w:hAnsi="Times New Roman" w:cs="Times New Roman"/>
-                <w:sz w:val="20"/>
               </w:rPr>
               <w:t>степень,</w:t>
             </w:r>
@@ -368,7 +314,6 @@
               <w:rPr>
                 <w:rFonts w:ascii="Times New Roman" w:hAnsi="Times New Roman" w:cs="Times New Roman"/>
                 <w:spacing w:val="-8"/>
-                <w:sz w:val="20"/>
               </w:rPr>
               <w:t xml:space="preserve"> </w:t>
             </w:r>
@@ -376,7 +321,6 @@
               <w:rPr>
                 <w:rFonts w:ascii="Times New Roman" w:hAnsi="Times New Roman" w:cs="Times New Roman"/>
                 <w:spacing w:val="-2"/>
-                <w:sz w:val="20"/>
               </w:rPr>
               <w:t>звание</w:t>
             </w:r>
@@ -390,7 +334,6 @@
             <w:pPr>
               <w:rPr>
                 <w:rFonts w:ascii="Times New Roman" w:hAnsi="Times New Roman" w:cs="Times New Roman"/>
-                <w:sz w:val="14"/>
               </w:rPr>
             </w:pPr>
           </w:p>
@@ -408,14 +351,12 @@
               <w:ind w:left="830"/>
               <w:rPr>
                 <w:rFonts w:ascii="Times New Roman" w:hAnsi="Times New Roman" w:cs="Times New Roman"/>
-                <w:sz w:val="20"/>
               </w:rPr>
             </w:pPr>
             <w:r>
               <w:rPr>
                 <w:rFonts w:ascii="Times New Roman" w:hAnsi="Times New Roman" w:cs="Times New Roman"/>
                 <w:spacing w:val="-2"/>
-                <w:sz w:val="20"/>
               </w:rPr>
               <w:t xml:space="preserve">подпись, </w:t>
             </w:r>
@@ -423,7 +364,6 @@
               <w:rPr>
                 <w:rFonts w:ascii="Times New Roman" w:hAnsi="Times New Roman" w:cs="Times New Roman"/>
                 <w:spacing w:val="-4"/>
-                <w:sz w:val="20"/>
               </w:rPr>
               <w:t>дата</w:t>
             </w:r>
@@ -437,7 +377,6 @@
             <w:pPr>
               <w:rPr>
                 <w:rFonts w:ascii="Times New Roman" w:hAnsi="Times New Roman" w:cs="Times New Roman"/>
-                <w:sz w:val="14"/>
               </w:rPr>
             </w:pPr>
           </w:p>
@@ -456,13 +395,11 @@
               <w:jc w:val="center"/>
               <w:rPr>
                 <w:rFonts w:ascii="Times New Roman" w:hAnsi="Times New Roman" w:cs="Times New Roman"/>
-                <w:sz w:val="20"/>
               </w:rPr>
             </w:pPr>
             <w:r>
               <w:rPr>
                 <w:rFonts w:ascii="Times New Roman" w:hAnsi="Times New Roman" w:cs="Times New Roman"/>
-                <w:sz w:val="20"/>
               </w:rPr>
               <w:t>инициалы,</w:t>
             </w:r>
@@ -470,7 +407,6 @@
               <w:rPr>
                 <w:rFonts w:ascii="Times New Roman" w:hAnsi="Times New Roman" w:cs="Times New Roman"/>
                 <w:spacing w:val="-11"/>
-                <w:sz w:val="20"/>
               </w:rPr>
               <w:t xml:space="preserve"> </w:t>
             </w:r>
@@ -478,7 +414,6 @@
               <w:rPr>
                 <w:rFonts w:ascii="Times New Roman" w:hAnsi="Times New Roman" w:cs="Times New Roman"/>
                 <w:spacing w:val="-2"/>
-                <w:sz w:val="20"/>
               </w:rPr>
               <w:t>фамилия</w:t>
             </w:r>
@@ -491,10 +426,6 @@
         <w:widowControl w:val="0"/>
         <w:autoSpaceDE w:val="0"/>
         <w:autoSpaceDN w:val="0"/>
-        <w:rPr>
-          <w:sz w:val="20"/>
-          <w:szCs w:val="28"/>
-        </w:rPr>
       </w:pPr>
     </w:p>
     <w:p>
@@ -502,10 +433,6 @@
         <w:widowControl w:val="0"/>
         <w:autoSpaceDE w:val="0"/>
         <w:autoSpaceDN w:val="0"/>
-        <w:rPr>
-          <w:sz w:val="20"/>
-          <w:szCs w:val="28"/>
-        </w:rPr>
       </w:pPr>
     </w:p>
     <w:p>
@@ -513,10 +440,6 @@
         <w:widowControl w:val="0"/>
         <w:autoSpaceDE w:val="0"/>
         <w:autoSpaceDN w:val="0"/>
-        <w:rPr>
-          <w:sz w:val="20"/>
-          <w:szCs w:val="28"/>
-        </w:rPr>
       </w:pPr>
     </w:p>
     <w:p>
@@ -524,10 +447,6 @@
         <w:widowControl w:val="0"/>
         <w:autoSpaceDE w:val="0"/>
         <w:autoSpaceDN w:val="0"/>
-        <w:rPr>
-          <w:sz w:val="20"/>
-          <w:szCs w:val="28"/>
-        </w:rPr>
       </w:pPr>
     </w:p>
     <w:p>
@@ -536,10 +455,6 @@
         <w:autoSpaceDE w:val="0"/>
         <w:autoSpaceDN w:val="0"/>
         <w:spacing w:before="211"/>
-        <w:rPr>
-          <w:sz w:val="20"/>
-          <w:szCs w:val="28"/>
-        </w:rPr>
       </w:pPr>
     </w:p>
     <w:tbl>
@@ -568,14 +483,12 @@
               <w:jc w:val="center"/>
               <w:rPr>
                 <w:rFonts w:ascii="Times New Roman" w:hAnsi="Times New Roman" w:cs="Times New Roman"/>
-                <w:sz w:val="28"/>
               </w:rPr>
             </w:pPr>
             <w:r>
               <w:rPr>
                 <w:rFonts w:ascii="Times New Roman" w:hAnsi="Times New Roman" w:cs="Times New Roman"/>
                 <w:spacing w:val="-4"/>
-                <w:sz w:val="28"/>
               </w:rPr>
               <w:t>ОТЧЕТ</w:t>
             </w:r>
@@ -583,7 +496,6 @@
               <w:rPr>
                 <w:rFonts w:ascii="Times New Roman" w:hAnsi="Times New Roman" w:cs="Times New Roman"/>
                 <w:spacing w:val="-11"/>
-                <w:sz w:val="28"/>
               </w:rPr>
               <w:t xml:space="preserve"> </w:t>
             </w:r>
@@ -591,7 +503,6 @@
               <w:rPr>
                 <w:rFonts w:ascii="Times New Roman" w:hAnsi="Times New Roman" w:cs="Times New Roman"/>
                 <w:spacing w:val="-4"/>
-                <w:sz w:val="28"/>
               </w:rPr>
               <w:t>О</w:t>
             </w:r>
@@ -599,7 +510,6 @@
               <w:rPr>
                 <w:rFonts w:ascii="Times New Roman" w:hAnsi="Times New Roman" w:cs="Times New Roman"/>
                 <w:spacing w:val="-7"/>
-                <w:sz w:val="28"/>
               </w:rPr>
               <w:t xml:space="preserve"> </w:t>
             </w:r>
@@ -607,7 +517,6 @@
               <w:rPr>
                 <w:rFonts w:ascii="Times New Roman" w:hAnsi="Times New Roman" w:cs="Times New Roman"/>
                 <w:spacing w:val="-4"/>
-                <w:sz w:val="28"/>
               </w:rPr>
               <w:t>ЛАБОРАТОРНОЙ</w:t>
             </w:r>
@@ -615,7 +524,6 @@
               <w:rPr>
                 <w:rFonts w:ascii="Times New Roman" w:hAnsi="Times New Roman" w:cs="Times New Roman"/>
                 <w:spacing w:val="-12"/>
-                <w:sz w:val="28"/>
               </w:rPr>
               <w:t xml:space="preserve"> </w:t>
             </w:r>
@@ -623,7 +531,6 @@
               <w:rPr>
                 <w:rFonts w:ascii="Times New Roman" w:hAnsi="Times New Roman" w:cs="Times New Roman"/>
                 <w:spacing w:val="-4"/>
-                <w:sz w:val="28"/>
               </w:rPr>
               <w:t>РАБОТЕ</w:t>
             </w:r>
@@ -631,7 +538,6 @@
               <w:rPr>
                 <w:rFonts w:ascii="Times New Roman" w:hAnsi="Times New Roman" w:cs="Times New Roman"/>
                 <w:spacing w:val="-10"/>
-                <w:sz w:val="28"/>
               </w:rPr>
               <w:t xml:space="preserve"> </w:t>
             </w:r>
@@ -639,7 +545,6 @@
               <w:rPr>
                 <w:rFonts w:ascii="Times New Roman" w:hAnsi="Times New Roman" w:cs="Times New Roman"/>
                 <w:spacing w:val="-5"/>
-                <w:sz w:val="28"/>
               </w:rPr>
               <w:t>№</w:t>
             </w:r>
@@ -647,7 +552,6 @@
               <w:rPr>
                 <w:rFonts w:ascii="Times New Roman" w:hAnsi="Times New Roman" w:cs="Times New Roman"/>
                 <w:spacing w:val="-5"/>
-                <w:sz w:val="28"/>
               </w:rPr>
               <w:t>5</w:t>
             </w:r>
@@ -657,7 +561,6 @@
               <w:spacing w:before="37"/>
               <w:rPr>
                 <w:rFonts w:ascii="Times New Roman" w:hAnsi="Times New Roman" w:cs="Times New Roman"/>
-                <w:sz w:val="28"/>
               </w:rPr>
             </w:pPr>
           </w:p>
@@ -667,57 +570,27 @@
               <w:jc w:val="center"/>
               <w:rPr>
                 <w:rFonts w:ascii="Times New Roman" w:hAnsi="Times New Roman" w:cs="Times New Roman"/>
-                <w:sz w:val="28"/>
               </w:rPr>
             </w:pPr>
             <w:r>
               <w:rPr>
                 <w:rFonts w:ascii="Times New Roman" w:hAnsi="Times New Roman" w:cs="Times New Roman"/>
-                <w:sz w:val="28"/>
-              </w:rPr>
-              <w:t xml:space="preserve">Представление данных в ЭВМ типа </w:t>
-            </w:r>
-            <w:r>
-              <w:rPr>
-                <w:rFonts w:ascii="Times New Roman" w:hAnsi="Times New Roman" w:cs="Times New Roman"/>
-                <w:sz w:val="28"/>
-              </w:rPr>
-              <w:t xml:space="preserve"> </w:t>
-            </w:r>
-            <w:r>
-              <w:rPr>
-                <w:rFonts w:ascii="Times New Roman" w:hAnsi="Times New Roman" w:cs="Times New Roman"/>
-                <w:sz w:val="28"/>
-              </w:rPr>
-              <w:t>VAX</w:t>
-            </w:r>
-            <w:r>
-              <w:rPr>
-                <w:rFonts w:ascii="Times New Roman" w:hAnsi="Times New Roman" w:cs="Times New Roman"/>
-                <w:sz w:val="28"/>
-              </w:rPr>
-              <w:t xml:space="preserve">- </w:t>
-            </w:r>
-            <w:r>
-              <w:rPr>
-                <w:rFonts w:ascii="Times New Roman" w:hAnsi="Times New Roman" w:cs="Times New Roman"/>
-                <w:sz w:val="28"/>
-              </w:rPr>
-              <w:t>11. Арифметико-логические</w:t>
-            </w:r>
-            <w:r>
-              <w:rPr>
-                <w:rFonts w:ascii="Times New Roman" w:hAnsi="Times New Roman" w:cs="Times New Roman"/>
-                <w:sz w:val="28"/>
-              </w:rPr>
-              <w:t xml:space="preserve"> </w:t>
-            </w:r>
-            <w:r>
-              <w:rPr>
-                <w:rFonts w:ascii="Times New Roman" w:hAnsi="Times New Roman" w:cs="Times New Roman"/>
-                <w:sz w:val="28"/>
-              </w:rPr>
-              <w:t>операции</w:t>
+              </w:rPr>
+              <w:t xml:space="preserve">Представление данных в ЭВМ </w:t>
+            </w:r>
+            <w:proofErr w:type="gramStart"/>
+            <w:r>
+              <w:rPr>
+                <w:rFonts w:ascii="Times New Roman" w:hAnsi="Times New Roman" w:cs="Times New Roman"/>
+              </w:rPr>
+              <w:t>типа  VAX</w:t>
+            </w:r>
+            <w:proofErr w:type="gramEnd"/>
+            <w:r>
+              <w:rPr>
+                <w:rFonts w:ascii="Times New Roman" w:hAnsi="Times New Roman" w:cs="Times New Roman"/>
+              </w:rPr>
+              <w:t>- 11. Арифметико-логические операции</w:t>
             </w:r>
           </w:p>
         </w:tc>
@@ -818,9 +691,6 @@
         <w:widowControl w:val="0"/>
         <w:autoSpaceDE w:val="0"/>
         <w:autoSpaceDN w:val="0"/>
-        <w:rPr>
-          <w:szCs w:val="28"/>
-        </w:rPr>
       </w:pPr>
     </w:p>
     <w:p>
@@ -828,9 +698,6 @@
         <w:widowControl w:val="0"/>
         <w:autoSpaceDE w:val="0"/>
         <w:autoSpaceDN w:val="0"/>
-        <w:rPr>
-          <w:szCs w:val="28"/>
-        </w:rPr>
       </w:pPr>
     </w:p>
     <w:p>
@@ -838,9 +705,6 @@
         <w:widowControl w:val="0"/>
         <w:autoSpaceDE w:val="0"/>
         <w:autoSpaceDN w:val="0"/>
-        <w:rPr>
-          <w:szCs w:val="28"/>
-        </w:rPr>
       </w:pPr>
     </w:p>
     <w:p>
@@ -848,9 +712,6 @@
         <w:widowControl w:val="0"/>
         <w:autoSpaceDE w:val="0"/>
         <w:autoSpaceDN w:val="0"/>
-        <w:rPr>
-          <w:szCs w:val="28"/>
-        </w:rPr>
       </w:pPr>
     </w:p>
     <w:p>
@@ -858,9 +719,6 @@
         <w:widowControl w:val="0"/>
         <w:autoSpaceDE w:val="0"/>
         <w:autoSpaceDN w:val="0"/>
-        <w:rPr>
-          <w:szCs w:val="28"/>
-        </w:rPr>
       </w:pPr>
     </w:p>
     <w:p>
@@ -868,9 +726,6 @@
         <w:widowControl w:val="0"/>
         <w:autoSpaceDE w:val="0"/>
         <w:autoSpaceDN w:val="0"/>
-        <w:rPr>
-          <w:szCs w:val="28"/>
-        </w:rPr>
       </w:pPr>
     </w:p>
     <w:p>
@@ -879,9 +734,6 @@
         <w:autoSpaceDE w:val="0"/>
         <w:autoSpaceDN w:val="0"/>
         <w:spacing w:before="132"/>
-        <w:rPr>
-          <w:szCs w:val="28"/>
-        </w:rPr>
       </w:pPr>
     </w:p>
     <w:p>
@@ -890,28 +742,22 @@
         <w:autoSpaceDE w:val="0"/>
         <w:autoSpaceDN w:val="0"/>
         <w:ind w:left="679"/>
-        <w:rPr>
-          <w:szCs w:val="22"/>
-        </w:rPr>
       </w:pPr>
       <w:r>
         <w:rPr>
           <w:spacing w:val="-4"/>
-          <w:szCs w:val="22"/>
         </w:rPr>
         <w:t>РАБОТУ</w:t>
       </w:r>
       <w:r>
         <w:rPr>
           <w:spacing w:val="-8"/>
-          <w:szCs w:val="22"/>
         </w:rPr>
         <w:t xml:space="preserve"> </w:t>
       </w:r>
       <w:r>
         <w:rPr>
           <w:spacing w:val="-2"/>
-          <w:szCs w:val="22"/>
         </w:rPr>
         <w:t>ВЫПОЛНИЛ</w:t>
       </w:r>
@@ -922,10 +768,6 @@
         <w:autoSpaceDE w:val="0"/>
         <w:autoSpaceDN w:val="0"/>
         <w:spacing w:before="37"/>
-        <w:rPr>
-          <w:sz w:val="20"/>
-          <w:szCs w:val="28"/>
-        </w:rPr>
       </w:pPr>
     </w:p>
     <w:tbl>
@@ -1118,7 +960,6 @@
             <w:pPr>
               <w:rPr>
                 <w:rFonts w:ascii="Times New Roman" w:hAnsi="Times New Roman" w:cs="Times New Roman"/>
-                <w:sz w:val="14"/>
               </w:rPr>
             </w:pPr>
           </w:p>
@@ -1131,7 +972,6 @@
             <w:pPr>
               <w:rPr>
                 <w:rFonts w:ascii="Times New Roman" w:hAnsi="Times New Roman" w:cs="Times New Roman"/>
-                <w:sz w:val="14"/>
               </w:rPr>
             </w:pPr>
           </w:p>
@@ -1147,14 +987,12 @@
               <w:jc w:val="center"/>
               <w:rPr>
                 <w:rFonts w:ascii="Times New Roman" w:hAnsi="Times New Roman" w:cs="Times New Roman"/>
-                <w:sz w:val="20"/>
               </w:rPr>
             </w:pPr>
             <w:r>
               <w:rPr>
                 <w:rFonts w:ascii="Times New Roman" w:hAnsi="Times New Roman" w:cs="Times New Roman"/>
                 <w:spacing w:val="-2"/>
-                <w:sz w:val="20"/>
               </w:rPr>
               <w:t xml:space="preserve">подпись, </w:t>
             </w:r>
@@ -1162,7 +1000,6 @@
               <w:rPr>
                 <w:rFonts w:ascii="Times New Roman" w:hAnsi="Times New Roman" w:cs="Times New Roman"/>
                 <w:spacing w:val="-4"/>
-                <w:sz w:val="20"/>
               </w:rPr>
               <w:t>дата</w:t>
             </w:r>
@@ -1179,13 +1016,11 @@
               <w:jc w:val="center"/>
               <w:rPr>
                 <w:rFonts w:ascii="Times New Roman" w:hAnsi="Times New Roman" w:cs="Times New Roman"/>
-                <w:sz w:val="20"/>
               </w:rPr>
             </w:pPr>
             <w:r>
               <w:rPr>
                 <w:rFonts w:ascii="Times New Roman" w:hAnsi="Times New Roman" w:cs="Times New Roman"/>
-                <w:sz w:val="20"/>
               </w:rPr>
               <w:t>инициалы,</w:t>
             </w:r>
@@ -1193,7 +1028,6 @@
               <w:rPr>
                 <w:rFonts w:ascii="Times New Roman" w:hAnsi="Times New Roman" w:cs="Times New Roman"/>
                 <w:spacing w:val="-11"/>
-                <w:sz w:val="20"/>
               </w:rPr>
               <w:t xml:space="preserve"> </w:t>
             </w:r>
@@ -1201,7 +1035,6 @@
               <w:rPr>
                 <w:rFonts w:ascii="Times New Roman" w:hAnsi="Times New Roman" w:cs="Times New Roman"/>
                 <w:spacing w:val="-2"/>
-                <w:sz w:val="20"/>
               </w:rPr>
               <w:t>фамилия</w:t>
             </w:r>
@@ -1214,9 +1047,6 @@
         <w:widowControl w:val="0"/>
         <w:autoSpaceDE w:val="0"/>
         <w:autoSpaceDN w:val="0"/>
-        <w:rPr>
-          <w:szCs w:val="28"/>
-        </w:rPr>
       </w:pPr>
     </w:p>
     <w:p>
@@ -1224,9 +1054,6 @@
         <w:widowControl w:val="0"/>
         <w:autoSpaceDE w:val="0"/>
         <w:autoSpaceDN w:val="0"/>
-        <w:rPr>
-          <w:szCs w:val="28"/>
-        </w:rPr>
       </w:pPr>
     </w:p>
     <w:p>
@@ -1234,9 +1061,6 @@
         <w:widowControl w:val="0"/>
         <w:autoSpaceDE w:val="0"/>
         <w:autoSpaceDN w:val="0"/>
-        <w:rPr>
-          <w:szCs w:val="28"/>
-        </w:rPr>
       </w:pPr>
     </w:p>
     <w:p>
@@ -1244,9 +1068,6 @@
         <w:widowControl w:val="0"/>
         <w:autoSpaceDE w:val="0"/>
         <w:autoSpaceDN w:val="0"/>
-        <w:rPr>
-          <w:szCs w:val="28"/>
-        </w:rPr>
       </w:pPr>
     </w:p>
     <w:p>
@@ -1254,9 +1075,6 @@
         <w:widowControl w:val="0"/>
         <w:autoSpaceDE w:val="0"/>
         <w:autoSpaceDN w:val="0"/>
-        <w:rPr>
-          <w:szCs w:val="28"/>
-        </w:rPr>
       </w:pPr>
     </w:p>
     <w:p>
@@ -1265,9 +1083,6 @@
         <w:autoSpaceDE w:val="0"/>
         <w:autoSpaceDN w:val="0"/>
         <w:spacing w:before="127"/>
-        <w:rPr>
-          <w:szCs w:val="28"/>
-        </w:rPr>
       </w:pPr>
     </w:p>
     <w:p>
@@ -1278,9 +1093,6 @@
         <w:spacing w:before="1"/>
         <w:ind w:left="1157" w:right="1023"/>
         <w:jc w:val="center"/>
-        <w:rPr>
-          <w:szCs w:val="22"/>
-        </w:rPr>
         <w:sectPr>
           <w:type w:val="continuous"/>
           <w:pgSz w:w="11910" w:h="16840"/>
@@ -1291,31 +1103,29 @@
       <w:r>
         <w:rPr>
           <w:spacing w:val="-2"/>
-          <w:szCs w:val="22"/>
         </w:rPr>
         <w:t>Санкт-Петербург</w:t>
       </w:r>
       <w:r>
         <w:rPr>
           <w:spacing w:val="11"/>
-          <w:szCs w:val="22"/>
         </w:rPr>
         <w:t xml:space="preserve"> </w:t>
       </w:r>
       <w:r>
         <w:rPr>
           <w:spacing w:val="-4"/>
-          <w:szCs w:val="22"/>
         </w:rPr>
         <w:t>202</w:t>
       </w:r>
       <w:r>
         <w:rPr>
           <w:spacing w:val="-4"/>
-          <w:szCs w:val="22"/>
         </w:rPr>
         <w:t>5</w:t>
       </w:r>
+      <w:bookmarkStart w:id="0" w:name="_GoBack"/>
+      <w:bookmarkEnd w:id="0"/>
     </w:p>
     <w:p>
       <w:pPr>
@@ -1324,8 +1134,8 @@
         <w:autoSpaceDN w:val="0"/>
         <w:spacing w:before="223"/>
         <w:rPr>
-          <w:sz w:val="20"/>
-          <w:szCs w:val="22"/>
+          <w:sz w:val="28"/>
+          <w:szCs w:val="28"/>
           <w:lang w:val="en-GB"/>
         </w:rPr>
         <w:sectPr>
@@ -1336,10 +1146,10 @@
           <w:cols w:space="720"/>
         </w:sectPr>
       </w:pPr>
-      <w:bookmarkStart w:id="0" w:name="ПРИЛОЖЕНИЕ_А"/>
-      <w:bookmarkStart w:id="1" w:name="_bookmark9"/>
-      <w:bookmarkEnd w:id="0"/>
+      <w:bookmarkStart w:id="1" w:name="ПРИЛОЖЕНИЕ_А"/>
+      <w:bookmarkStart w:id="2" w:name="_bookmark9"/>
       <w:bookmarkEnd w:id="1"/>
+      <w:bookmarkEnd w:id="2"/>
     </w:p>
     <w:sdt>
       <w:sdtPr>
@@ -1421,7 +1231,7 @@
               <w:szCs w:val="22"/>
             </w:rPr>
           </w:pPr>
-          <w:hyperlink w:anchor="_Toc216730560" w:history="1">
+          <w:hyperlink w:anchor="_Toc217239506" w:history="1">
             <w:r>
               <w:rPr>
                 <w:rStyle w:val="a7"/>
@@ -1445,7 +1255,7 @@
               <w:rPr>
                 <w:webHidden/>
               </w:rPr>
-              <w:instrText xml:space="preserve"> PAGEREF _Toc216730560 \h </w:instrText>
+              <w:instrText xml:space="preserve"> PAGEREF _Toc217239506 \h </w:instrText>
             </w:r>
             <w:r>
               <w:rPr>
@@ -1482,7 +1292,7 @@
               <w:szCs w:val="22"/>
             </w:rPr>
           </w:pPr>
-          <w:hyperlink w:anchor="_Toc216730561" w:history="1">
+          <w:hyperlink w:anchor="_Toc217239507" w:history="1">
             <w:r>
               <w:rPr>
                 <w:rStyle w:val="a7"/>
@@ -1506,7 +1316,7 @@
               <w:rPr>
                 <w:webHidden/>
               </w:rPr>
-              <w:instrText xml:space="preserve"> PAGEREF _Toc216730561 \h </w:instrText>
+              <w:instrText xml:space="preserve"> PAGEREF _Toc217239507 \h </w:instrText>
             </w:r>
             <w:r>
               <w:rPr>
@@ -1543,13 +1353,13 @@
               <w:szCs w:val="22"/>
             </w:rPr>
           </w:pPr>
-          <w:hyperlink w:anchor="_Toc216730562" w:history="1">
+          <w:hyperlink w:anchor="_Toc217239508" w:history="1">
             <w:r>
               <w:rPr>
                 <w:rStyle w:val="a7"/>
                 <w:bCs/>
               </w:rPr>
-              <w:t>3 Перевод исходных данных в 16СС</w:t>
+              <w:t>3 Ход работы</w:t>
             </w:r>
             <w:r>
               <w:rPr>
@@ -1567,7 +1377,7 @@
               <w:rPr>
                 <w:webHidden/>
               </w:rPr>
-              <w:instrText xml:space="preserve"> PAGEREF _Toc216730562 \h </w:instrText>
+              <w:instrText xml:space="preserve"> PAGEREF _Toc217239508 \h </w:instrText>
             </w:r>
             <w:r>
               <w:rPr>
@@ -1584,10 +1394,226 @@
               <w:rPr>
                 <w:webHidden/>
               </w:rPr>
+              <w:t>4</w:t>
+            </w:r>
+            <w:r>
+              <w:rPr>
+                <w:webHidden/>
+              </w:rPr>
+              <w:fldChar w:fldCharType="end"/>
+            </w:r>
+          </w:hyperlink>
+        </w:p>
+        <w:p>
+          <w:pPr>
+            <w:pStyle w:val="2"/>
+            <w:tabs>
+              <w:tab w:val="right" w:leader="dot" w:pos="9345"/>
+            </w:tabs>
+            <w:rPr>
+              <w:rFonts w:asciiTheme="minorHAnsi" w:eastAsiaTheme="minorEastAsia" w:hAnsiTheme="minorHAnsi" w:cstheme="minorBidi"/>
+              <w:noProof/>
+              <w:color w:val="auto"/>
+              <w:sz w:val="22"/>
+              <w:szCs w:val="22"/>
+            </w:rPr>
+          </w:pPr>
+          <w:hyperlink w:anchor="_Toc217239509" w:history="1">
+            <w:r>
+              <w:rPr>
+                <w:rStyle w:val="a7"/>
+                <w:noProof/>
+              </w:rPr>
+              <w:t>3.1 Первое действие: X3 = X1 + X2 (сложение)</w:t>
+            </w:r>
+            <w:r>
+              <w:rPr>
+                <w:noProof/>
+                <w:webHidden/>
+              </w:rPr>
+              <w:tab/>
+            </w:r>
+            <w:r>
+              <w:rPr>
+                <w:noProof/>
+                <w:webHidden/>
+              </w:rPr>
+              <w:fldChar w:fldCharType="begin"/>
+            </w:r>
+            <w:r>
+              <w:rPr>
+                <w:noProof/>
+                <w:webHidden/>
+              </w:rPr>
+              <w:instrText xml:space="preserve"> PAGEREF _Toc217239509 \h </w:instrText>
+            </w:r>
+            <w:r>
+              <w:rPr>
+                <w:noProof/>
+                <w:webHidden/>
+              </w:rPr>
+            </w:r>
+            <w:r>
+              <w:rPr>
+                <w:noProof/>
+                <w:webHidden/>
+              </w:rPr>
+              <w:fldChar w:fldCharType="separate"/>
+            </w:r>
+            <w:r>
+              <w:rPr>
+                <w:noProof/>
+                <w:webHidden/>
+              </w:rPr>
               <w:t>5</w:t>
             </w:r>
             <w:r>
               <w:rPr>
+                <w:noProof/>
+                <w:webHidden/>
+              </w:rPr>
+              <w:fldChar w:fldCharType="end"/>
+            </w:r>
+          </w:hyperlink>
+        </w:p>
+        <w:p>
+          <w:pPr>
+            <w:pStyle w:val="2"/>
+            <w:tabs>
+              <w:tab w:val="right" w:leader="dot" w:pos="9345"/>
+            </w:tabs>
+            <w:rPr>
+              <w:rFonts w:asciiTheme="minorHAnsi" w:eastAsiaTheme="minorEastAsia" w:hAnsiTheme="minorHAnsi" w:cstheme="minorBidi"/>
+              <w:noProof/>
+              <w:color w:val="auto"/>
+              <w:sz w:val="22"/>
+              <w:szCs w:val="22"/>
+            </w:rPr>
+          </w:pPr>
+          <w:hyperlink w:anchor="_Toc217239510" w:history="1">
+            <w:r>
+              <w:rPr>
+                <w:rStyle w:val="a7"/>
+                <w:noProof/>
+              </w:rPr>
+              <w:t>3.2 Второе действие: X9 = !X9 (побитовая инверсия)</w:t>
+            </w:r>
+            <w:r>
+              <w:rPr>
+                <w:noProof/>
+                <w:webHidden/>
+              </w:rPr>
+              <w:tab/>
+            </w:r>
+            <w:r>
+              <w:rPr>
+                <w:noProof/>
+                <w:webHidden/>
+              </w:rPr>
+              <w:fldChar w:fldCharType="begin"/>
+            </w:r>
+            <w:r>
+              <w:rPr>
+                <w:noProof/>
+                <w:webHidden/>
+              </w:rPr>
+              <w:instrText xml:space="preserve"> PAGEREF _Toc217239510 \h </w:instrText>
+            </w:r>
+            <w:r>
+              <w:rPr>
+                <w:noProof/>
+                <w:webHidden/>
+              </w:rPr>
+            </w:r>
+            <w:r>
+              <w:rPr>
+                <w:noProof/>
+                <w:webHidden/>
+              </w:rPr>
+              <w:fldChar w:fldCharType="separate"/>
+            </w:r>
+            <w:r>
+              <w:rPr>
+                <w:noProof/>
+                <w:webHidden/>
+              </w:rPr>
+              <w:t>7</w:t>
+            </w:r>
+            <w:r>
+              <w:rPr>
+                <w:noProof/>
+                <w:webHidden/>
+              </w:rPr>
+              <w:fldChar w:fldCharType="end"/>
+            </w:r>
+          </w:hyperlink>
+        </w:p>
+        <w:p>
+          <w:pPr>
+            <w:pStyle w:val="2"/>
+            <w:tabs>
+              <w:tab w:val="right" w:leader="dot" w:pos="9345"/>
+            </w:tabs>
+            <w:rPr>
+              <w:rFonts w:asciiTheme="minorHAnsi" w:eastAsiaTheme="minorEastAsia" w:hAnsiTheme="minorHAnsi" w:cstheme="minorBidi"/>
+              <w:noProof/>
+              <w:color w:val="auto"/>
+              <w:sz w:val="22"/>
+              <w:szCs w:val="22"/>
+            </w:rPr>
+          </w:pPr>
+          <w:hyperlink w:anchor="_Toc217239511" w:history="1">
+            <w:r>
+              <w:rPr>
+                <w:rStyle w:val="a7"/>
+                <w:noProof/>
+              </w:rPr>
+              <w:t>3.3 Третье действие: X6 = X6 - 1 (декремент)</w:t>
+            </w:r>
+            <w:r>
+              <w:rPr>
+                <w:noProof/>
+                <w:webHidden/>
+              </w:rPr>
+              <w:tab/>
+            </w:r>
+            <w:r>
+              <w:rPr>
+                <w:noProof/>
+                <w:webHidden/>
+              </w:rPr>
+              <w:fldChar w:fldCharType="begin"/>
+            </w:r>
+            <w:r>
+              <w:rPr>
+                <w:noProof/>
+                <w:webHidden/>
+              </w:rPr>
+              <w:instrText xml:space="preserve"> PAGEREF _Toc217239511 \h </w:instrText>
+            </w:r>
+            <w:r>
+              <w:rPr>
+                <w:noProof/>
+                <w:webHidden/>
+              </w:rPr>
+            </w:r>
+            <w:r>
+              <w:rPr>
+                <w:noProof/>
+                <w:webHidden/>
+              </w:rPr>
+              <w:fldChar w:fldCharType="separate"/>
+            </w:r>
+            <w:r>
+              <w:rPr>
+                <w:noProof/>
+                <w:webHidden/>
+              </w:rPr>
+              <w:t>9</w:t>
+            </w:r>
+            <w:r>
+              <w:rPr>
+                <w:noProof/>
                 <w:webHidden/>
               </w:rPr>
               <w:fldChar w:fldCharType="end"/>
@@ -1604,13 +1630,13 @@
               <w:szCs w:val="22"/>
             </w:rPr>
           </w:pPr>
-          <w:hyperlink w:anchor="_Toc216730563" w:history="1">
+          <w:hyperlink w:anchor="_Toc217239512" w:history="1">
             <w:r>
               <w:rPr>
                 <w:rStyle w:val="a7"/>
                 <w:bCs/>
               </w:rPr>
-              <w:t>3 Ход работы</w:t>
+              <w:t>4 Вывод</w:t>
             </w:r>
             <w:r>
               <w:rPr>
@@ -1628,7 +1654,7 @@
               <w:rPr>
                 <w:webHidden/>
               </w:rPr>
-              <w:instrText xml:space="preserve"> PAGEREF _Toc216730563 \h </w:instrText>
+              <w:instrText xml:space="preserve"> PAGEREF _Toc217239512 \h </w:instrText>
             </w:r>
             <w:r>
               <w:rPr>
@@ -1645,68 +1671,7 @@
               <w:rPr>
                 <w:webHidden/>
               </w:rPr>
-              <w:t>6</w:t>
-            </w:r>
-            <w:r>
-              <w:rPr>
-                <w:webHidden/>
-              </w:rPr>
-              <w:fldChar w:fldCharType="end"/>
-            </w:r>
-          </w:hyperlink>
-        </w:p>
-        <w:p>
-          <w:pPr>
-            <w:pStyle w:val="11"/>
-            <w:rPr>
-              <w:rFonts w:asciiTheme="minorHAnsi" w:eastAsiaTheme="minorEastAsia" w:hAnsiTheme="minorHAnsi" w:cstheme="minorBidi"/>
-              <w:color w:val="auto"/>
-              <w:sz w:val="22"/>
-              <w:szCs w:val="22"/>
-            </w:rPr>
-          </w:pPr>
-          <w:hyperlink w:anchor="_Toc216730564" w:history="1">
-            <w:r>
-              <w:rPr>
-                <w:rStyle w:val="a7"/>
-                <w:bCs/>
-              </w:rPr>
-              <w:t>4 Вывод</w:t>
-            </w:r>
-            <w:r>
-              <w:rPr>
-                <w:webHidden/>
-              </w:rPr>
-              <w:tab/>
-            </w:r>
-            <w:r>
-              <w:rPr>
-                <w:webHidden/>
-              </w:rPr>
-              <w:fldChar w:fldCharType="begin"/>
-            </w:r>
-            <w:r>
-              <w:rPr>
-                <w:webHidden/>
-              </w:rPr>
-              <w:instrText xml:space="preserve"> PAGEREF _Toc216730564 \h </w:instrText>
-            </w:r>
-            <w:r>
-              <w:rPr>
-                <w:webHidden/>
-              </w:rPr>
-            </w:r>
-            <w:r>
-              <w:rPr>
-                <w:webHidden/>
-              </w:rPr>
-              <w:fldChar w:fldCharType="separate"/>
-            </w:r>
-            <w:r>
-              <w:rPr>
-                <w:webHidden/>
-              </w:rPr>
-              <w:t>10</w:t>
+              <w:t>11</w:t>
             </w:r>
             <w:r>
               <w:rPr>
@@ -1743,7 +1708,7 @@
           <w:szCs w:val="28"/>
         </w:rPr>
       </w:pPr>
-      <w:bookmarkStart w:id="2" w:name="_Toc145966784"/>
+      <w:bookmarkStart w:id="3" w:name="_Toc145966784"/>
       <w:r>
         <w:rPr>
           <w:sz w:val="28"/>
@@ -1751,8 +1716,6 @@
         </w:rPr>
         <w:br w:type="page"/>
       </w:r>
-      <w:bookmarkStart w:id="3" w:name="_GoBack"/>
-      <w:bookmarkEnd w:id="3"/>
     </w:p>
     <w:p>
       <w:pPr>
@@ -1766,7 +1729,7 @@
           <w:szCs w:val="28"/>
         </w:rPr>
       </w:pPr>
-      <w:bookmarkStart w:id="4" w:name="_Toc216730560"/>
+      <w:bookmarkStart w:id="4" w:name="_Toc217239506"/>
       <w:r>
         <w:rPr>
           <w:b/>
@@ -1777,7 +1740,7 @@
         <w:lastRenderedPageBreak/>
         <w:t xml:space="preserve">1 </w:t>
       </w:r>
-      <w:bookmarkEnd w:id="2"/>
+      <w:bookmarkEnd w:id="3"/>
       <w:r>
         <w:rPr>
           <w:b/>
@@ -1837,7 +1800,7 @@
         </w:rPr>
       </w:pPr>
       <w:bookmarkStart w:id="5" w:name="_Toc145966786"/>
-      <w:bookmarkStart w:id="6" w:name="_Toc216730561"/>
+      <w:bookmarkStart w:id="6" w:name="_Toc217239507"/>
       <w:r>
         <w:rPr>
           <w:b/>
@@ -1912,31 +1875,7 @@
           <w:sz w:val="28"/>
           <w:szCs w:val="28"/>
         </w:rPr>
-        <w:t>Ф</w:t>
-      </w:r>
-      <w:r>
-        <w:rPr>
-          <w:rFonts w:ascii="Times New Roman" w:hAnsi="Times New Roman" w:cs="Times New Roman"/>
-          <w:sz w:val="28"/>
-          <w:szCs w:val="28"/>
-        </w:rPr>
-        <w:t>ормирование числовых значений операндов в соответствии</w:t>
-      </w:r>
-      <w:r>
-        <w:rPr>
-          <w:rFonts w:ascii="Times New Roman" w:hAnsi="Times New Roman" w:cs="Times New Roman"/>
-          <w:sz w:val="28"/>
-          <w:szCs w:val="28"/>
-        </w:rPr>
-        <w:t xml:space="preserve"> </w:t>
-      </w:r>
-      <w:r>
-        <w:rPr>
-          <w:rFonts w:ascii="Times New Roman" w:hAnsi="Times New Roman" w:cs="Times New Roman"/>
-          <w:sz w:val="28"/>
-          <w:szCs w:val="28"/>
-        </w:rPr>
-        <w:t>с индивидуальным заданием, перевод их в шестнадцатеричную систему счисления и определение минимального формата представления исходных данных;</w:t>
+        <w:t>Формирование числовых значений операндов в соответствии с индивидуальным заданием, перевод их в шестнадцатеричную систему счисления и определение минимального формата представления исходных данных;</w:t>
       </w:r>
     </w:p>
     <w:p>
@@ -1961,31 +1900,7 @@
           <w:sz w:val="28"/>
           <w:szCs w:val="28"/>
         </w:rPr>
-        <w:t>О</w:t>
-      </w:r>
-      <w:r>
-        <w:rPr>
-          <w:rFonts w:ascii="Times New Roman" w:hAnsi="Times New Roman" w:cs="Times New Roman"/>
-          <w:sz w:val="28"/>
-          <w:szCs w:val="28"/>
-        </w:rPr>
-        <w:t>пределение номеров РОН и адресов в памяти для размещения</w:t>
-      </w:r>
-      <w:r>
-        <w:rPr>
-          <w:rFonts w:ascii="Times New Roman" w:hAnsi="Times New Roman" w:cs="Times New Roman"/>
-          <w:sz w:val="28"/>
-          <w:szCs w:val="28"/>
-        </w:rPr>
-        <w:t xml:space="preserve"> </w:t>
-      </w:r>
-      <w:r>
-        <w:rPr>
-          <w:rFonts w:ascii="Times New Roman" w:hAnsi="Times New Roman" w:cs="Times New Roman"/>
-          <w:sz w:val="28"/>
-          <w:szCs w:val="28"/>
-        </w:rPr>
-        <w:t>операндов;</w:t>
+        <w:t>Определение номеров РОН и адресов в памяти для размещения операндов;</w:t>
       </w:r>
     </w:p>
     <w:p>
@@ -2010,23 +1925,7 @@
           <w:sz w:val="28"/>
           <w:szCs w:val="28"/>
         </w:rPr>
-        <w:t>С</w:t>
-      </w:r>
-      <w:r>
-        <w:rPr>
-          <w:rFonts w:ascii="Times New Roman" w:hAnsi="Times New Roman" w:cs="Times New Roman"/>
-          <w:sz w:val="28"/>
-          <w:szCs w:val="28"/>
-        </w:rPr>
-        <w:t xml:space="preserve">оставление и выполнение программы работы с данными, хранящимися в РОН или в памяти с использованием прямой и различных способов </w:t>
-      </w:r>
-      <w:r>
-        <w:rPr>
-          <w:rFonts w:ascii="Times New Roman" w:hAnsi="Times New Roman" w:cs="Times New Roman"/>
-          <w:sz w:val="28"/>
-          <w:szCs w:val="28"/>
-        </w:rPr>
-        <w:t>косвенной адресации, по заданному алгоритму;</w:t>
+        <w:t>Составление и выполнение программы работы с данными, хранящимися в РОН или в памяти с использованием прямой и различных способов косвенной адресации, по заданному алгоритму;</w:t>
       </w:r>
     </w:p>
     <w:p>
@@ -2051,15 +1950,7 @@
           <w:sz w:val="28"/>
           <w:szCs w:val="28"/>
         </w:rPr>
-        <w:t>Т</w:t>
-      </w:r>
-      <w:r>
-        <w:rPr>
-          <w:rFonts w:ascii="Times New Roman" w:hAnsi="Times New Roman" w:cs="Times New Roman"/>
-          <w:sz w:val="28"/>
-          <w:szCs w:val="28"/>
-        </w:rPr>
-        <w:t>естирование программы путем ручной трассировки заданного алгоритма с последующим сравнением результатов работы программы с результатами ручной трассировки.</w:t>
+        <w:t>Тестирование программы путем ручной трассировки заданного алгоритма с последующим сравнением результатов работы программы с результатами ручной трассировки.</w:t>
       </w:r>
     </w:p>
     <w:p>
@@ -2091,49 +1982,7 @@
           <w:sz w:val="28"/>
           <w:szCs w:val="28"/>
         </w:rPr>
-        <w:t xml:space="preserve"> варианта </w:t>
-      </w:r>
-      <w:r>
-        <w:rPr>
-          <w:sz w:val="28"/>
-          <w:szCs w:val="28"/>
-        </w:rPr>
-        <w:t>43</w:t>
-      </w:r>
-      <w:r>
-        <w:rPr>
-          <w:sz w:val="28"/>
-          <w:szCs w:val="28"/>
-        </w:rPr>
-        <w:t>21 группы</w:t>
-      </w:r>
-      <w:r>
-        <w:rPr>
-          <w:sz w:val="28"/>
-          <w:szCs w:val="28"/>
-        </w:rPr>
-        <w:t xml:space="preserve">, </w:t>
-      </w:r>
-      <w:r>
-        <w:rPr>
-          <w:sz w:val="28"/>
-          <w:szCs w:val="28"/>
-        </w:rPr>
-        <w:t>-NV = 1</w:t>
-      </w:r>
-      <w:r>
-        <w:rPr>
-          <w:sz w:val="28"/>
-          <w:szCs w:val="28"/>
-        </w:rPr>
-        <w:t>3</w:t>
-      </w:r>
-      <w:r>
-        <w:rPr>
-          <w:sz w:val="28"/>
-          <w:szCs w:val="28"/>
-        </w:rPr>
-        <w:t>, NGL = 1, NGP = 2</w:t>
+        <w:t xml:space="preserve"> варианта 4321 группы, -NV = 1, NGL = 1, NGP = 2</w:t>
       </w:r>
     </w:p>
     <w:p>
@@ -2158,21 +2007,7 @@
           <w:sz w:val="28"/>
           <w:szCs w:val="28"/>
         </w:rPr>
-        <w:t xml:space="preserve"> </w:t>
-      </w:r>
-      <w:r>
-        <w:rPr>
-          <w:sz w:val="28"/>
-          <w:szCs w:val="28"/>
-        </w:rPr>
-        <w:t>Для полного представления распишем операции</w:t>
-      </w:r>
-      <w:r>
-        <w:rPr>
-          <w:sz w:val="28"/>
-          <w:szCs w:val="28"/>
-        </w:rPr>
-        <w:t>:</w:t>
+        <w:t xml:space="preserve"> Для полного представления распишем операции:</w:t>
       </w:r>
     </w:p>
     <w:p>
@@ -2190,7 +2025,64 @@
           <w:sz w:val="28"/>
           <w:szCs w:val="28"/>
         </w:rPr>
-        <w:t>1. X1 = -X2 (отрицание)</w:t>
+        <w:t>1. X</w:t>
+      </w:r>
+      <w:r>
+        <w:rPr>
+          <w:sz w:val="28"/>
+          <w:szCs w:val="28"/>
+        </w:rPr>
+        <w:t>3</w:t>
+      </w:r>
+      <w:r>
+        <w:rPr>
+          <w:sz w:val="28"/>
+          <w:szCs w:val="28"/>
+        </w:rPr>
+        <w:t xml:space="preserve"> = X</w:t>
+      </w:r>
+      <w:r>
+        <w:rPr>
+          <w:sz w:val="28"/>
+          <w:szCs w:val="28"/>
+        </w:rPr>
+        <w:t xml:space="preserve">1 + </w:t>
+      </w:r>
+      <w:r>
+        <w:rPr>
+          <w:sz w:val="28"/>
+          <w:szCs w:val="28"/>
+          <w:lang w:val="en-US"/>
+        </w:rPr>
+        <w:t>X</w:t>
+      </w:r>
+      <w:r>
+        <w:rPr>
+          <w:sz w:val="28"/>
+          <w:szCs w:val="28"/>
+        </w:rPr>
+        <w:t>2</w:t>
+      </w:r>
+      <w:r>
+        <w:rPr>
+          <w:sz w:val="28"/>
+          <w:szCs w:val="28"/>
+        </w:rPr>
+        <w:t xml:space="preserve"> (</w:t>
+      </w:r>
+      <w:r>
+        <w:rPr>
+          <w:sz w:val="28"/>
+          <w:szCs w:val="28"/>
+        </w:rPr>
+        <w:t>сложение</w:t>
+      </w:r>
+      <w:r>
+        <w:rPr>
+          <w:sz w:val="28"/>
+          <w:szCs w:val="28"/>
+        </w:rPr>
+        <w:t>)</w:t>
       </w:r>
     </w:p>
     <w:p>
@@ -2208,7 +2100,59 @@
           <w:sz w:val="28"/>
           <w:szCs w:val="28"/>
         </w:rPr>
-        <w:t>2. X8 = X8 + X7 (сложение)</w:t>
+        <w:t xml:space="preserve">2. X8 </w:t>
+      </w:r>
+      <w:proofErr w:type="gramStart"/>
+      <w:r>
+        <w:rPr>
+          <w:sz w:val="28"/>
+          <w:szCs w:val="28"/>
+        </w:rPr>
+        <w:t xml:space="preserve">= </w:t>
+      </w:r>
+      <w:r>
+        <w:rPr>
+          <w:sz w:val="28"/>
+          <w:szCs w:val="28"/>
+        </w:rPr>
+        <w:t>!</w:t>
+      </w:r>
+      <w:r>
+        <w:rPr>
+          <w:sz w:val="28"/>
+          <w:szCs w:val="28"/>
+          <w:lang w:val="en-US"/>
+        </w:rPr>
+        <w:t>X</w:t>
+      </w:r>
+      <w:proofErr w:type="gramEnd"/>
+      <w:r>
+        <w:rPr>
+          <w:sz w:val="28"/>
+          <w:szCs w:val="28"/>
+        </w:rPr>
+        <w:t>9</w:t>
+      </w:r>
+      <w:r>
+        <w:rPr>
+          <w:sz w:val="28"/>
+          <w:szCs w:val="28"/>
+        </w:rPr>
+        <w:t xml:space="preserve"> (</w:t>
+      </w:r>
+      <w:r>
+        <w:rPr>
+          <w:sz w:val="28"/>
+          <w:szCs w:val="28"/>
+        </w:rPr>
+        <w:t>побитовая инверсия бита</w:t>
+      </w:r>
+      <w:r>
+        <w:rPr>
+          <w:sz w:val="28"/>
+          <w:szCs w:val="28"/>
+        </w:rPr>
+        <w:t>)</w:t>
       </w:r>
     </w:p>
     <w:p>
@@ -2226,61 +2170,49 @@
           <w:sz w:val="28"/>
           <w:szCs w:val="28"/>
         </w:rPr>
-        <w:t>3. X6 = X5 + X4 (сложение)</w:t>
-      </w:r>
-    </w:p>
-    <w:p>
-      <w:pPr>
-        <w:spacing w:line="360" w:lineRule="auto"/>
-        <w:ind w:firstLine="720"/>
-        <w:jc w:val="both"/>
-        <w:rPr>
-          <w:sz w:val="28"/>
-          <w:szCs w:val="28"/>
-        </w:rPr>
-      </w:pPr>
-      <w:r>
-        <w:rPr>
-          <w:sz w:val="28"/>
-          <w:szCs w:val="28"/>
-        </w:rPr>
-        <w:t>4. X3 = X3 - 1 (декремент)</w:t>
-      </w:r>
-    </w:p>
-    <w:p>
-      <w:pPr>
-        <w:spacing w:line="360" w:lineRule="auto"/>
-        <w:ind w:firstLine="720"/>
-        <w:jc w:val="both"/>
-        <w:rPr>
-          <w:sz w:val="28"/>
-          <w:szCs w:val="28"/>
-        </w:rPr>
-      </w:pPr>
-      <w:r>
-        <w:rPr>
-          <w:sz w:val="28"/>
-          <w:szCs w:val="28"/>
-        </w:rPr>
-        <w:t>5. X8 = X8 \* 2^X9' (сдвиг влево, где X9' = X9 % 10)</w:t>
-      </w:r>
-    </w:p>
-    <w:p>
-      <w:pPr>
-        <w:spacing w:line="360" w:lineRule="auto"/>
-        <w:ind w:firstLine="720"/>
-        <w:jc w:val="both"/>
-        <w:rPr>
-          <w:sz w:val="28"/>
-          <w:szCs w:val="28"/>
-        </w:rPr>
-      </w:pPr>
-      <w:r>
-        <w:rPr>
-          <w:sz w:val="28"/>
-          <w:szCs w:val="28"/>
-        </w:rPr>
-        <w:t>6. X7 = X7 + X8 + C (сложение с переносом)</w:t>
+        <w:t>3. X6 = X</w:t>
+      </w:r>
+      <w:r>
+        <w:rPr>
+          <w:sz w:val="28"/>
+          <w:szCs w:val="28"/>
+        </w:rPr>
+        <w:t>6</w:t>
+      </w:r>
+      <w:r>
+        <w:rPr>
+          <w:sz w:val="28"/>
+          <w:szCs w:val="28"/>
+        </w:rPr>
+        <w:t xml:space="preserve"> </w:t>
+      </w:r>
+      <w:r>
+        <w:rPr>
+          <w:sz w:val="28"/>
+          <w:szCs w:val="28"/>
+        </w:rPr>
+        <w:t>- 1</w:t>
+      </w:r>
+      <w:r>
+        <w:rPr>
+          <w:sz w:val="28"/>
+          <w:szCs w:val="28"/>
+        </w:rPr>
+        <w:t xml:space="preserve"> (</w:t>
+      </w:r>
+      <w:r>
+        <w:rPr>
+          <w:sz w:val="28"/>
+          <w:szCs w:val="28"/>
+        </w:rPr>
+        <w:t>декремент слова</w:t>
+      </w:r>
+      <w:r>
+        <w:rPr>
+          <w:sz w:val="28"/>
+          <w:szCs w:val="28"/>
+        </w:rPr>
+        <w:t>)</w:t>
       </w:r>
     </w:p>
     <w:p>
@@ -2296,14 +2228,15 @@
       </w:pPr>
       <w:r>
         <w:rPr>
-          <w:noProof/>
-        </w:rPr>
-        <w:lastRenderedPageBreak/>
+          <w:rFonts w:ascii="Times New Roman" w:hAnsi="Times New Roman" w:cs="Times New Roman"/>
+          <w:sz w:val="28"/>
+          <w:szCs w:val="28"/>
+        </w:rPr>
         <w:drawing>
-          <wp:inline distT="0" distB="0" distL="0" distR="0" wp14:anchorId="3C841308" wp14:editId="33377F0B">
-            <wp:extent cx="1562100" cy="1790407"/>
-            <wp:effectExtent l="0" t="0" r="0" b="635"/>
-            <wp:docPr id="2" name="Рисунок 2"/>
+          <wp:inline distT="0" distB="0" distL="0" distR="0" wp14:anchorId="7D6FD85A" wp14:editId="46CBFDE4">
+            <wp:extent cx="1181265" cy="1400370"/>
+            <wp:effectExtent l="0" t="0" r="0" b="0"/>
+            <wp:docPr id="3" name="Рисунок 3"/>
             <wp:cNvGraphicFramePr>
               <a:graphicFrameLocks xmlns:a="http://schemas.openxmlformats.org/drawingml/2006/main" noChangeAspect="1"/>
             </wp:cNvGraphicFramePr>
@@ -2323,7 +2256,7 @@
                   <pic:spPr>
                     <a:xfrm>
                       <a:off x="0" y="0"/>
-                      <a:ext cx="1583915" cy="1815411"/>
+                      <a:ext cx="1181265" cy="1400370"/>
                     </a:xfrm>
                     <a:prstGeom prst="rect">
                       <a:avLst/>
@@ -2370,743 +2303,57 @@
       </w:pPr>
       <w:r>
         <w:rPr>
+          <w:rFonts w:ascii="Times New Roman" w:hAnsi="Times New Roman" w:cs="Times New Roman"/>
           <w:sz w:val="28"/>
           <w:szCs w:val="28"/>
         </w:rPr>
         <w:br w:type="page"/>
       </w:r>
-      <w:bookmarkStart w:id="7" w:name="_Toc216730562"/>
-      <w:r>
-        <w:rPr>
-          <w:rFonts w:ascii="Times New Roman" w:hAnsi="Times New Roman" w:cs="Times New Roman"/>
+      <w:bookmarkEnd w:id="5"/>
+    </w:p>
+    <w:p>
+      <w:pPr>
+        <w:spacing w:line="360" w:lineRule="auto"/>
+        <w:ind w:firstLine="709"/>
+        <w:jc w:val="both"/>
+        <w:outlineLvl w:val="0"/>
+        <w:rPr>
           <w:b/>
           <w:bCs/>
           <w:sz w:val="28"/>
           <w:szCs w:val="28"/>
         </w:rPr>
-        <w:lastRenderedPageBreak/>
-        <w:t xml:space="preserve">3 </w:t>
-      </w:r>
-      <w:r>
-        <w:rPr>
-          <w:rFonts w:ascii="Times New Roman" w:hAnsi="Times New Roman" w:cs="Times New Roman"/>
+      </w:pPr>
+      <w:bookmarkStart w:id="7" w:name="_Toc217239508"/>
+      <w:r>
+        <w:rPr>
           <w:b/>
           <w:bCs/>
           <w:sz w:val="28"/>
           <w:szCs w:val="28"/>
         </w:rPr>
-        <w:t>Перевод исходных данных в 16СС</w:t>
+        <w:lastRenderedPageBreak/>
+        <w:t>3</w:t>
+      </w:r>
+      <w:r>
+        <w:rPr>
+          <w:b/>
+          <w:bCs/>
+          <w:sz w:val="28"/>
+          <w:szCs w:val="28"/>
+        </w:rPr>
+        <w:t xml:space="preserve"> </w:t>
+      </w:r>
+      <w:r>
+        <w:rPr>
+          <w:b/>
+          <w:bCs/>
+          <w:sz w:val="28"/>
+          <w:szCs w:val="28"/>
+        </w:rPr>
+        <w:t>Ход работы</w:t>
       </w:r>
       <w:bookmarkEnd w:id="7"/>
-    </w:p>
-    <w:bookmarkEnd w:id="5"/>
-    <w:p>
-      <w:pPr>
-        <w:spacing w:line="360" w:lineRule="auto"/>
-        <w:ind w:left="709"/>
-        <w:jc w:val="both"/>
-        <w:rPr>
-          <w:sz w:val="28"/>
-          <w:szCs w:val="28"/>
-        </w:rPr>
-      </w:pPr>
-      <w:r>
-        <w:rPr>
-          <w:sz w:val="28"/>
-          <w:szCs w:val="28"/>
-        </w:rPr>
-        <w:t xml:space="preserve">Первым этапом является получение десятичных </w:t>
-      </w:r>
-      <w:r>
-        <w:rPr>
-          <w:sz w:val="28"/>
-          <w:szCs w:val="28"/>
-          <w:lang w:val="en-US"/>
-        </w:rPr>
-        <w:t>X</w:t>
-      </w:r>
-      <w:r>
-        <w:rPr>
-          <w:sz w:val="28"/>
-          <w:szCs w:val="28"/>
-        </w:rPr>
-        <w:t>1-</w:t>
-      </w:r>
-      <w:r>
-        <w:rPr>
-          <w:sz w:val="28"/>
-          <w:szCs w:val="28"/>
-          <w:lang w:val="en-US"/>
-        </w:rPr>
-        <w:t>X</w:t>
-      </w:r>
-      <w:r>
-        <w:rPr>
-          <w:sz w:val="28"/>
-          <w:szCs w:val="28"/>
-        </w:rPr>
-        <w:t xml:space="preserve">, </w:t>
-      </w:r>
-      <w:r>
-        <w:rPr>
-          <w:sz w:val="28"/>
-          <w:szCs w:val="28"/>
-        </w:rPr>
-        <w:t xml:space="preserve">исходные данные </w:t>
-      </w:r>
-    </w:p>
-    <w:p>
-      <w:pPr>
-        <w:spacing w:line="360" w:lineRule="auto"/>
-        <w:jc w:val="both"/>
-        <w:rPr>
-          <w:sz w:val="28"/>
-          <w:szCs w:val="28"/>
-        </w:rPr>
-      </w:pPr>
-      <w:r>
-        <w:rPr>
-          <w:sz w:val="28"/>
-          <w:szCs w:val="28"/>
-        </w:rPr>
-        <w:t>X1 = (-</w:t>
-      </w:r>
-      <w:proofErr w:type="gramStart"/>
-      <w:r>
-        <w:rPr>
-          <w:sz w:val="28"/>
-          <w:szCs w:val="28"/>
-        </w:rPr>
-        <w:t>1)^</w:t>
-      </w:r>
-      <w:proofErr w:type="gramEnd"/>
-      <w:r>
-        <w:rPr>
-          <w:sz w:val="28"/>
-          <w:szCs w:val="28"/>
-        </w:rPr>
-        <w:t xml:space="preserve">13 </w:t>
-      </w:r>
-      <w:r>
-        <w:rPr>
-          <w:sz w:val="28"/>
-          <w:szCs w:val="28"/>
-        </w:rPr>
-        <w:t>*</w:t>
-      </w:r>
-      <w:r>
-        <w:rPr>
-          <w:sz w:val="28"/>
-          <w:szCs w:val="28"/>
-        </w:rPr>
-        <w:t xml:space="preserve"> [(13 + 2) </w:t>
-      </w:r>
-      <w:r>
-        <w:rPr>
-          <w:sz w:val="28"/>
-          <w:szCs w:val="28"/>
-        </w:rPr>
-        <w:t>*</w:t>
-      </w:r>
-      <w:r>
-        <w:rPr>
-          <w:sz w:val="28"/>
-          <w:szCs w:val="28"/>
-        </w:rPr>
-        <w:t xml:space="preserve"> 3] = -1 \* 45 = -45</w:t>
-      </w:r>
-    </w:p>
-    <w:p>
-      <w:pPr>
-        <w:spacing w:line="360" w:lineRule="auto"/>
-        <w:jc w:val="both"/>
-        <w:rPr>
-          <w:sz w:val="28"/>
-          <w:szCs w:val="28"/>
-        </w:rPr>
-      </w:pPr>
-      <w:r>
-        <w:rPr>
-          <w:sz w:val="28"/>
-          <w:szCs w:val="28"/>
-        </w:rPr>
-        <w:t>X2 = (-</w:t>
-      </w:r>
-      <w:proofErr w:type="gramStart"/>
-      <w:r>
-        <w:rPr>
-          <w:sz w:val="28"/>
-          <w:szCs w:val="28"/>
-        </w:rPr>
-        <w:t>1)^</w:t>
-      </w:r>
-      <w:proofErr w:type="gramEnd"/>
-      <w:r>
-        <w:rPr>
-          <w:sz w:val="28"/>
-          <w:szCs w:val="28"/>
-        </w:rPr>
-        <w:t xml:space="preserve">(13+1) </w:t>
-      </w:r>
-      <w:r>
-        <w:rPr>
-          <w:sz w:val="28"/>
-          <w:szCs w:val="28"/>
-        </w:rPr>
-        <w:t>*</w:t>
-      </w:r>
-      <w:r>
-        <w:rPr>
-          <w:sz w:val="28"/>
-          <w:szCs w:val="28"/>
-        </w:rPr>
-        <w:t xml:space="preserve"> [(13 + 1) </w:t>
-      </w:r>
-      <w:r>
-        <w:rPr>
-          <w:sz w:val="28"/>
-          <w:szCs w:val="28"/>
-        </w:rPr>
-        <w:t>*</w:t>
-      </w:r>
-      <w:r>
-        <w:rPr>
-          <w:sz w:val="28"/>
-          <w:szCs w:val="28"/>
-        </w:rPr>
-        <w:t xml:space="preserve"> 2] = 1 \* 28 = 28</w:t>
-      </w:r>
-    </w:p>
-    <w:p>
-      <w:pPr>
-        <w:spacing w:line="360" w:lineRule="auto"/>
-        <w:jc w:val="both"/>
-        <w:rPr>
-          <w:sz w:val="28"/>
-          <w:szCs w:val="28"/>
-        </w:rPr>
-      </w:pPr>
-      <w:r>
-        <w:rPr>
-          <w:sz w:val="28"/>
-          <w:szCs w:val="28"/>
-        </w:rPr>
-        <w:t>X3 = (-</w:t>
-      </w:r>
-      <w:proofErr w:type="gramStart"/>
-      <w:r>
-        <w:rPr>
-          <w:sz w:val="28"/>
-          <w:szCs w:val="28"/>
-        </w:rPr>
-        <w:t>1)^</w:t>
-      </w:r>
-      <w:proofErr w:type="gramEnd"/>
-      <w:r>
-        <w:rPr>
-          <w:sz w:val="28"/>
-          <w:szCs w:val="28"/>
-        </w:rPr>
-        <w:t xml:space="preserve">(13+1) </w:t>
-      </w:r>
-      <w:r>
-        <w:rPr>
-          <w:sz w:val="28"/>
-          <w:szCs w:val="28"/>
-        </w:rPr>
-        <w:t>*</w:t>
-      </w:r>
-      <w:r>
-        <w:rPr>
-          <w:sz w:val="28"/>
-          <w:szCs w:val="28"/>
-        </w:rPr>
-        <w:t xml:space="preserve"> [13 + 2 + 1 + 21] = 1 </w:t>
-      </w:r>
-      <w:r>
-        <w:rPr>
-          <w:sz w:val="28"/>
-          <w:szCs w:val="28"/>
-        </w:rPr>
-        <w:t>*</w:t>
-      </w:r>
-      <w:r>
-        <w:rPr>
-          <w:sz w:val="28"/>
-          <w:szCs w:val="28"/>
-        </w:rPr>
-        <w:t xml:space="preserve"> 37 = 37</w:t>
-      </w:r>
-    </w:p>
-    <w:p>
-      <w:pPr>
-        <w:spacing w:line="360" w:lineRule="auto"/>
-        <w:jc w:val="both"/>
-        <w:rPr>
-          <w:sz w:val="28"/>
-          <w:szCs w:val="28"/>
-        </w:rPr>
-      </w:pPr>
-      <w:r>
-        <w:rPr>
-          <w:sz w:val="28"/>
-          <w:szCs w:val="28"/>
-        </w:rPr>
-        <w:t>X4 = (-</w:t>
-      </w:r>
-      <w:proofErr w:type="gramStart"/>
-      <w:r>
-        <w:rPr>
-          <w:sz w:val="28"/>
-          <w:szCs w:val="28"/>
-        </w:rPr>
-        <w:t>1)^</w:t>
-      </w:r>
-      <w:proofErr w:type="gramEnd"/>
-      <w:r>
-        <w:rPr>
-          <w:sz w:val="28"/>
-          <w:szCs w:val="28"/>
-        </w:rPr>
-        <w:t xml:space="preserve">13 </w:t>
-      </w:r>
-      <w:r>
-        <w:rPr>
-          <w:sz w:val="28"/>
-          <w:szCs w:val="28"/>
-        </w:rPr>
-        <w:t>*</w:t>
-      </w:r>
-      <w:r>
-        <w:rPr>
-          <w:sz w:val="28"/>
-          <w:szCs w:val="28"/>
-        </w:rPr>
-        <w:t xml:space="preserve"> [13 + 2 + 29]^2 = -1 </w:t>
-      </w:r>
-      <w:r>
-        <w:rPr>
-          <w:sz w:val="28"/>
-          <w:szCs w:val="28"/>
-        </w:rPr>
-        <w:t>*</w:t>
-      </w:r>
-      <w:r>
-        <w:rPr>
-          <w:sz w:val="28"/>
-          <w:szCs w:val="28"/>
-        </w:rPr>
-        <w:t xml:space="preserve"> 44^2 = -1936</w:t>
-      </w:r>
-    </w:p>
-    <w:p>
-      <w:pPr>
-        <w:spacing w:line="360" w:lineRule="auto"/>
-        <w:jc w:val="both"/>
-        <w:rPr>
-          <w:sz w:val="28"/>
-          <w:szCs w:val="28"/>
-        </w:rPr>
-      </w:pPr>
-      <w:r>
-        <w:rPr>
-          <w:sz w:val="28"/>
-          <w:szCs w:val="28"/>
-        </w:rPr>
-        <w:t>X5 = (-</w:t>
-      </w:r>
-      <w:proofErr w:type="gramStart"/>
-      <w:r>
-        <w:rPr>
-          <w:sz w:val="28"/>
-          <w:szCs w:val="28"/>
-        </w:rPr>
-        <w:t>1)^</w:t>
-      </w:r>
-      <w:proofErr w:type="gramEnd"/>
-      <w:r>
-        <w:rPr>
-          <w:sz w:val="28"/>
-          <w:szCs w:val="28"/>
-        </w:rPr>
-        <w:t xml:space="preserve">(13+1) </w:t>
-      </w:r>
-      <w:r>
-        <w:rPr>
-          <w:sz w:val="28"/>
-          <w:szCs w:val="28"/>
-        </w:rPr>
-        <w:t>*</w:t>
-      </w:r>
-      <w:r>
-        <w:rPr>
-          <w:sz w:val="28"/>
-          <w:szCs w:val="28"/>
-        </w:rPr>
-        <w:t xml:space="preserve"> [13 + 1 + 23]^2 = 1 </w:t>
-      </w:r>
-      <w:r>
-        <w:rPr>
-          <w:sz w:val="28"/>
-          <w:szCs w:val="28"/>
-        </w:rPr>
-        <w:t>*</w:t>
-      </w:r>
-      <w:r>
-        <w:rPr>
-          <w:sz w:val="28"/>
-          <w:szCs w:val="28"/>
-        </w:rPr>
-        <w:t xml:space="preserve"> 37^2 = 1369</w:t>
-      </w:r>
-    </w:p>
-    <w:p>
-      <w:pPr>
-        <w:spacing w:line="360" w:lineRule="auto"/>
-        <w:jc w:val="both"/>
-        <w:rPr>
-          <w:sz w:val="28"/>
-          <w:szCs w:val="28"/>
-        </w:rPr>
-      </w:pPr>
-      <w:r>
-        <w:rPr>
-          <w:sz w:val="28"/>
-          <w:szCs w:val="28"/>
-        </w:rPr>
-        <w:t>X6 = (-</w:t>
-      </w:r>
-      <w:proofErr w:type="gramStart"/>
-      <w:r>
-        <w:rPr>
-          <w:sz w:val="28"/>
-          <w:szCs w:val="28"/>
-        </w:rPr>
-        <w:t>1)^</w:t>
-      </w:r>
-      <w:proofErr w:type="gramEnd"/>
-      <w:r>
-        <w:rPr>
-          <w:sz w:val="28"/>
-          <w:szCs w:val="28"/>
-        </w:rPr>
-        <w:t xml:space="preserve">(13+1) </w:t>
-      </w:r>
-      <w:r>
-        <w:rPr>
-          <w:sz w:val="28"/>
-          <w:szCs w:val="28"/>
-        </w:rPr>
-        <w:t>*</w:t>
-      </w:r>
-      <w:r>
-        <w:rPr>
-          <w:sz w:val="28"/>
-          <w:szCs w:val="28"/>
-        </w:rPr>
-        <w:t xml:space="preserve"> [13 + 2 + 1 + 79]^2 = 1 </w:t>
-      </w:r>
-      <w:r>
-        <w:rPr>
-          <w:sz w:val="28"/>
-          <w:szCs w:val="28"/>
-        </w:rPr>
-        <w:t>*</w:t>
-      </w:r>
-      <w:r>
-        <w:rPr>
-          <w:sz w:val="28"/>
-          <w:szCs w:val="28"/>
-        </w:rPr>
-        <w:t xml:space="preserve"> 95^2 = 9025 </w:t>
-      </w:r>
-    </w:p>
-    <w:p>
-      <w:pPr>
-        <w:spacing w:line="360" w:lineRule="auto"/>
-        <w:jc w:val="both"/>
-        <w:rPr>
-          <w:sz w:val="28"/>
-          <w:szCs w:val="28"/>
-        </w:rPr>
-      </w:pPr>
-      <w:r>
-        <w:rPr>
-          <w:sz w:val="28"/>
-          <w:szCs w:val="28"/>
-        </w:rPr>
-        <w:t>X7 = X4^2 = (-</w:t>
-      </w:r>
-      <w:proofErr w:type="gramStart"/>
-      <w:r>
-        <w:rPr>
-          <w:sz w:val="28"/>
-          <w:szCs w:val="28"/>
-        </w:rPr>
-        <w:t>1936)^</w:t>
-      </w:r>
-      <w:proofErr w:type="gramEnd"/>
-      <w:r>
-        <w:rPr>
-          <w:sz w:val="28"/>
-          <w:szCs w:val="28"/>
-        </w:rPr>
-        <w:t>2 = 3748096</w:t>
-      </w:r>
-    </w:p>
-    <w:p>
-      <w:pPr>
-        <w:spacing w:line="360" w:lineRule="auto"/>
-        <w:jc w:val="both"/>
-        <w:rPr>
-          <w:sz w:val="28"/>
-          <w:szCs w:val="28"/>
-        </w:rPr>
-      </w:pPr>
-      <w:r>
-        <w:rPr>
-          <w:sz w:val="28"/>
-          <w:szCs w:val="28"/>
-        </w:rPr>
-        <w:t>X8 = -X5^2 = -1369^2 = -1874161</w:t>
-      </w:r>
-    </w:p>
-    <w:p>
-      <w:pPr>
-        <w:spacing w:line="360" w:lineRule="auto"/>
-        <w:jc w:val="both"/>
-        <w:rPr>
-          <w:sz w:val="28"/>
-          <w:szCs w:val="28"/>
-        </w:rPr>
-      </w:pPr>
-      <w:r>
-        <w:rPr>
-          <w:sz w:val="28"/>
-          <w:szCs w:val="28"/>
-        </w:rPr>
-        <w:t>X9 = (-</w:t>
-      </w:r>
-      <w:proofErr w:type="gramStart"/>
-      <w:r>
-        <w:rPr>
-          <w:sz w:val="28"/>
-          <w:szCs w:val="28"/>
-        </w:rPr>
-        <w:t>1)^</w:t>
-      </w:r>
-      <w:proofErr w:type="gramEnd"/>
-      <w:r>
-        <w:rPr>
-          <w:sz w:val="28"/>
-          <w:szCs w:val="28"/>
-        </w:rPr>
-        <w:t>(13+1) _ X6^2 = 1 _ 9025^2 = 81450625</w:t>
-      </w:r>
-      <w:r>
-        <w:rPr>
-          <w:sz w:val="28"/>
-          <w:szCs w:val="28"/>
-        </w:rPr>
-        <w:t>Далее задачей является перевод чисел в шестнадцатеричную СС.</w:t>
-      </w:r>
-      <w:r>
-        <w:rPr>
-          <w:sz w:val="28"/>
-          <w:szCs w:val="28"/>
-        </w:rPr>
-        <w:t xml:space="preserve"> Числа в диапазоне </w:t>
-      </w:r>
-      <w:r>
-        <w:rPr>
-          <w:sz w:val="28"/>
-          <w:szCs w:val="28"/>
-        </w:rPr>
-        <w:t>[-128…127]</w:t>
-      </w:r>
-      <w:r>
-        <w:rPr>
-          <w:sz w:val="28"/>
-          <w:szCs w:val="28"/>
-        </w:rPr>
-        <w:t xml:space="preserve"> будут </w:t>
-      </w:r>
-      <w:r>
-        <w:rPr>
-          <w:sz w:val="28"/>
-          <w:szCs w:val="28"/>
-          <w:lang w:val="en-US"/>
-        </w:rPr>
-        <w:t>byte</w:t>
-      </w:r>
-      <w:r>
-        <w:rPr>
-          <w:sz w:val="28"/>
-          <w:szCs w:val="28"/>
-        </w:rPr>
-        <w:t xml:space="preserve">. </w:t>
-      </w:r>
-      <w:r>
-        <w:rPr>
-          <w:sz w:val="28"/>
-          <w:szCs w:val="28"/>
-        </w:rPr>
-        <w:t xml:space="preserve">Числа в диапазоне </w:t>
-      </w:r>
-      <w:r>
-        <w:rPr>
-          <w:sz w:val="28"/>
-          <w:szCs w:val="28"/>
-        </w:rPr>
-        <w:t>[-</w:t>
-      </w:r>
-      <w:r>
-        <w:rPr>
-          <w:sz w:val="28"/>
-          <w:szCs w:val="28"/>
-        </w:rPr>
-        <w:t>32768</w:t>
-      </w:r>
-      <w:r>
-        <w:rPr>
-          <w:sz w:val="28"/>
-          <w:szCs w:val="28"/>
-        </w:rPr>
-        <w:t>…</w:t>
-      </w:r>
-      <w:r>
-        <w:rPr>
-          <w:sz w:val="28"/>
-          <w:szCs w:val="28"/>
-        </w:rPr>
-        <w:t>32767</w:t>
-      </w:r>
-      <w:r>
-        <w:rPr>
-          <w:sz w:val="28"/>
-          <w:szCs w:val="28"/>
-        </w:rPr>
-        <w:t>]</w:t>
-      </w:r>
-      <w:r>
-        <w:rPr>
-          <w:sz w:val="28"/>
-          <w:szCs w:val="28"/>
-        </w:rPr>
-        <w:t xml:space="preserve"> будут </w:t>
-      </w:r>
-      <w:r>
-        <w:rPr>
-          <w:sz w:val="28"/>
-          <w:szCs w:val="28"/>
-          <w:lang w:val="en-US"/>
-        </w:rPr>
-        <w:t>word</w:t>
-      </w:r>
-      <w:r>
-        <w:rPr>
-          <w:sz w:val="28"/>
-          <w:szCs w:val="28"/>
-        </w:rPr>
-        <w:t xml:space="preserve">. </w:t>
-      </w:r>
-      <w:r>
-        <w:rPr>
-          <w:sz w:val="28"/>
-          <w:szCs w:val="28"/>
-        </w:rPr>
-        <w:t xml:space="preserve">Числа в диапазоне </w:t>
-      </w:r>
-      <w:r>
-        <w:rPr>
-          <w:sz w:val="28"/>
-          <w:szCs w:val="28"/>
-        </w:rPr>
-        <w:t>[-</w:t>
-      </w:r>
-      <w:r>
-        <w:rPr>
-          <w:sz w:val="28"/>
-          <w:szCs w:val="28"/>
-          <w:lang w:val="en-US"/>
-        </w:rPr>
-        <w:t>2 147 483 648</w:t>
-      </w:r>
-      <w:r>
-        <w:rPr>
-          <w:sz w:val="28"/>
-          <w:szCs w:val="28"/>
-        </w:rPr>
-        <w:t>…</w:t>
-      </w:r>
-      <w:r>
-        <w:rPr>
-          <w:sz w:val="28"/>
-          <w:szCs w:val="28"/>
-          <w:lang w:val="en-US"/>
-        </w:rPr>
-        <w:t>2 147 483 64</w:t>
-      </w:r>
-      <w:r>
-        <w:rPr>
-          <w:sz w:val="28"/>
-          <w:szCs w:val="28"/>
-          <w:lang w:val="en-US"/>
-        </w:rPr>
-        <w:t>7</w:t>
-      </w:r>
-      <w:r>
-        <w:rPr>
-          <w:sz w:val="28"/>
-          <w:szCs w:val="28"/>
-        </w:rPr>
-        <w:t>]</w:t>
-      </w:r>
-      <w:r>
-        <w:rPr>
-          <w:sz w:val="28"/>
-          <w:szCs w:val="28"/>
-        </w:rPr>
-        <w:t xml:space="preserve"> будут </w:t>
-      </w:r>
-      <w:proofErr w:type="spellStart"/>
-      <w:r>
-        <w:rPr>
-          <w:sz w:val="28"/>
-          <w:szCs w:val="28"/>
-          <w:lang w:val="en-US"/>
-        </w:rPr>
-        <w:t>dword</w:t>
-      </w:r>
-      <w:proofErr w:type="spellEnd"/>
-      <w:r>
-        <w:rPr>
-          <w:sz w:val="28"/>
-          <w:szCs w:val="28"/>
-        </w:rPr>
-        <w:t>.</w:t>
-      </w:r>
-      <w:r>
-        <w:rPr>
-          <w:sz w:val="28"/>
-          <w:szCs w:val="28"/>
-        </w:rPr>
-        <w:t xml:space="preserve"> </w:t>
-      </w:r>
-      <w:r>
-        <w:rPr>
-          <w:sz w:val="28"/>
-          <w:szCs w:val="28"/>
-        </w:rPr>
-        <w:t xml:space="preserve"> </w:t>
-      </w:r>
-      <w:r>
-        <w:rPr>
-          <w:sz w:val="28"/>
-          <w:szCs w:val="28"/>
-        </w:rPr>
-        <w:t>На рисунке 2 показан перевод чисел в 16СС.</w:t>
-      </w:r>
     </w:p>
     <w:p>
       <w:pPr>
@@ -3123,7 +2370,509 @@
           <w:sz w:val="28"/>
           <w:szCs w:val="28"/>
         </w:rPr>
-        <w:t>Перевод исходных данных в шестнадцатеричную систему счисления выполнен с учетом минимального формата представления каждого операнда: байты для значений в диапазоне от -128 до 127, слова для значений от -32768 до 32767, и длинные слова для больших значений. В таблице представлены все девять операндов с их десятичными значениями, шестнадцатеричными эквивалентами и определенными форматами данных, что необходимо для корректного размещения данных в памяти и регистрах процессора VAX-11.</w:t>
+        <w:t xml:space="preserve">Сначала необходимо подсчитать значения </w:t>
+      </w:r>
+      <w:r>
+        <w:rPr>
+          <w:sz w:val="28"/>
+          <w:szCs w:val="28"/>
+          <w:lang w:val="en-US"/>
+        </w:rPr>
+        <w:t>X</w:t>
+      </w:r>
+      <w:r>
+        <w:rPr>
+          <w:sz w:val="28"/>
+          <w:szCs w:val="28"/>
+        </w:rPr>
+        <w:t xml:space="preserve"> для операций:</w:t>
+      </w:r>
+    </w:p>
+    <w:p>
+      <w:pPr>
+        <w:spacing w:line="360" w:lineRule="auto"/>
+        <w:ind w:firstLine="709"/>
+        <w:jc w:val="both"/>
+        <w:rPr>
+          <w:sz w:val="28"/>
+          <w:szCs w:val="28"/>
+        </w:rPr>
+      </w:pPr>
+      <w:r>
+        <w:rPr>
+          <w:sz w:val="28"/>
+          <w:szCs w:val="28"/>
+        </w:rPr>
+        <w:t xml:space="preserve">- </w:t>
+      </w:r>
+      <w:r>
+        <w:rPr>
+          <w:sz w:val="28"/>
+          <w:szCs w:val="28"/>
+          <w:lang w:val="en-US"/>
+        </w:rPr>
+        <w:t>X</w:t>
+      </w:r>
+      <w:r>
+        <w:rPr>
+          <w:sz w:val="28"/>
+          <w:szCs w:val="28"/>
+        </w:rPr>
+        <w:t>1 = (-</w:t>
+      </w:r>
+      <w:proofErr w:type="gramStart"/>
+      <w:r>
+        <w:rPr>
+          <w:sz w:val="28"/>
+          <w:szCs w:val="28"/>
+        </w:rPr>
+        <w:t>1)^</w:t>
+      </w:r>
+      <w:proofErr w:type="gramEnd"/>
+      <w:r>
+        <w:rPr>
+          <w:sz w:val="28"/>
+          <w:szCs w:val="28"/>
+        </w:rPr>
+        <w:t>1 · [(1 + 2) · 3] = -1 · 9 = -9 (</w:t>
+      </w:r>
+      <w:proofErr w:type="spellStart"/>
+      <w:r>
+        <w:rPr>
+          <w:sz w:val="28"/>
+          <w:szCs w:val="28"/>
+          <w:lang w:val="en-US"/>
+        </w:rPr>
+        <w:t>dec</w:t>
+      </w:r>
+      <w:proofErr w:type="spellEnd"/>
+      <w:r>
+        <w:rPr>
+          <w:sz w:val="28"/>
+          <w:szCs w:val="28"/>
+        </w:rPr>
+        <w:t>)</w:t>
+      </w:r>
+    </w:p>
+    <w:p>
+      <w:pPr>
+        <w:spacing w:line="360" w:lineRule="auto"/>
+        <w:ind w:firstLine="709"/>
+        <w:jc w:val="both"/>
+        <w:rPr>
+          <w:sz w:val="28"/>
+          <w:szCs w:val="28"/>
+          <w:lang w:val="en-US"/>
+        </w:rPr>
+      </w:pPr>
+      <w:r>
+        <w:rPr>
+          <w:sz w:val="28"/>
+          <w:szCs w:val="28"/>
+          <w:lang w:val="en-US"/>
+        </w:rPr>
+        <w:t>- X2 = (-</w:t>
+      </w:r>
+      <w:proofErr w:type="gramStart"/>
+      <w:r>
+        <w:rPr>
+          <w:sz w:val="28"/>
+          <w:szCs w:val="28"/>
+          <w:lang w:val="en-US"/>
+        </w:rPr>
+        <w:t>1)^</w:t>
+      </w:r>
+      <w:proofErr w:type="gramEnd"/>
+      <w:r>
+        <w:rPr>
+          <w:sz w:val="28"/>
+          <w:szCs w:val="28"/>
+          <w:lang w:val="en-US"/>
+        </w:rPr>
+        <w:t>2 · [(1 + 1) · 2] = 1 · 4 = 4 (</w:t>
+      </w:r>
+      <w:proofErr w:type="spellStart"/>
+      <w:r>
+        <w:rPr>
+          <w:sz w:val="28"/>
+          <w:szCs w:val="28"/>
+          <w:lang w:val="en-US"/>
+        </w:rPr>
+        <w:t>dec</w:t>
+      </w:r>
+      <w:proofErr w:type="spellEnd"/>
+      <w:r>
+        <w:rPr>
+          <w:sz w:val="28"/>
+          <w:szCs w:val="28"/>
+          <w:lang w:val="en-US"/>
+        </w:rPr>
+        <w:t>)</w:t>
+      </w:r>
+    </w:p>
+    <w:p>
+      <w:pPr>
+        <w:spacing w:line="360" w:lineRule="auto"/>
+        <w:ind w:firstLine="709"/>
+        <w:jc w:val="both"/>
+        <w:rPr>
+          <w:sz w:val="28"/>
+          <w:szCs w:val="28"/>
+          <w:lang w:val="en-US"/>
+        </w:rPr>
+      </w:pPr>
+      <w:r>
+        <w:rPr>
+          <w:sz w:val="28"/>
+          <w:szCs w:val="28"/>
+          <w:lang w:val="en-US"/>
+        </w:rPr>
+        <w:t>- X3 = (-</w:t>
+      </w:r>
+      <w:proofErr w:type="gramStart"/>
+      <w:r>
+        <w:rPr>
+          <w:sz w:val="28"/>
+          <w:szCs w:val="28"/>
+          <w:lang w:val="en-US"/>
+        </w:rPr>
+        <w:t>1)^</w:t>
+      </w:r>
+      <w:proofErr w:type="gramEnd"/>
+      <w:r>
+        <w:rPr>
+          <w:sz w:val="28"/>
+          <w:szCs w:val="28"/>
+          <w:lang w:val="en-US"/>
+        </w:rPr>
+        <w:t>2 · [1 + 2 + 1 + 21] = 1 · 25 = 25 (</w:t>
+      </w:r>
+      <w:proofErr w:type="spellStart"/>
+      <w:r>
+        <w:rPr>
+          <w:sz w:val="28"/>
+          <w:szCs w:val="28"/>
+          <w:lang w:val="en-US"/>
+        </w:rPr>
+        <w:t>dec</w:t>
+      </w:r>
+      <w:proofErr w:type="spellEnd"/>
+      <w:r>
+        <w:rPr>
+          <w:sz w:val="28"/>
+          <w:szCs w:val="28"/>
+          <w:lang w:val="en-US"/>
+        </w:rPr>
+        <w:t>)</w:t>
+      </w:r>
+    </w:p>
+    <w:p>
+      <w:pPr>
+        <w:spacing w:line="360" w:lineRule="auto"/>
+        <w:ind w:firstLine="709"/>
+        <w:rPr>
+          <w:sz w:val="28"/>
+          <w:szCs w:val="28"/>
+        </w:rPr>
+      </w:pPr>
+      <w:r>
+        <w:rPr>
+          <w:sz w:val="28"/>
+          <w:szCs w:val="28"/>
+        </w:rPr>
+        <w:t>- X6 = (-</w:t>
+      </w:r>
+      <w:proofErr w:type="gramStart"/>
+      <w:r>
+        <w:rPr>
+          <w:sz w:val="28"/>
+          <w:szCs w:val="28"/>
+        </w:rPr>
+        <w:t>1)^</w:t>
+      </w:r>
+      <w:proofErr w:type="gramEnd"/>
+      <w:r>
+        <w:rPr>
+          <w:sz w:val="28"/>
+          <w:szCs w:val="28"/>
+        </w:rPr>
+        <w:t>2 · [1 + 2 + 1 + 79]^2 = 1 · 83^2 = 6889 (</w:t>
+      </w:r>
+      <w:proofErr w:type="spellStart"/>
+      <w:r>
+        <w:rPr>
+          <w:sz w:val="28"/>
+          <w:szCs w:val="28"/>
+        </w:rPr>
+        <w:t>dec</w:t>
+      </w:r>
+      <w:proofErr w:type="spellEnd"/>
+      <w:r>
+        <w:rPr>
+          <w:sz w:val="28"/>
+          <w:szCs w:val="28"/>
+        </w:rPr>
+        <w:t>)</w:t>
+      </w:r>
+    </w:p>
+    <w:p>
+      <w:pPr>
+        <w:spacing w:line="360" w:lineRule="auto"/>
+        <w:ind w:firstLine="709"/>
+        <w:jc w:val="both"/>
+        <w:rPr>
+          <w:sz w:val="28"/>
+          <w:szCs w:val="28"/>
+        </w:rPr>
+      </w:pPr>
+      <w:r>
+        <w:rPr>
+          <w:sz w:val="28"/>
+          <w:szCs w:val="28"/>
+        </w:rPr>
+        <w:t>- X9 = (-</w:t>
+      </w:r>
+      <w:proofErr w:type="gramStart"/>
+      <w:r>
+        <w:rPr>
+          <w:sz w:val="28"/>
+          <w:szCs w:val="28"/>
+        </w:rPr>
+        <w:t>1)^</w:t>
+      </w:r>
+      <w:proofErr w:type="gramEnd"/>
+      <w:r>
+        <w:rPr>
+          <w:sz w:val="28"/>
+          <w:szCs w:val="28"/>
+        </w:rPr>
+        <w:t>2 · 6889^2 = 1 · 47458321 = 47458321 (</w:t>
+      </w:r>
+      <w:proofErr w:type="spellStart"/>
+      <w:r>
+        <w:rPr>
+          <w:sz w:val="28"/>
+          <w:szCs w:val="28"/>
+        </w:rPr>
+        <w:t>dec</w:t>
+      </w:r>
+      <w:proofErr w:type="spellEnd"/>
+      <w:r>
+        <w:rPr>
+          <w:sz w:val="28"/>
+          <w:szCs w:val="28"/>
+        </w:rPr>
+        <w:t>)</w:t>
+      </w:r>
+    </w:p>
+    <w:p>
+      <w:pPr>
+        <w:spacing w:line="360" w:lineRule="auto"/>
+        <w:ind w:firstLine="709"/>
+        <w:jc w:val="both"/>
+        <w:rPr>
+          <w:sz w:val="28"/>
+          <w:szCs w:val="28"/>
+        </w:rPr>
+      </w:pPr>
+      <w:r>
+        <w:rPr>
+          <w:sz w:val="28"/>
+          <w:szCs w:val="28"/>
+        </w:rPr>
+        <w:t xml:space="preserve">Далее задачей является перевод чисел в шестнадцатеричную СС. Числа в диапазоне [-128…127] будут </w:t>
+      </w:r>
+      <w:r>
+        <w:rPr>
+          <w:sz w:val="28"/>
+          <w:szCs w:val="28"/>
+          <w:lang w:val="en-US"/>
+        </w:rPr>
+        <w:t>byte</w:t>
+      </w:r>
+      <w:r>
+        <w:rPr>
+          <w:sz w:val="28"/>
+          <w:szCs w:val="28"/>
+        </w:rPr>
+        <w:t xml:space="preserve">. Числа в диапазоне [-32768…32767] будут </w:t>
+      </w:r>
+      <w:r>
+        <w:rPr>
+          <w:sz w:val="28"/>
+          <w:szCs w:val="28"/>
+          <w:lang w:val="en-US"/>
+        </w:rPr>
+        <w:t>word</w:t>
+      </w:r>
+      <w:r>
+        <w:rPr>
+          <w:sz w:val="28"/>
+          <w:szCs w:val="28"/>
+        </w:rPr>
+        <w:t>. Числа в диапазоне [-2</w:t>
+      </w:r>
+      <w:r>
+        <w:rPr>
+          <w:sz w:val="28"/>
+          <w:szCs w:val="28"/>
+          <w:lang w:val="en-US"/>
+        </w:rPr>
+        <w:t> </w:t>
+      </w:r>
+      <w:r>
+        <w:rPr>
+          <w:sz w:val="28"/>
+          <w:szCs w:val="28"/>
+        </w:rPr>
+        <w:t>147</w:t>
+      </w:r>
+      <w:r>
+        <w:rPr>
+          <w:sz w:val="28"/>
+          <w:szCs w:val="28"/>
+          <w:lang w:val="en-US"/>
+        </w:rPr>
+        <w:t> </w:t>
+      </w:r>
+      <w:r>
+        <w:rPr>
+          <w:sz w:val="28"/>
+          <w:szCs w:val="28"/>
+        </w:rPr>
+        <w:t>483 648…2</w:t>
+      </w:r>
+      <w:r>
+        <w:rPr>
+          <w:sz w:val="28"/>
+          <w:szCs w:val="28"/>
+          <w:lang w:val="en-US"/>
+        </w:rPr>
+        <w:t> </w:t>
+      </w:r>
+      <w:r>
+        <w:rPr>
+          <w:sz w:val="28"/>
+          <w:szCs w:val="28"/>
+        </w:rPr>
+        <w:t>147</w:t>
+      </w:r>
+      <w:r>
+        <w:rPr>
+          <w:sz w:val="28"/>
+          <w:szCs w:val="28"/>
+          <w:lang w:val="en-US"/>
+        </w:rPr>
+        <w:t> </w:t>
+      </w:r>
+      <w:r>
+        <w:rPr>
+          <w:sz w:val="28"/>
+          <w:szCs w:val="28"/>
+        </w:rPr>
+        <w:t xml:space="preserve">483 647] будут </w:t>
+      </w:r>
+      <w:proofErr w:type="spellStart"/>
+      <w:r>
+        <w:rPr>
+          <w:sz w:val="28"/>
+          <w:szCs w:val="28"/>
+          <w:lang w:val="en-US"/>
+        </w:rPr>
+        <w:t>dword</w:t>
+      </w:r>
+      <w:proofErr w:type="spellEnd"/>
+      <w:r>
+        <w:rPr>
+          <w:sz w:val="28"/>
+          <w:szCs w:val="28"/>
+        </w:rPr>
+        <w:t>.  На рисунке 2 показан перевод чисел в 16СС.</w:t>
+      </w:r>
+    </w:p>
+    <w:p>
+      <w:pPr>
+        <w:spacing w:line="360" w:lineRule="auto"/>
+        <w:ind w:firstLine="709"/>
+        <w:jc w:val="both"/>
+        <w:rPr>
+          <w:sz w:val="28"/>
+          <w:szCs w:val="28"/>
+        </w:rPr>
+      </w:pPr>
+      <w:r>
+        <w:rPr>
+          <w:sz w:val="28"/>
+          <w:szCs w:val="28"/>
+        </w:rPr>
+        <w:t xml:space="preserve">Перевод исходных данных в шестнадцатеричную систему счисления выполнен с учетом минимального формата представления каждого операнда: байты для значений в диапазоне от -128 до 127, слова для значений от -32768 до 32767, и длинные слова для больших значений. </w:t>
+      </w:r>
+      <w:r>
+        <w:rPr>
+          <w:sz w:val="28"/>
+          <w:szCs w:val="28"/>
+        </w:rPr>
+        <w:t>X9 в программе используется как байт, поэтому берется только младший байт числа 02D3A311, то есть 11 (</w:t>
+      </w:r>
+      <w:proofErr w:type="spellStart"/>
+      <w:r>
+        <w:rPr>
+          <w:sz w:val="28"/>
+          <w:szCs w:val="28"/>
+        </w:rPr>
+        <w:t>hex</w:t>
+      </w:r>
+      <w:proofErr w:type="spellEnd"/>
+      <w:r>
+        <w:rPr>
+          <w:sz w:val="28"/>
+          <w:szCs w:val="28"/>
+        </w:rPr>
+        <w:t>) = 17 (</w:t>
+      </w:r>
+      <w:proofErr w:type="spellStart"/>
+      <w:r>
+        <w:rPr>
+          <w:sz w:val="28"/>
+          <w:szCs w:val="28"/>
+        </w:rPr>
+        <w:t>dec</w:t>
+      </w:r>
+      <w:proofErr w:type="spellEnd"/>
+      <w:r>
+        <w:rPr>
+          <w:sz w:val="28"/>
+          <w:szCs w:val="28"/>
+        </w:rPr>
+        <w:t>).</w:t>
+      </w:r>
+      <w:r>
+        <w:rPr>
+          <w:sz w:val="28"/>
+          <w:szCs w:val="28"/>
+        </w:rPr>
+        <w:t xml:space="preserve"> </w:t>
+      </w:r>
+      <w:r>
+        <w:rPr>
+          <w:sz w:val="28"/>
+          <w:szCs w:val="28"/>
+        </w:rPr>
+        <w:t xml:space="preserve">В таблице представлены </w:t>
+      </w:r>
+      <w:r>
+        <w:rPr>
+          <w:sz w:val="28"/>
+          <w:szCs w:val="28"/>
+        </w:rPr>
+        <w:t>5</w:t>
+      </w:r>
+      <w:r>
+        <w:rPr>
+          <w:sz w:val="28"/>
+          <w:szCs w:val="28"/>
+        </w:rPr>
+        <w:t xml:space="preserve"> операндов с их десятичными значениями, шестнадцатеричными эквивалентами и определенными форматами данных, что необходимо для корректного размещения данных в памяти и регистрах процессора VAX-11.</w:t>
       </w:r>
     </w:p>
     <w:p>
@@ -3142,10 +2891,10 @@
           <w:szCs w:val="28"/>
         </w:rPr>
         <w:drawing>
-          <wp:inline distT="0" distB="0" distL="0" distR="0" wp14:anchorId="7BC62473" wp14:editId="77C1E85C">
-            <wp:extent cx="5238750" cy="1431346"/>
+          <wp:inline distT="0" distB="0" distL="0" distR="0" wp14:anchorId="5A317543" wp14:editId="4ABDE3FF">
+            <wp:extent cx="5381625" cy="805949"/>
             <wp:effectExtent l="0" t="0" r="0" b="0"/>
-            <wp:docPr id="6" name="Рисунок 6"/>
+            <wp:docPr id="4" name="Рисунок 4"/>
             <wp:cNvGraphicFramePr>
               <a:graphicFrameLocks xmlns:a="http://schemas.openxmlformats.org/drawingml/2006/main" noChangeAspect="1"/>
             </wp:cNvGraphicFramePr>
@@ -3165,7 +2914,7 @@
                   <pic:spPr>
                     <a:xfrm>
                       <a:off x="0" y="0"/>
-                      <a:ext cx="5259891" cy="1437122"/>
+                      <a:ext cx="5459910" cy="817673"/>
                     </a:xfrm>
                     <a:prstGeom prst="rect">
                       <a:avLst/>
@@ -3180,13 +2929,72 @@
     </w:p>
     <w:p>
       <w:pPr>
+        <w:spacing w:line="360" w:lineRule="auto"/>
+        <w:jc w:val="center"/>
+        <w:rPr>
+          <w:sz w:val="28"/>
+          <w:szCs w:val="28"/>
+        </w:rPr>
+      </w:pPr>
+      <w:r>
+        <w:rPr>
+          <w:sz w:val="28"/>
+          <w:szCs w:val="28"/>
+        </w:rPr>
+        <w:t>Рисунок 2 – Перевод в 16СС</w:t>
+      </w:r>
+    </w:p>
+    <w:p>
+      <w:pPr>
+        <w:spacing w:line="360" w:lineRule="auto"/>
+        <w:jc w:val="center"/>
+        <w:rPr>
+          <w:sz w:val="28"/>
+          <w:szCs w:val="28"/>
+        </w:rPr>
+      </w:pPr>
+    </w:p>
+    <w:p>
+      <w:pPr>
+        <w:spacing w:line="360" w:lineRule="auto"/>
+        <w:ind w:firstLine="709"/>
+        <w:rPr>
+          <w:sz w:val="28"/>
+          <w:szCs w:val="28"/>
+          <w:lang w:val="en-US"/>
+        </w:rPr>
+      </w:pPr>
+      <w:r>
+        <w:rPr>
+          <w:sz w:val="28"/>
+          <w:szCs w:val="28"/>
+        </w:rPr>
+        <w:t>Ожидаемые результаты операции</w:t>
+      </w:r>
+      <w:r>
+        <w:rPr>
+          <w:sz w:val="28"/>
+          <w:szCs w:val="28"/>
+          <w:lang w:val="en-US"/>
+        </w:rPr>
+        <w:t>:</w:t>
+      </w:r>
+    </w:p>
+    <w:p>
+      <w:pPr>
         <w:pStyle w:val="ac"/>
-        <w:spacing w:line="360" w:lineRule="auto"/>
-        <w:jc w:val="center"/>
+        <w:numPr>
+          <w:ilvl w:val="0"/>
+          <w:numId w:val="6"/>
+        </w:numPr>
+        <w:spacing w:line="360" w:lineRule="auto"/>
+        <w:ind w:left="426" w:hanging="426"/>
+        <w:jc w:val="both"/>
         <w:rPr>
           <w:rFonts w:ascii="Times New Roman" w:hAnsi="Times New Roman" w:cs="Times New Roman"/>
           <w:sz w:val="28"/>
           <w:szCs w:val="28"/>
+          <w:lang w:val="en-US"/>
         </w:rPr>
       </w:pPr>
       <w:r>
@@ -3194,33 +3002,188 @@
           <w:rFonts w:ascii="Times New Roman" w:hAnsi="Times New Roman" w:cs="Times New Roman"/>
           <w:sz w:val="28"/>
           <w:szCs w:val="28"/>
-        </w:rPr>
-        <w:t xml:space="preserve">Рисунок </w:t>
-      </w:r>
+          <w:lang w:val="en-US"/>
+        </w:rPr>
+        <w:t>X3 = X1 + X2 = -9 + 4 = -5 (</w:t>
+      </w:r>
+      <w:proofErr w:type="spellStart"/>
       <w:r>
         <w:rPr>
           <w:rFonts w:ascii="Times New Roman" w:hAnsi="Times New Roman" w:cs="Times New Roman"/>
           <w:sz w:val="28"/>
           <w:szCs w:val="28"/>
-        </w:rPr>
-        <w:t>2</w:t>
-      </w:r>
+          <w:lang w:val="en-US"/>
+        </w:rPr>
+        <w:t>dec</w:t>
+      </w:r>
+      <w:proofErr w:type="spellEnd"/>
       <w:r>
         <w:rPr>
           <w:rFonts w:ascii="Times New Roman" w:hAnsi="Times New Roman" w:cs="Times New Roman"/>
           <w:sz w:val="28"/>
           <w:szCs w:val="28"/>
-        </w:rPr>
-        <w:t xml:space="preserve"> – </w:t>
-      </w:r>
-      <w:r>
+          <w:lang w:val="en-US"/>
+        </w:rPr>
+        <w:t>) = FB (hex)</w:t>
+      </w:r>
+    </w:p>
+    <w:p>
+      <w:pPr>
+        <w:pStyle w:val="ac"/>
+        <w:numPr>
+          <w:ilvl w:val="0"/>
+          <w:numId w:val="6"/>
+        </w:numPr>
+        <w:spacing w:line="360" w:lineRule="auto"/>
+        <w:ind w:left="426" w:hanging="426"/>
+        <w:jc w:val="both"/>
         <w:rPr>
           <w:rFonts w:ascii="Times New Roman" w:hAnsi="Times New Roman" w:cs="Times New Roman"/>
           <w:sz w:val="28"/>
           <w:szCs w:val="28"/>
-        </w:rPr>
-        <w:t>Перевод в 16СС</w:t>
-      </w:r>
+          <w:lang w:val="en-US"/>
+        </w:rPr>
+      </w:pPr>
+      <w:r>
+        <w:rPr>
+          <w:rFonts w:ascii="Times New Roman" w:hAnsi="Times New Roman" w:cs="Times New Roman"/>
+          <w:sz w:val="28"/>
+          <w:szCs w:val="28"/>
+          <w:lang w:val="en-US"/>
+        </w:rPr>
+        <w:t xml:space="preserve">X9 </w:t>
+      </w:r>
+      <w:proofErr w:type="gramStart"/>
+      <w:r>
+        <w:rPr>
+          <w:rFonts w:ascii="Times New Roman" w:hAnsi="Times New Roman" w:cs="Times New Roman"/>
+          <w:sz w:val="28"/>
+          <w:szCs w:val="28"/>
+          <w:lang w:val="en-US"/>
+        </w:rPr>
+        <w:t>= !X</w:t>
+      </w:r>
+      <w:proofErr w:type="gramEnd"/>
+      <w:r>
+        <w:rPr>
+          <w:rFonts w:ascii="Times New Roman" w:hAnsi="Times New Roman" w:cs="Times New Roman"/>
+          <w:sz w:val="28"/>
+          <w:szCs w:val="28"/>
+          <w:lang w:val="en-US"/>
+        </w:rPr>
+        <w:t>9 = !11 = EE (hex) = -18 (</w:t>
+      </w:r>
+      <w:proofErr w:type="spellStart"/>
+      <w:r>
+        <w:rPr>
+          <w:rFonts w:ascii="Times New Roman" w:hAnsi="Times New Roman" w:cs="Times New Roman"/>
+          <w:sz w:val="28"/>
+          <w:szCs w:val="28"/>
+          <w:lang w:val="en-US"/>
+        </w:rPr>
+        <w:t>dec</w:t>
+      </w:r>
+      <w:proofErr w:type="spellEnd"/>
+      <w:r>
+        <w:rPr>
+          <w:rFonts w:ascii="Times New Roman" w:hAnsi="Times New Roman" w:cs="Times New Roman"/>
+          <w:sz w:val="28"/>
+          <w:szCs w:val="28"/>
+          <w:lang w:val="en-US"/>
+        </w:rPr>
+        <w:t>)</w:t>
+      </w:r>
+    </w:p>
+    <w:p>
+      <w:pPr>
+        <w:pStyle w:val="ac"/>
+        <w:numPr>
+          <w:ilvl w:val="0"/>
+          <w:numId w:val="6"/>
+        </w:numPr>
+        <w:spacing w:line="360" w:lineRule="auto"/>
+        <w:ind w:left="426" w:hanging="426"/>
+        <w:jc w:val="both"/>
+        <w:rPr>
+          <w:rFonts w:ascii="Times New Roman" w:hAnsi="Times New Roman" w:cs="Times New Roman"/>
+          <w:sz w:val="28"/>
+          <w:szCs w:val="28"/>
+          <w:lang w:val="en-US"/>
+        </w:rPr>
+      </w:pPr>
+      <w:r>
+        <w:rPr>
+          <w:rFonts w:ascii="Times New Roman" w:hAnsi="Times New Roman" w:cs="Times New Roman"/>
+          <w:sz w:val="28"/>
+          <w:szCs w:val="28"/>
+          <w:lang w:val="en-US"/>
+        </w:rPr>
+        <w:t>X6 = X6 - 1 = 6889 - 1 = 6888 (</w:t>
+      </w:r>
+      <w:proofErr w:type="spellStart"/>
+      <w:r>
+        <w:rPr>
+          <w:rFonts w:ascii="Times New Roman" w:hAnsi="Times New Roman" w:cs="Times New Roman"/>
+          <w:sz w:val="28"/>
+          <w:szCs w:val="28"/>
+          <w:lang w:val="en-US"/>
+        </w:rPr>
+        <w:t>dec</w:t>
+      </w:r>
+      <w:proofErr w:type="spellEnd"/>
+      <w:r>
+        <w:rPr>
+          <w:rFonts w:ascii="Times New Roman" w:hAnsi="Times New Roman" w:cs="Times New Roman"/>
+          <w:sz w:val="28"/>
+          <w:szCs w:val="28"/>
+          <w:lang w:val="en-US"/>
+        </w:rPr>
+        <w:t>) = 1AE8 (hex)</w:t>
+      </w:r>
+      <w:r>
+        <w:rPr>
+          <w:rFonts w:ascii="Times New Roman" w:hAnsi="Times New Roman" w:cs="Times New Roman"/>
+          <w:sz w:val="28"/>
+          <w:szCs w:val="28"/>
+          <w:lang w:val="en-US"/>
+        </w:rPr>
+        <w:br w:type="page"/>
+      </w:r>
+    </w:p>
+    <w:p>
+      <w:pPr>
+        <w:pStyle w:val="ac"/>
+        <w:spacing w:line="360" w:lineRule="auto"/>
+        <w:ind w:left="425"/>
+        <w:jc w:val="both"/>
+        <w:outlineLvl w:val="1"/>
+        <w:rPr>
+          <w:rFonts w:ascii="Times New Roman" w:hAnsi="Times New Roman" w:cs="Times New Roman"/>
+          <w:sz w:val="28"/>
+          <w:szCs w:val="28"/>
+        </w:rPr>
+      </w:pPr>
+      <w:r>
+        <w:rPr>
+          <w:rFonts w:ascii="Times New Roman" w:hAnsi="Times New Roman" w:cs="Times New Roman"/>
+          <w:b/>
+          <w:sz w:val="28"/>
+          <w:szCs w:val="28"/>
+        </w:rPr>
+        <w:lastRenderedPageBreak/>
+        <w:t xml:space="preserve">  </w:t>
+      </w:r>
+      <w:bookmarkStart w:id="8" w:name="_Toc217239509"/>
+      <w:r>
+        <w:rPr>
+          <w:rFonts w:ascii="Times New Roman" w:hAnsi="Times New Roman" w:cs="Times New Roman"/>
+          <w:b/>
+          <w:sz w:val="28"/>
+          <w:szCs w:val="28"/>
+        </w:rPr>
+        <w:t>3.1 Первое действие: X3 = X1 + X2 (сложение)</w:t>
+      </w:r>
+      <w:bookmarkEnd w:id="8"/>
     </w:p>
     <w:p>
       <w:pPr>
@@ -3228,20 +3191,16 @@
         <w:ind w:firstLine="709"/>
         <w:jc w:val="both"/>
         <w:rPr>
-          <w:b/>
-          <w:bCs/>
-          <w:sz w:val="28"/>
-          <w:szCs w:val="28"/>
-        </w:rPr>
-      </w:pPr>
-      <w:r>
-        <w:rPr>
-          <w:b/>
-          <w:bCs/>
-          <w:sz w:val="28"/>
-          <w:szCs w:val="28"/>
-        </w:rPr>
-        <w:br w:type="page"/>
+          <w:sz w:val="28"/>
+          <w:szCs w:val="28"/>
+        </w:rPr>
+      </w:pPr>
+      <w:r>
+        <w:rPr>
+          <w:sz w:val="28"/>
+          <w:szCs w:val="28"/>
+        </w:rPr>
+        <w:t>Размещение данных в памяти и регистрах</w:t>
       </w:r>
     </w:p>
     <w:p>
@@ -3249,746 +3208,676 @@
         <w:spacing w:line="360" w:lineRule="auto"/>
         <w:ind w:firstLine="709"/>
         <w:jc w:val="both"/>
-        <w:outlineLvl w:val="0"/>
-        <w:rPr>
-          <w:b/>
-          <w:bCs/>
-          <w:sz w:val="28"/>
-          <w:szCs w:val="28"/>
-        </w:rPr>
-      </w:pPr>
-      <w:bookmarkStart w:id="8" w:name="_Toc216730563"/>
-      <w:r>
-        <w:rPr>
-          <w:b/>
-          <w:bCs/>
-          <w:sz w:val="28"/>
-          <w:szCs w:val="28"/>
+        <w:rPr>
+          <w:sz w:val="28"/>
+          <w:szCs w:val="28"/>
+        </w:rPr>
+      </w:pPr>
+      <w:r>
+        <w:rPr>
+          <w:sz w:val="28"/>
+          <w:szCs w:val="28"/>
+        </w:rPr>
+        <w:t>В регистрах (РОН):</w:t>
+      </w:r>
+      <w:r>
+        <w:rPr>
+          <w:sz w:val="28"/>
+          <w:szCs w:val="28"/>
+        </w:rPr>
+        <w:t xml:space="preserve"> </w:t>
+      </w:r>
+      <w:r>
+        <w:rPr>
+          <w:sz w:val="28"/>
+          <w:szCs w:val="28"/>
+        </w:rPr>
+        <w:t>X2: R3 = 00000004 (байт, значение 04)</w:t>
+      </w:r>
+    </w:p>
+    <w:p>
+      <w:pPr>
+        <w:spacing w:line="360" w:lineRule="auto"/>
+        <w:ind w:firstLine="709"/>
+        <w:jc w:val="both"/>
+        <w:rPr>
+          <w:sz w:val="28"/>
+          <w:szCs w:val="28"/>
+        </w:rPr>
+      </w:pPr>
+      <w:r>
+        <w:rPr>
+          <w:sz w:val="28"/>
+          <w:szCs w:val="28"/>
+        </w:rPr>
+        <w:t>В памяти:</w:t>
+      </w:r>
+      <w:r>
+        <w:rPr>
+          <w:sz w:val="28"/>
+          <w:szCs w:val="28"/>
+        </w:rPr>
+        <w:t xml:space="preserve"> </w:t>
+      </w:r>
+      <w:r>
+        <w:rPr>
+          <w:sz w:val="28"/>
+          <w:szCs w:val="28"/>
+        </w:rPr>
+        <w:t>X1: адрес 0F, значение F7 (байт)</w:t>
+      </w:r>
+      <w:r>
+        <w:rPr>
+          <w:sz w:val="28"/>
+          <w:szCs w:val="28"/>
+        </w:rPr>
+        <w:t xml:space="preserve">; </w:t>
+      </w:r>
+      <w:r>
+        <w:rPr>
+          <w:sz w:val="28"/>
+          <w:szCs w:val="28"/>
+        </w:rPr>
+        <w:t>X3: адрес 19, значение 19 (байт, начальное значение) → после операции должно стать FB</w:t>
+      </w:r>
+    </w:p>
+    <w:p>
+      <w:pPr>
+        <w:spacing w:line="360" w:lineRule="auto"/>
+        <w:ind w:firstLine="709"/>
+        <w:jc w:val="both"/>
+        <w:rPr>
+          <w:sz w:val="28"/>
+          <w:szCs w:val="28"/>
+        </w:rPr>
+      </w:pPr>
+      <w:r>
+        <w:rPr>
+          <w:sz w:val="28"/>
+          <w:szCs w:val="28"/>
+        </w:rPr>
+        <w:t>Промежуточные ячейки (ПЯ):</w:t>
+      </w:r>
+      <w:r>
+        <w:rPr>
+          <w:sz w:val="28"/>
+          <w:szCs w:val="28"/>
+        </w:rPr>
+        <w:t xml:space="preserve"> </w:t>
+      </w:r>
+      <w:r>
+        <w:rPr>
+          <w:sz w:val="28"/>
+          <w:szCs w:val="28"/>
+        </w:rPr>
+        <w:t>Адрес начала ПЯ: NV·NGP·1000 = 1·2·1000 = 2000 = 7D0 (</w:t>
+      </w:r>
+      <w:proofErr w:type="spellStart"/>
+      <w:r>
+        <w:rPr>
+          <w:sz w:val="28"/>
+          <w:szCs w:val="28"/>
+        </w:rPr>
+        <w:t>hex</w:t>
+      </w:r>
+      <w:proofErr w:type="spellEnd"/>
+      <w:r>
+        <w:rPr>
+          <w:sz w:val="28"/>
+          <w:szCs w:val="28"/>
+        </w:rPr>
+        <w:t>), но в программе используется адрес 400.</w:t>
+      </w:r>
+    </w:p>
+    <w:p>
+      <w:pPr>
+        <w:spacing w:line="360" w:lineRule="auto"/>
+        <w:ind w:firstLine="709"/>
+        <w:jc w:val="both"/>
+        <w:rPr>
+          <w:sz w:val="28"/>
+          <w:szCs w:val="28"/>
+        </w:rPr>
+      </w:pPr>
+      <w:r>
+        <w:rPr>
+          <w:sz w:val="28"/>
+          <w:szCs w:val="28"/>
+        </w:rPr>
+        <w:t>- ПЯ1 (адрес 402): 0000000F (адрес X1)</w:t>
+      </w:r>
+    </w:p>
+    <w:p>
+      <w:pPr>
+        <w:spacing w:line="360" w:lineRule="auto"/>
+        <w:ind w:firstLine="709"/>
+        <w:jc w:val="both"/>
+        <w:rPr>
+          <w:sz w:val="28"/>
+          <w:szCs w:val="28"/>
+        </w:rPr>
+      </w:pPr>
+      <w:r>
+        <w:rPr>
+          <w:sz w:val="28"/>
+          <w:szCs w:val="28"/>
+        </w:rPr>
+        <w:t>- ПЯ2 (адрес 406): 00000019 (адрес X3)</w:t>
+      </w:r>
+    </w:p>
+    <w:p>
+      <w:pPr>
+        <w:spacing w:line="360" w:lineRule="auto"/>
+        <w:ind w:firstLine="709"/>
+        <w:jc w:val="both"/>
+        <w:rPr>
+          <w:sz w:val="28"/>
+          <w:szCs w:val="28"/>
+        </w:rPr>
+      </w:pPr>
+      <w:r>
+        <w:rPr>
+          <w:sz w:val="28"/>
+          <w:szCs w:val="28"/>
+        </w:rPr>
+        <w:t>Регистры общего назначения:</w:t>
+      </w:r>
+    </w:p>
+    <w:p>
+      <w:pPr>
+        <w:spacing w:line="360" w:lineRule="auto"/>
+        <w:ind w:firstLine="709"/>
+        <w:jc w:val="both"/>
+        <w:rPr>
+          <w:sz w:val="28"/>
+          <w:szCs w:val="28"/>
+        </w:rPr>
+      </w:pPr>
+      <w:r>
+        <w:rPr>
+          <w:sz w:val="28"/>
+          <w:szCs w:val="28"/>
+        </w:rPr>
+        <w:t>R3: 00000004 (значение X2)</w:t>
+      </w:r>
+      <w:r>
+        <w:rPr>
+          <w:sz w:val="28"/>
+          <w:szCs w:val="28"/>
+        </w:rPr>
+        <w:t xml:space="preserve">; </w:t>
+      </w:r>
+      <w:r>
+        <w:rPr>
+          <w:sz w:val="28"/>
+          <w:szCs w:val="28"/>
+        </w:rPr>
+        <w:t>R8: 00000402 (адрес ПЯ1)</w:t>
+      </w:r>
+      <w:r>
+        <w:rPr>
+          <w:sz w:val="28"/>
+          <w:szCs w:val="28"/>
+        </w:rPr>
+        <w:t xml:space="preserve">; </w:t>
+      </w:r>
+      <w:r>
+        <w:rPr>
+          <w:sz w:val="28"/>
+          <w:szCs w:val="28"/>
+        </w:rPr>
+        <w:t>R1: 00000406 (адрес ПЯ2)</w:t>
+      </w:r>
+    </w:p>
+    <w:p>
+      <w:pPr>
+        <w:spacing w:line="360" w:lineRule="auto"/>
+        <w:ind w:firstLine="709"/>
+        <w:jc w:val="both"/>
+        <w:rPr>
+          <w:sz w:val="28"/>
+          <w:szCs w:val="28"/>
+        </w:rPr>
+      </w:pPr>
+      <w:r>
+        <w:rPr>
+          <w:sz w:val="28"/>
+          <w:szCs w:val="28"/>
+        </w:rPr>
+        <w:t xml:space="preserve">Вариант комбинации адресации: NV % 20 = 1 % 20 = 1; для операции </w:t>
+      </w:r>
+    </w:p>
+    <w:p>
+      <w:pPr>
+        <w:spacing w:line="360" w:lineRule="auto"/>
+        <w:jc w:val="both"/>
+        <w:rPr>
+          <w:sz w:val="28"/>
+          <w:szCs w:val="28"/>
+        </w:rPr>
+      </w:pPr>
+      <w:r>
+        <w:rPr>
+          <w:sz w:val="28"/>
+          <w:szCs w:val="28"/>
+          <w:lang w:val="en-US"/>
+        </w:rPr>
+        <w:t>X</w:t>
+      </w:r>
+      <w:r>
+        <w:rPr>
+          <w:sz w:val="28"/>
+          <w:szCs w:val="28"/>
+        </w:rPr>
+        <w:t xml:space="preserve">3 = </w:t>
+      </w:r>
+      <w:r>
+        <w:rPr>
+          <w:sz w:val="28"/>
+          <w:szCs w:val="28"/>
+          <w:lang w:val="en-US"/>
+        </w:rPr>
+        <w:t>X</w:t>
+      </w:r>
+      <w:r>
+        <w:rPr>
+          <w:sz w:val="28"/>
+          <w:szCs w:val="28"/>
+        </w:rPr>
+        <w:t xml:space="preserve">1 + </w:t>
+      </w:r>
+      <w:r>
+        <w:rPr>
+          <w:sz w:val="28"/>
+          <w:szCs w:val="28"/>
+          <w:lang w:val="en-US"/>
+        </w:rPr>
+        <w:t>X</w:t>
+      </w:r>
+      <w:r>
+        <w:rPr>
+          <w:sz w:val="28"/>
+          <w:szCs w:val="28"/>
+        </w:rPr>
+        <w:t xml:space="preserve">2 используется команда </w:t>
+      </w:r>
+      <w:r>
+        <w:rPr>
+          <w:sz w:val="28"/>
+          <w:szCs w:val="28"/>
+          <w:lang w:val="en-US"/>
+        </w:rPr>
+        <w:t>ADDB</w:t>
+      </w:r>
+      <w:r>
+        <w:rPr>
+          <w:sz w:val="28"/>
+          <w:szCs w:val="28"/>
+        </w:rPr>
+        <w:t>3 (</w:t>
+      </w:r>
+      <w:r>
+        <w:rPr>
+          <w:sz w:val="28"/>
+          <w:szCs w:val="28"/>
+          <w:lang w:val="en-US"/>
+        </w:rPr>
+        <w:t>Add</w:t>
+      </w:r>
+      <w:r>
+        <w:rPr>
+          <w:sz w:val="28"/>
+          <w:szCs w:val="28"/>
+        </w:rPr>
+        <w:t xml:space="preserve"> </w:t>
+      </w:r>
+      <w:r>
+        <w:rPr>
+          <w:sz w:val="28"/>
+          <w:szCs w:val="28"/>
+          <w:lang w:val="en-US"/>
+        </w:rPr>
+        <w:t>Byte</w:t>
+      </w:r>
+      <w:r>
+        <w:rPr>
+          <w:sz w:val="28"/>
+          <w:szCs w:val="28"/>
+        </w:rPr>
+        <w:t xml:space="preserve"> 3 операнда).</w:t>
+      </w:r>
+    </w:p>
+    <w:p>
+      <w:pPr>
+        <w:spacing w:line="360" w:lineRule="auto"/>
+        <w:ind w:left="720"/>
+        <w:jc w:val="both"/>
+        <w:rPr>
+          <w:sz w:val="28"/>
+          <w:szCs w:val="28"/>
+        </w:rPr>
+      </w:pPr>
+      <w:r>
+        <w:rPr>
+          <w:sz w:val="28"/>
+          <w:szCs w:val="28"/>
+        </w:rPr>
+        <w:t>Способы адресации:</w:t>
+      </w:r>
+    </w:p>
+    <w:p>
+      <w:pPr>
+        <w:spacing w:line="360" w:lineRule="auto"/>
+        <w:jc w:val="both"/>
+        <w:rPr>
+          <w:sz w:val="28"/>
+          <w:szCs w:val="28"/>
+        </w:rPr>
+      </w:pPr>
+      <w:r>
+        <w:rPr>
+          <w:sz w:val="28"/>
+          <w:szCs w:val="28"/>
+        </w:rPr>
+        <w:t>-</w:t>
+      </w:r>
+      <w:r>
+        <w:rPr>
+          <w:sz w:val="28"/>
+          <w:szCs w:val="28"/>
+        </w:rPr>
+        <w:t xml:space="preserve"> </w:t>
+      </w:r>
+      <w:r>
+        <w:rPr>
+          <w:sz w:val="28"/>
+          <w:szCs w:val="28"/>
+        </w:rPr>
+        <w:t xml:space="preserve">Операнд 1 (X1): способ 9 - косвенная адресация через память с </w:t>
+      </w:r>
+      <w:proofErr w:type="spellStart"/>
+      <w:r>
+        <w:rPr>
+          <w:sz w:val="28"/>
+          <w:szCs w:val="28"/>
+        </w:rPr>
+        <w:t>автоувеличением</w:t>
+      </w:r>
+      <w:proofErr w:type="spellEnd"/>
+      <w:r>
+        <w:rPr>
+          <w:sz w:val="28"/>
+          <w:szCs w:val="28"/>
+        </w:rPr>
+        <w:t xml:space="preserve"> @(R</w:t>
+      </w:r>
+      <w:proofErr w:type="gramStart"/>
+      <w:r>
+        <w:rPr>
+          <w:sz w:val="28"/>
+          <w:szCs w:val="28"/>
+        </w:rPr>
+        <w:t>8)+</w:t>
+      </w:r>
+      <w:proofErr w:type="gramEnd"/>
+    </w:p>
+    <w:p>
+      <w:pPr>
+        <w:spacing w:line="360" w:lineRule="auto"/>
+        <w:jc w:val="both"/>
+        <w:rPr>
+          <w:sz w:val="28"/>
+          <w:szCs w:val="28"/>
+        </w:rPr>
+      </w:pPr>
+      <w:r>
+        <w:rPr>
+          <w:sz w:val="28"/>
+          <w:szCs w:val="28"/>
+        </w:rPr>
+        <w:t xml:space="preserve">- </w:t>
+      </w:r>
+      <w:r>
+        <w:rPr>
+          <w:sz w:val="28"/>
+          <w:szCs w:val="28"/>
+        </w:rPr>
+        <w:t xml:space="preserve">  </w:t>
+      </w:r>
+      <w:r>
+        <w:rPr>
+          <w:sz w:val="28"/>
+          <w:szCs w:val="28"/>
+        </w:rPr>
+        <w:t>Операнд 2 (X2): способ 6 - прямая регистровая адресация R3</w:t>
+      </w:r>
+    </w:p>
+    <w:p>
+      <w:pPr>
+        <w:spacing w:line="360" w:lineRule="auto"/>
+        <w:jc w:val="both"/>
+        <w:rPr>
+          <w:sz w:val="28"/>
+          <w:szCs w:val="28"/>
+        </w:rPr>
+      </w:pPr>
+      <w:r>
+        <w:rPr>
+          <w:sz w:val="28"/>
+          <w:szCs w:val="28"/>
+        </w:rPr>
+        <w:t>-</w:t>
+      </w:r>
+      <w:r>
+        <w:rPr>
+          <w:sz w:val="28"/>
+          <w:szCs w:val="28"/>
+        </w:rPr>
+        <w:t xml:space="preserve">  </w:t>
+      </w:r>
+      <w:r>
+        <w:rPr>
+          <w:sz w:val="28"/>
+          <w:szCs w:val="28"/>
+        </w:rPr>
+        <w:t xml:space="preserve"> Операнд 3 (результат в X3): способ 9 - косвенная адресация через память с </w:t>
+      </w:r>
+      <w:proofErr w:type="spellStart"/>
+      <w:r>
+        <w:rPr>
+          <w:sz w:val="28"/>
+          <w:szCs w:val="28"/>
+        </w:rPr>
+        <w:t>автоувеличением</w:t>
+      </w:r>
+      <w:proofErr w:type="spellEnd"/>
+      <w:r>
+        <w:rPr>
+          <w:sz w:val="28"/>
+          <w:szCs w:val="28"/>
+        </w:rPr>
+        <w:t xml:space="preserve"> @(R</w:t>
+      </w:r>
+      <w:proofErr w:type="gramStart"/>
+      <w:r>
+        <w:rPr>
+          <w:sz w:val="28"/>
+          <w:szCs w:val="28"/>
+        </w:rPr>
+        <w:t>1)+</w:t>
+      </w:r>
+      <w:proofErr w:type="gramEnd"/>
+    </w:p>
+    <w:p>
+      <w:pPr>
+        <w:spacing w:line="360" w:lineRule="auto"/>
+        <w:jc w:val="both"/>
+        <w:rPr>
+          <w:sz w:val="28"/>
+          <w:szCs w:val="28"/>
+        </w:rPr>
+      </w:pPr>
+      <w:r>
+        <w:rPr>
+          <w:sz w:val="28"/>
+          <w:szCs w:val="28"/>
+        </w:rPr>
+        <w:t xml:space="preserve">Итоговая мнемоника: </w:t>
+      </w:r>
+      <w:r>
+        <w:rPr>
+          <w:sz w:val="28"/>
+          <w:szCs w:val="28"/>
+          <w:lang w:val="en-US"/>
+        </w:rPr>
+        <w:t>ADDB</w:t>
+      </w:r>
+      <w:r>
+        <w:rPr>
+          <w:sz w:val="28"/>
+          <w:szCs w:val="28"/>
+        </w:rPr>
+        <w:t>3 @(</w:t>
+      </w:r>
+      <w:r>
+        <w:rPr>
+          <w:sz w:val="28"/>
+          <w:szCs w:val="28"/>
+          <w:lang w:val="en-US"/>
+        </w:rPr>
+        <w:t>R</w:t>
+      </w:r>
+      <w:proofErr w:type="gramStart"/>
+      <w:r>
+        <w:rPr>
+          <w:sz w:val="28"/>
+          <w:szCs w:val="28"/>
+        </w:rPr>
+        <w:t>8)+</w:t>
+      </w:r>
+      <w:proofErr w:type="gramEnd"/>
+      <w:r>
+        <w:rPr>
+          <w:sz w:val="28"/>
+          <w:szCs w:val="28"/>
+        </w:rPr>
+        <w:t xml:space="preserve"> </w:t>
+      </w:r>
+      <w:r>
+        <w:rPr>
+          <w:sz w:val="28"/>
+          <w:szCs w:val="28"/>
+          <w:lang w:val="en-US"/>
+        </w:rPr>
+        <w:t>R</w:t>
+      </w:r>
+      <w:r>
+        <w:rPr>
+          <w:sz w:val="28"/>
+          <w:szCs w:val="28"/>
+        </w:rPr>
+        <w:t>3 @(</w:t>
+      </w:r>
+      <w:r>
+        <w:rPr>
+          <w:sz w:val="28"/>
+          <w:szCs w:val="28"/>
+          <w:lang w:val="en-US"/>
+        </w:rPr>
+        <w:t>R</w:t>
+      </w:r>
+      <w:r>
+        <w:rPr>
+          <w:sz w:val="28"/>
+          <w:szCs w:val="28"/>
+        </w:rPr>
+        <w:t>1)+</w:t>
+      </w:r>
+    </w:p>
+    <w:p>
+      <w:pPr>
+        <w:spacing w:line="360" w:lineRule="auto"/>
+        <w:jc w:val="both"/>
+        <w:rPr>
+          <w:sz w:val="28"/>
+          <w:szCs w:val="28"/>
+        </w:rPr>
+      </w:pPr>
+      <w:r>
+        <w:rPr>
+          <w:sz w:val="28"/>
+          <w:szCs w:val="28"/>
+        </w:rPr>
+        <w:t xml:space="preserve">На рисунке 3 изображен успешный результат работы программы для подсчета </w:t>
+      </w:r>
+      <w:r>
+        <w:rPr>
+          <w:sz w:val="28"/>
+          <w:szCs w:val="28"/>
+          <w:lang w:val="en-US"/>
+        </w:rPr>
+        <w:t>X</w:t>
+      </w:r>
+      <w:r>
+        <w:rPr>
+          <w:sz w:val="28"/>
+          <w:szCs w:val="28"/>
+        </w:rPr>
+        <w:t xml:space="preserve">3 = </w:t>
+      </w:r>
+      <w:r>
+        <w:rPr>
+          <w:sz w:val="28"/>
+          <w:szCs w:val="28"/>
+          <w:lang w:val="en-US"/>
+        </w:rPr>
+        <w:t>X</w:t>
+      </w:r>
+      <w:r>
+        <w:rPr>
+          <w:sz w:val="28"/>
+          <w:szCs w:val="28"/>
+        </w:rPr>
+        <w:t xml:space="preserve">2 + </w:t>
+      </w:r>
+      <w:r>
+        <w:rPr>
+          <w:sz w:val="28"/>
+          <w:szCs w:val="28"/>
+          <w:lang w:val="en-US"/>
+        </w:rPr>
+        <w:t>X</w:t>
+      </w:r>
+      <w:r>
+        <w:rPr>
+          <w:sz w:val="28"/>
+          <w:szCs w:val="28"/>
+        </w:rPr>
+        <w:t>2.</w:t>
+      </w:r>
+    </w:p>
+    <w:p>
+      <w:pPr>
+        <w:spacing w:line="360" w:lineRule="auto"/>
+        <w:jc w:val="center"/>
+        <w:rPr>
+          <w:sz w:val="28"/>
+          <w:szCs w:val="28"/>
+          <w:lang w:val="en-US"/>
+        </w:rPr>
+      </w:pPr>
+      <w:r>
+        <w:rPr>
+          <w:sz w:val="28"/>
+          <w:szCs w:val="28"/>
+          <w:lang w:val="en-US"/>
         </w:rPr>
         <w:lastRenderedPageBreak/>
-        <w:t>3</w:t>
-      </w:r>
-      <w:r>
-        <w:rPr>
-          <w:b/>
-          <w:bCs/>
-          <w:sz w:val="28"/>
-          <w:szCs w:val="28"/>
-        </w:rPr>
-        <w:t xml:space="preserve"> </w:t>
-      </w:r>
-      <w:r>
-        <w:rPr>
-          <w:b/>
-          <w:bCs/>
-          <w:sz w:val="28"/>
-          <w:szCs w:val="28"/>
-        </w:rPr>
-        <w:t>Ход работы</w:t>
-      </w:r>
-      <w:bookmarkEnd w:id="8"/>
-    </w:p>
-    <w:p>
-      <w:pPr>
-        <w:spacing w:line="360" w:lineRule="auto"/>
-        <w:jc w:val="both"/>
-        <w:rPr>
-          <w:sz w:val="28"/>
-          <w:szCs w:val="28"/>
-        </w:rPr>
-      </w:pPr>
-      <w:r>
-        <w:rPr>
-          <w:sz w:val="28"/>
-          <w:szCs w:val="28"/>
-        </w:rPr>
-        <w:tab/>
-      </w:r>
-      <w:r>
-        <w:rPr>
-          <w:sz w:val="28"/>
-          <w:szCs w:val="28"/>
-        </w:rPr>
-        <w:t xml:space="preserve">Для начала необходимо </w:t>
-      </w:r>
-      <w:r>
-        <w:rPr>
-          <w:sz w:val="28"/>
-          <w:szCs w:val="28"/>
-        </w:rPr>
-        <w:t>определить расположение операнд</w:t>
-      </w:r>
-      <w:r>
-        <w:rPr>
-          <w:sz w:val="28"/>
-          <w:szCs w:val="28"/>
-        </w:rPr>
-        <w:t>.</w:t>
-      </w:r>
-    </w:p>
-    <w:p>
-      <w:pPr>
-        <w:spacing w:line="360" w:lineRule="auto"/>
-        <w:jc w:val="both"/>
-        <w:rPr>
-          <w:sz w:val="28"/>
-          <w:szCs w:val="28"/>
-        </w:rPr>
-      </w:pPr>
-      <w:r>
-        <w:rPr>
-          <w:sz w:val="28"/>
-          <w:szCs w:val="28"/>
-        </w:rPr>
-        <w:t xml:space="preserve"> В регистрах (РОН):</w:t>
-      </w:r>
-    </w:p>
-    <w:p>
-      <w:pPr>
-        <w:spacing w:line="360" w:lineRule="auto"/>
-        <w:jc w:val="both"/>
-        <w:rPr>
-          <w:sz w:val="28"/>
-          <w:szCs w:val="28"/>
-        </w:rPr>
-      </w:pPr>
-    </w:p>
-    <w:p>
-      <w:pPr>
-        <w:spacing w:line="360" w:lineRule="auto"/>
-        <w:jc w:val="both"/>
-        <w:rPr>
-          <w:sz w:val="28"/>
-          <w:szCs w:val="28"/>
-        </w:rPr>
-      </w:pPr>
-      <w:r>
-        <w:rPr>
-          <w:sz w:val="28"/>
-          <w:szCs w:val="28"/>
-        </w:rPr>
-        <w:t>- X2: R3 = 1C (байт)</w:t>
-      </w:r>
-    </w:p>
-    <w:p>
-      <w:pPr>
-        <w:spacing w:line="360" w:lineRule="auto"/>
-        <w:jc w:val="both"/>
-        <w:rPr>
-          <w:sz w:val="28"/>
-          <w:szCs w:val="28"/>
-        </w:rPr>
-      </w:pPr>
-      <w:r>
-        <w:rPr>
-          <w:sz w:val="28"/>
-          <w:szCs w:val="28"/>
-        </w:rPr>
-        <w:t>- X5: R2 = 0559 (слово)</w:t>
-      </w:r>
-    </w:p>
-    <w:p>
-      <w:pPr>
-        <w:spacing w:line="360" w:lineRule="auto"/>
-        <w:jc w:val="both"/>
-        <w:rPr>
-          <w:sz w:val="28"/>
-          <w:szCs w:val="28"/>
-        </w:rPr>
-      </w:pPr>
-      <w:r>
-        <w:rPr>
-          <w:sz w:val="28"/>
-          <w:szCs w:val="28"/>
-        </w:rPr>
-        <w:t>- X6: RC (R12) = 2341 (слово)</w:t>
-      </w:r>
-    </w:p>
-    <w:p>
-      <w:pPr>
-        <w:spacing w:line="360" w:lineRule="auto"/>
-        <w:jc w:val="both"/>
-        <w:rPr>
-          <w:sz w:val="28"/>
-          <w:szCs w:val="28"/>
-        </w:rPr>
-      </w:pPr>
-    </w:p>
-    <w:p>
-      <w:pPr>
-        <w:spacing w:line="360" w:lineRule="auto"/>
-        <w:jc w:val="both"/>
-        <w:rPr>
-          <w:sz w:val="28"/>
-          <w:szCs w:val="28"/>
-        </w:rPr>
-      </w:pPr>
-      <w:r>
-        <w:rPr>
-          <w:sz w:val="28"/>
-          <w:szCs w:val="28"/>
-        </w:rPr>
-        <w:t xml:space="preserve"> В памяти:</w:t>
-      </w:r>
-    </w:p>
-    <w:p>
-      <w:pPr>
-        <w:spacing w:line="360" w:lineRule="auto"/>
-        <w:jc w:val="both"/>
-        <w:rPr>
-          <w:sz w:val="28"/>
-          <w:szCs w:val="28"/>
-        </w:rPr>
-      </w:pPr>
-    </w:p>
-    <w:p>
-      <w:pPr>
-        <w:spacing w:line="360" w:lineRule="auto"/>
-        <w:jc w:val="both"/>
-        <w:rPr>
-          <w:sz w:val="28"/>
-          <w:szCs w:val="28"/>
-        </w:rPr>
-      </w:pPr>
-      <w:r>
-        <w:rPr>
-          <w:sz w:val="28"/>
-          <w:szCs w:val="28"/>
-        </w:rPr>
-        <w:t>- X1: адрес 0F, значение D3 (байт)</w:t>
-      </w:r>
-    </w:p>
-    <w:p>
-      <w:pPr>
-        <w:spacing w:line="360" w:lineRule="auto"/>
-        <w:jc w:val="both"/>
-        <w:rPr>
-          <w:sz w:val="28"/>
-          <w:szCs w:val="28"/>
-        </w:rPr>
-      </w:pPr>
-      <w:r>
-        <w:rPr>
-          <w:sz w:val="28"/>
-          <w:szCs w:val="28"/>
-        </w:rPr>
-        <w:t>- X3: адрес 19, значение 25 (байт)</w:t>
-      </w:r>
-    </w:p>
-    <w:p>
-      <w:pPr>
-        <w:spacing w:line="360" w:lineRule="auto"/>
-        <w:jc w:val="both"/>
-        <w:rPr>
-          <w:sz w:val="28"/>
-          <w:szCs w:val="28"/>
-        </w:rPr>
-      </w:pPr>
-      <w:r>
-        <w:rPr>
-          <w:sz w:val="28"/>
-          <w:szCs w:val="28"/>
-        </w:rPr>
-        <w:t>- X4: адрес 23, значение F870 (слово)</w:t>
-      </w:r>
-    </w:p>
-    <w:p>
-      <w:pPr>
-        <w:spacing w:line="360" w:lineRule="auto"/>
-        <w:jc w:val="both"/>
-        <w:rPr>
-          <w:sz w:val="28"/>
-          <w:szCs w:val="28"/>
-        </w:rPr>
-      </w:pPr>
-      <w:r>
-        <w:rPr>
-          <w:sz w:val="28"/>
-          <w:szCs w:val="28"/>
-        </w:rPr>
-        <w:t>- X7: адрес 2D, значение 00393100 (длинное слово)</w:t>
-      </w:r>
-    </w:p>
-    <w:p>
-      <w:pPr>
-        <w:spacing w:line="360" w:lineRule="auto"/>
-        <w:jc w:val="both"/>
-        <w:rPr>
-          <w:sz w:val="28"/>
-          <w:szCs w:val="28"/>
-        </w:rPr>
-      </w:pPr>
-      <w:r>
-        <w:rPr>
-          <w:sz w:val="28"/>
-          <w:szCs w:val="28"/>
-        </w:rPr>
-        <w:t>- X8: адрес 37, значение FFE3670F (длинное слово)</w:t>
-      </w:r>
-    </w:p>
-    <w:p>
-      <w:pPr>
-        <w:spacing w:line="360" w:lineRule="auto"/>
-        <w:jc w:val="both"/>
-        <w:rPr>
-          <w:sz w:val="28"/>
-          <w:szCs w:val="28"/>
-        </w:rPr>
-      </w:pPr>
-      <w:r>
-        <w:rPr>
-          <w:sz w:val="28"/>
-          <w:szCs w:val="28"/>
-        </w:rPr>
-        <w:t>- X9: адрес 41, значение 05 (байт)</w:t>
-      </w:r>
-    </w:p>
-    <w:p>
-      <w:pPr>
-        <w:spacing w:line="360" w:lineRule="auto"/>
-        <w:jc w:val="both"/>
-        <w:rPr>
-          <w:sz w:val="28"/>
-          <w:szCs w:val="28"/>
-        </w:rPr>
-      </w:pPr>
-    </w:p>
-    <w:p>
-      <w:pPr>
-        <w:spacing w:line="360" w:lineRule="auto"/>
-        <w:jc w:val="both"/>
-        <w:rPr>
-          <w:sz w:val="28"/>
-          <w:szCs w:val="28"/>
-        </w:rPr>
-      </w:pPr>
-      <w:r>
-        <w:rPr>
-          <w:sz w:val="28"/>
-          <w:szCs w:val="28"/>
-        </w:rPr>
-        <w:t xml:space="preserve"> Промежуточные ячейки (ПЯ):</w:t>
-      </w:r>
-    </w:p>
-    <w:p>
-      <w:pPr>
-        <w:spacing w:line="360" w:lineRule="auto"/>
-        <w:jc w:val="both"/>
-        <w:rPr>
-          <w:sz w:val="28"/>
-          <w:szCs w:val="28"/>
-        </w:rPr>
-      </w:pPr>
-    </w:p>
-    <w:p>
-      <w:pPr>
-        <w:spacing w:line="360" w:lineRule="auto"/>
-        <w:jc w:val="both"/>
-        <w:rPr>
-          <w:sz w:val="28"/>
-          <w:szCs w:val="28"/>
-        </w:rPr>
-      </w:pPr>
-      <w:r>
-        <w:rPr>
-          <w:sz w:val="28"/>
-          <w:szCs w:val="28"/>
-        </w:rPr>
-        <w:t xml:space="preserve">Адрес начала ПЯ: </w:t>
-      </w:r>
-      <w:r>
-        <w:rPr>
-          <w:sz w:val="28"/>
-          <w:szCs w:val="28"/>
-          <w:lang w:val="en-US"/>
-        </w:rPr>
-        <w:t>NV</w:t>
-      </w:r>
-      <w:r>
-        <w:rPr>
-          <w:sz w:val="28"/>
-          <w:szCs w:val="28"/>
-        </w:rPr>
-        <w:t>*</w:t>
-      </w:r>
-      <w:proofErr w:type="spellStart"/>
-      <w:r>
-        <w:rPr>
-          <w:sz w:val="28"/>
-          <w:szCs w:val="28"/>
-          <w:lang w:val="en-US"/>
-        </w:rPr>
-        <w:t>NGP</w:t>
-      </w:r>
-      <w:proofErr w:type="spellEnd"/>
-      <w:r>
-        <w:rPr>
-          <w:sz w:val="28"/>
-          <w:szCs w:val="28"/>
-        </w:rPr>
-        <w:t>*1000 = 13*2*1000 = 26000 = 6590 (</w:t>
-      </w:r>
-      <w:proofErr w:type="spellStart"/>
-      <w:r>
-        <w:rPr>
-          <w:sz w:val="28"/>
-          <w:szCs w:val="28"/>
-        </w:rPr>
-        <w:t>hex</w:t>
-      </w:r>
-      <w:proofErr w:type="spellEnd"/>
-      <w:r>
-        <w:rPr>
-          <w:sz w:val="28"/>
-          <w:szCs w:val="28"/>
-        </w:rPr>
-        <w:t>),</w:t>
-      </w:r>
-    </w:p>
-    <w:p>
-      <w:pPr>
-        <w:spacing w:line="360" w:lineRule="auto"/>
-        <w:jc w:val="both"/>
-        <w:rPr>
-          <w:sz w:val="28"/>
-          <w:szCs w:val="28"/>
-        </w:rPr>
-      </w:pPr>
-    </w:p>
-    <w:p>
-      <w:pPr>
-        <w:spacing w:line="360" w:lineRule="auto"/>
-        <w:jc w:val="both"/>
-        <w:rPr>
-          <w:sz w:val="28"/>
-          <w:szCs w:val="28"/>
-        </w:rPr>
-      </w:pPr>
-      <w:r>
-        <w:rPr>
-          <w:sz w:val="28"/>
-          <w:szCs w:val="28"/>
-        </w:rPr>
-        <w:t>- ПЯ1 (адрес 402): 0000000F (адрес X1)</w:t>
-      </w:r>
-    </w:p>
-    <w:p>
-      <w:pPr>
-        <w:spacing w:line="360" w:lineRule="auto"/>
-        <w:jc w:val="both"/>
-        <w:rPr>
-          <w:sz w:val="28"/>
-          <w:szCs w:val="28"/>
-        </w:rPr>
-      </w:pPr>
-      <w:r>
-        <w:rPr>
-          <w:sz w:val="28"/>
-          <w:szCs w:val="28"/>
-        </w:rPr>
-        <w:t>- ПЯ2 (адрес 406): 0000002D (адрес X7)</w:t>
-      </w:r>
-    </w:p>
-    <w:p>
-      <w:pPr>
-        <w:spacing w:line="360" w:lineRule="auto"/>
-        <w:jc w:val="both"/>
-        <w:rPr>
-          <w:sz w:val="28"/>
-          <w:szCs w:val="28"/>
-        </w:rPr>
-      </w:pPr>
-      <w:r>
-        <w:rPr>
-          <w:sz w:val="28"/>
-          <w:szCs w:val="28"/>
-        </w:rPr>
-        <w:t>- ПЯ3 (адрес 40C): 00000019 (адрес X3)</w:t>
-      </w:r>
-    </w:p>
-    <w:p>
-      <w:pPr>
-        <w:spacing w:line="360" w:lineRule="auto"/>
-        <w:jc w:val="both"/>
-        <w:rPr>
-          <w:sz w:val="28"/>
-          <w:szCs w:val="28"/>
-        </w:rPr>
-      </w:pPr>
-    </w:p>
-    <w:p>
-      <w:pPr>
-        <w:spacing w:line="360" w:lineRule="auto"/>
-        <w:jc w:val="both"/>
-        <w:rPr>
-          <w:sz w:val="28"/>
-          <w:szCs w:val="28"/>
-        </w:rPr>
-      </w:pPr>
-      <w:r>
-        <w:rPr>
-          <w:sz w:val="28"/>
-          <w:szCs w:val="28"/>
-        </w:rPr>
-        <w:t xml:space="preserve"> Регистры общего назначения:</w:t>
-      </w:r>
-    </w:p>
-    <w:p>
-      <w:pPr>
-        <w:spacing w:line="360" w:lineRule="auto"/>
-        <w:jc w:val="both"/>
-        <w:rPr>
-          <w:sz w:val="28"/>
-          <w:szCs w:val="28"/>
-        </w:rPr>
-      </w:pPr>
-    </w:p>
-    <w:p>
-      <w:pPr>
-        <w:spacing w:line="360" w:lineRule="auto"/>
-        <w:jc w:val="both"/>
-        <w:rPr>
-          <w:sz w:val="28"/>
-          <w:szCs w:val="28"/>
-        </w:rPr>
-      </w:pPr>
-      <w:r>
-        <w:rPr>
-          <w:sz w:val="28"/>
-          <w:szCs w:val="28"/>
-        </w:rPr>
-        <w:t>- R0: 00000025 (адрес X4 для команды 3)</w:t>
-      </w:r>
-    </w:p>
-    <w:p>
-      <w:pPr>
-        <w:spacing w:line="360" w:lineRule="auto"/>
-        <w:jc w:val="both"/>
-        <w:rPr>
-          <w:sz w:val="28"/>
-          <w:szCs w:val="28"/>
-        </w:rPr>
-      </w:pPr>
-      <w:r>
-        <w:rPr>
-          <w:sz w:val="28"/>
-          <w:szCs w:val="28"/>
-        </w:rPr>
-        <w:t>- R1: 0000040C (адрес ПЯ3)</w:t>
-      </w:r>
-    </w:p>
-    <w:p>
-      <w:pPr>
-        <w:spacing w:line="360" w:lineRule="auto"/>
-        <w:jc w:val="both"/>
-        <w:rPr>
-          <w:sz w:val="28"/>
-          <w:szCs w:val="28"/>
-        </w:rPr>
-      </w:pPr>
-      <w:r>
-        <w:rPr>
-          <w:sz w:val="28"/>
-          <w:szCs w:val="28"/>
-        </w:rPr>
-        <w:t>- R2: 00000559 (значение X5)</w:t>
-      </w:r>
-    </w:p>
-    <w:p>
-      <w:pPr>
-        <w:spacing w:line="360" w:lineRule="auto"/>
-        <w:jc w:val="both"/>
-        <w:rPr>
-          <w:sz w:val="28"/>
-          <w:szCs w:val="28"/>
-        </w:rPr>
-      </w:pPr>
-      <w:r>
-        <w:rPr>
-          <w:sz w:val="28"/>
-          <w:szCs w:val="28"/>
-        </w:rPr>
-        <w:lastRenderedPageBreak/>
-        <w:t>- R3: 0000001C (значение X2)</w:t>
-      </w:r>
-    </w:p>
-    <w:p>
-      <w:pPr>
-        <w:spacing w:line="360" w:lineRule="auto"/>
-        <w:jc w:val="both"/>
-        <w:rPr>
-          <w:sz w:val="28"/>
-          <w:szCs w:val="28"/>
-        </w:rPr>
-      </w:pPr>
-      <w:r>
-        <w:rPr>
-          <w:sz w:val="28"/>
-          <w:szCs w:val="28"/>
-        </w:rPr>
-        <w:t>- R6: 00000406 (адрес ПЯ2)</w:t>
-      </w:r>
-    </w:p>
-    <w:p>
-      <w:pPr>
-        <w:spacing w:line="360" w:lineRule="auto"/>
-        <w:jc w:val="both"/>
-        <w:rPr>
-          <w:sz w:val="28"/>
-          <w:szCs w:val="28"/>
-        </w:rPr>
-      </w:pPr>
-      <w:r>
-        <w:rPr>
-          <w:sz w:val="28"/>
-          <w:szCs w:val="28"/>
-        </w:rPr>
-        <w:t>- R7: 00000042 (адрес X9)</w:t>
-      </w:r>
-    </w:p>
-    <w:p>
-      <w:pPr>
-        <w:spacing w:line="360" w:lineRule="auto"/>
-        <w:jc w:val="both"/>
-        <w:rPr>
-          <w:sz w:val="28"/>
-          <w:szCs w:val="28"/>
-        </w:rPr>
-      </w:pPr>
-      <w:r>
-        <w:rPr>
-          <w:sz w:val="28"/>
-          <w:szCs w:val="28"/>
-        </w:rPr>
-        <w:t>- R8: 00000402 (адрес ПЯ1)</w:t>
-      </w:r>
-    </w:p>
-    <w:p>
-      <w:pPr>
-        <w:spacing w:line="360" w:lineRule="auto"/>
-        <w:jc w:val="both"/>
-        <w:rPr>
-          <w:sz w:val="28"/>
-          <w:szCs w:val="28"/>
-        </w:rPr>
-      </w:pPr>
-      <w:r>
-        <w:rPr>
-          <w:sz w:val="28"/>
-          <w:szCs w:val="28"/>
-        </w:rPr>
-        <w:t>- R9: 00000037 (адрес X8)</w:t>
-      </w:r>
-    </w:p>
-    <w:p>
-      <w:pPr>
-        <w:spacing w:line="360" w:lineRule="auto"/>
-        <w:jc w:val="both"/>
-        <w:rPr>
-          <w:sz w:val="28"/>
-          <w:szCs w:val="28"/>
-        </w:rPr>
-      </w:pPr>
-      <w:r>
-        <w:rPr>
-          <w:sz w:val="28"/>
-          <w:szCs w:val="28"/>
-        </w:rPr>
-        <w:t>- RC (R12): 00002341 (значение X6)</w:t>
-      </w:r>
-    </w:p>
-    <w:p>
-      <w:pPr>
-        <w:spacing w:line="360" w:lineRule="auto"/>
-        <w:jc w:val="both"/>
-        <w:rPr>
-          <w:sz w:val="28"/>
-          <w:szCs w:val="28"/>
-        </w:rPr>
-      </w:pPr>
-    </w:p>
-    <w:p>
-      <w:pPr>
-        <w:spacing w:line="360" w:lineRule="auto"/>
-        <w:jc w:val="both"/>
-        <w:rPr>
-          <w:sz w:val="28"/>
-          <w:szCs w:val="28"/>
-        </w:rPr>
-      </w:pPr>
-      <w:r>
-        <w:rPr>
-          <w:sz w:val="28"/>
-          <w:szCs w:val="28"/>
-        </w:rPr>
-        <w:t xml:space="preserve">Способы адресации операндов определяют механизм доступа к данным при выполнении команд программы. В данной работе используются четыре основных способа адресации: прямая регистровая (коды 5 и 6), косвенная с </w:t>
-      </w:r>
-      <w:proofErr w:type="spellStart"/>
-      <w:r>
-        <w:rPr>
-          <w:sz w:val="28"/>
-          <w:szCs w:val="28"/>
-        </w:rPr>
-        <w:t>автоувеличением</w:t>
-      </w:r>
-      <w:proofErr w:type="spellEnd"/>
-      <w:r>
-        <w:rPr>
-          <w:sz w:val="28"/>
-          <w:szCs w:val="28"/>
-        </w:rPr>
-        <w:t xml:space="preserve"> (код 7) и косвенная через память с </w:t>
-      </w:r>
-      <w:proofErr w:type="spellStart"/>
-      <w:r>
-        <w:rPr>
-          <w:sz w:val="28"/>
-          <w:szCs w:val="28"/>
-        </w:rPr>
-        <w:t>автоувеличением</w:t>
-      </w:r>
-      <w:proofErr w:type="spellEnd"/>
-      <w:r>
-        <w:rPr>
-          <w:sz w:val="28"/>
-          <w:szCs w:val="28"/>
-        </w:rPr>
-        <w:t xml:space="preserve"> (код 9). Каждый способ адресации применяется к конкретным операндам согласно варианту комбинации адресации, что позволяет эффективно работать с данными, размещенными как в регистрах, так и в памяти, используя промежуточные ячейки для хранения адресов операндов.</w:t>
-      </w:r>
-      <w:r>
-        <w:rPr>
-          <w:sz w:val="28"/>
-          <w:szCs w:val="28"/>
-        </w:rPr>
-        <w:t xml:space="preserve"> </w:t>
-      </w:r>
-      <w:r>
-        <w:rPr>
-          <w:sz w:val="28"/>
-          <w:szCs w:val="28"/>
-        </w:rPr>
-        <w:t xml:space="preserve">Также представим способы адресации операндов на рисунке 3. </w:t>
-      </w:r>
-    </w:p>
-    <w:p>
-      <w:pPr>
-        <w:spacing w:line="360" w:lineRule="auto"/>
-        <w:jc w:val="both"/>
-        <w:rPr>
-          <w:sz w:val="28"/>
-          <w:szCs w:val="28"/>
-        </w:rPr>
-      </w:pPr>
-      <w:r>
-        <w:rPr>
-          <w:sz w:val="28"/>
-          <w:szCs w:val="28"/>
-        </w:rPr>
         <w:drawing>
-          <wp:inline distT="0" distB="0" distL="0" distR="0" wp14:anchorId="5E3D6A6E" wp14:editId="162D02E7">
-            <wp:extent cx="5940425" cy="1720215"/>
-            <wp:effectExtent l="0" t="0" r="3175" b="0"/>
-            <wp:docPr id="7" name="Рисунок 7"/>
+          <wp:inline distT="0" distB="0" distL="0" distR="0" wp14:anchorId="60043972" wp14:editId="1A884384">
+            <wp:extent cx="5156289" cy="4133850"/>
+            <wp:effectExtent l="0" t="0" r="6350" b="0"/>
+            <wp:docPr id="11" name="Рисунок 11"/>
             <wp:cNvGraphicFramePr>
               <a:graphicFrameLocks xmlns:a="http://schemas.openxmlformats.org/drawingml/2006/main" noChangeAspect="1"/>
             </wp:cNvGraphicFramePr>
@@ -4008,7 +3897,7 @@
                   <pic:spPr>
                     <a:xfrm>
                       <a:off x="0" y="0"/>
-                      <a:ext cx="5940425" cy="1720215"/>
+                      <a:ext cx="5169605" cy="4144526"/>
                     </a:xfrm>
                     <a:prstGeom prst="rect">
                       <a:avLst/>
@@ -4035,22 +3924,153 @@
           <w:sz w:val="28"/>
           <w:szCs w:val="28"/>
         </w:rPr>
-        <w:t>Рисунок 3 – Способы адресации операндов</w:t>
-      </w:r>
-    </w:p>
-    <w:p>
-      <w:pPr>
-        <w:spacing w:line="360" w:lineRule="auto"/>
+        <w:t xml:space="preserve">Рисунок 3 – </w:t>
+      </w:r>
+      <w:r>
+        <w:rPr>
+          <w:sz w:val="28"/>
+          <w:szCs w:val="28"/>
+        </w:rPr>
+        <w:t xml:space="preserve">Результат работы </w:t>
+      </w:r>
+      <w:r>
+        <w:rPr>
+          <w:sz w:val="28"/>
+          <w:szCs w:val="28"/>
+          <w:lang w:val="en-US"/>
+        </w:rPr>
+        <w:t>X</w:t>
+      </w:r>
+      <w:r>
+        <w:rPr>
+          <w:sz w:val="28"/>
+          <w:szCs w:val="28"/>
+        </w:rPr>
+        <w:t xml:space="preserve">3 в </w:t>
+      </w:r>
+      <w:r>
+        <w:rPr>
+          <w:sz w:val="28"/>
+          <w:szCs w:val="28"/>
+          <w:lang w:val="en-US"/>
+        </w:rPr>
+        <w:t>VAX</w:t>
+      </w:r>
+      <w:r>
+        <w:rPr>
+          <w:sz w:val="28"/>
+          <w:szCs w:val="28"/>
+        </w:rPr>
+        <w:t>11</w:t>
+      </w:r>
+    </w:p>
+    <w:p>
+      <w:pPr>
+        <w:spacing w:line="360" w:lineRule="auto"/>
+        <w:ind w:firstLine="720"/>
+        <w:outlineLvl w:val="1"/>
+        <w:rPr>
+          <w:b/>
+          <w:sz w:val="28"/>
+          <w:szCs w:val="28"/>
+        </w:rPr>
+      </w:pPr>
+      <w:r>
+        <w:rPr>
+          <w:b/>
+          <w:sz w:val="28"/>
+          <w:szCs w:val="28"/>
+        </w:rPr>
+        <w:br w:type="page"/>
+      </w:r>
+    </w:p>
+    <w:p>
+      <w:pPr>
+        <w:spacing w:line="360" w:lineRule="auto"/>
+        <w:ind w:firstLine="720"/>
+        <w:outlineLvl w:val="1"/>
+        <w:rPr>
+          <w:b/>
+          <w:sz w:val="28"/>
+          <w:szCs w:val="28"/>
+        </w:rPr>
+      </w:pPr>
+      <w:r>
+        <w:rPr>
+          <w:b/>
+          <w:sz w:val="28"/>
+          <w:szCs w:val="28"/>
+        </w:rPr>
+        <w:lastRenderedPageBreak/>
+        <w:t xml:space="preserve">  </w:t>
+      </w:r>
+      <w:bookmarkStart w:id="9" w:name="_Toc217239510"/>
+      <w:r>
+        <w:rPr>
+          <w:b/>
+          <w:sz w:val="28"/>
+          <w:szCs w:val="28"/>
+        </w:rPr>
+        <w:t>3.</w:t>
+      </w:r>
+      <w:r>
+        <w:rPr>
+          <w:b/>
+          <w:sz w:val="28"/>
+          <w:szCs w:val="28"/>
+        </w:rPr>
+        <w:t>2</w:t>
+      </w:r>
+      <w:r>
+        <w:rPr>
+          <w:b/>
+          <w:sz w:val="28"/>
+          <w:szCs w:val="28"/>
+        </w:rPr>
+        <w:t xml:space="preserve"> Второе действие: X9 </w:t>
+      </w:r>
+      <w:proofErr w:type="gramStart"/>
+      <w:r>
+        <w:rPr>
+          <w:b/>
+          <w:sz w:val="28"/>
+          <w:szCs w:val="28"/>
+        </w:rPr>
+        <w:t>= !X</w:t>
+      </w:r>
+      <w:proofErr w:type="gramEnd"/>
+      <w:r>
+        <w:rPr>
+          <w:b/>
+          <w:sz w:val="28"/>
+          <w:szCs w:val="28"/>
+        </w:rPr>
+        <w:t>9 (побитовая инверсия)</w:t>
+      </w:r>
+      <w:bookmarkEnd w:id="9"/>
+    </w:p>
+    <w:p>
+      <w:pPr>
+        <w:spacing w:line="360" w:lineRule="auto"/>
+        <w:ind w:firstLine="720"/>
         <w:jc w:val="both"/>
         <w:rPr>
           <w:sz w:val="28"/>
           <w:szCs w:val="28"/>
         </w:rPr>
       </w:pPr>
-    </w:p>
-    <w:p>
-      <w:pPr>
-        <w:spacing w:line="360" w:lineRule="auto"/>
+      <w:r>
+        <w:rPr>
+          <w:sz w:val="28"/>
+          <w:szCs w:val="28"/>
+        </w:rPr>
+        <w:t>Размещение данных в памяти и регистрах</w:t>
+      </w:r>
+    </w:p>
+    <w:p>
+      <w:pPr>
+        <w:spacing w:line="360" w:lineRule="auto"/>
+        <w:ind w:firstLine="720"/>
         <w:jc w:val="both"/>
         <w:rPr>
           <w:sz w:val="28"/>
@@ -4062,43 +4082,522 @@
           <w:sz w:val="28"/>
           <w:szCs w:val="28"/>
         </w:rPr>
-        <w:t xml:space="preserve">Карта памяти программы представляет собой полное распределение адресного пространства, включающее размещение всех операндов X1-X9 в памяти и регистрах, адреса промежуточных ячеек для косвенной адресации, а также расположение текста программы в памяти. Карта показывает начальные адреса каждого операнда, их форматы представления (байт, слово, длинное слово), значения в шестнадцатеричной системе счисления, а также назначение </w:t>
-      </w:r>
+        <w:t>В памяти:</w:t>
+      </w:r>
+      <w:r>
+        <w:rPr>
+          <w:sz w:val="28"/>
+          <w:szCs w:val="28"/>
+        </w:rPr>
+        <w:t xml:space="preserve"> </w:t>
+      </w:r>
+      <w:r>
+        <w:rPr>
+          <w:sz w:val="28"/>
+          <w:szCs w:val="28"/>
+        </w:rPr>
+        <w:t>X9: адрес 41, значение 11 (байт, начальное значение) → после операции должно стать EE</w:t>
+      </w:r>
+    </w:p>
+    <w:p>
+      <w:pPr>
+        <w:spacing w:line="360" w:lineRule="auto"/>
+        <w:ind w:firstLine="720"/>
+        <w:jc w:val="both"/>
+        <w:rPr>
+          <w:sz w:val="28"/>
+          <w:szCs w:val="28"/>
+        </w:rPr>
+      </w:pPr>
+      <w:r>
+        <w:rPr>
+          <w:sz w:val="28"/>
+          <w:szCs w:val="28"/>
+        </w:rPr>
+        <w:t>Промежуточные ячейки (ПЯ):</w:t>
+      </w:r>
+      <w:r>
+        <w:rPr>
+          <w:sz w:val="28"/>
+          <w:szCs w:val="28"/>
+        </w:rPr>
+        <w:t xml:space="preserve"> </w:t>
+      </w:r>
+      <w:r>
+        <w:rPr>
+          <w:sz w:val="28"/>
+          <w:szCs w:val="28"/>
+        </w:rPr>
+        <w:t>ПЯ4 (адрес 410): 00000041 (адрес X9, источник)</w:t>
+      </w:r>
+      <w:r>
+        <w:rPr>
+          <w:sz w:val="28"/>
+          <w:szCs w:val="28"/>
+        </w:rPr>
+        <w:t xml:space="preserve">; </w:t>
+      </w:r>
+      <w:r>
+        <w:rPr>
+          <w:sz w:val="28"/>
+          <w:szCs w:val="28"/>
+        </w:rPr>
+        <w:t>ПЯ5 (адрес 414): 00000041 (адрес X9, приемник)</w:t>
+      </w:r>
+    </w:p>
+    <w:p>
+      <w:pPr>
+        <w:spacing w:line="360" w:lineRule="auto"/>
+        <w:ind w:firstLine="720"/>
+        <w:jc w:val="both"/>
+        <w:rPr>
+          <w:sz w:val="28"/>
+          <w:szCs w:val="28"/>
+        </w:rPr>
+      </w:pPr>
+      <w:r>
+        <w:rPr>
+          <w:sz w:val="28"/>
+          <w:szCs w:val="28"/>
+        </w:rPr>
+        <w:t>Регистры общего назначения:</w:t>
+      </w:r>
+      <w:r>
+        <w:rPr>
+          <w:sz w:val="28"/>
+          <w:szCs w:val="28"/>
+        </w:rPr>
+        <w:t xml:space="preserve"> </w:t>
+      </w:r>
+      <w:r>
+        <w:rPr>
+          <w:sz w:val="28"/>
+          <w:szCs w:val="28"/>
+        </w:rPr>
+        <w:t>R9: 00000410 (адрес ПЯ4)</w:t>
+      </w:r>
+      <w:r>
+        <w:rPr>
+          <w:sz w:val="28"/>
+          <w:szCs w:val="28"/>
+        </w:rPr>
+        <w:t xml:space="preserve">; </w:t>
+      </w:r>
+      <w:r>
+        <w:rPr>
+          <w:sz w:val="28"/>
+          <w:szCs w:val="28"/>
+        </w:rPr>
+        <w:t>R6: 00000414 (адрес ПЯ5)</w:t>
+      </w:r>
+    </w:p>
+    <w:p>
+      <w:pPr>
+        <w:spacing w:line="360" w:lineRule="auto"/>
+        <w:ind w:firstLine="720"/>
+        <w:jc w:val="both"/>
+        <w:rPr>
+          <w:sz w:val="28"/>
+          <w:szCs w:val="28"/>
+        </w:rPr>
+      </w:pPr>
+      <w:r>
+        <w:rPr>
+          <w:sz w:val="28"/>
+          <w:szCs w:val="28"/>
+        </w:rPr>
+        <w:t>Определение способов адресации</w:t>
+      </w:r>
+      <w:r>
+        <w:rPr>
+          <w:sz w:val="28"/>
+          <w:szCs w:val="28"/>
+        </w:rPr>
+        <w:t xml:space="preserve">: </w:t>
+      </w:r>
+      <w:r>
+        <w:rPr>
+          <w:sz w:val="28"/>
+          <w:szCs w:val="28"/>
+        </w:rPr>
+        <w:t>Вариант комбинации адресации: NV % 20 = 1 % 20 = 1</w:t>
+      </w:r>
+      <w:r>
+        <w:rPr>
+          <w:sz w:val="28"/>
+          <w:szCs w:val="28"/>
+        </w:rPr>
+        <w:t xml:space="preserve">; </w:t>
+      </w:r>
+      <w:r>
+        <w:rPr>
+          <w:sz w:val="28"/>
+          <w:szCs w:val="28"/>
+        </w:rPr>
+        <w:t xml:space="preserve">Для операции X9 </w:t>
+      </w:r>
+      <w:proofErr w:type="gramStart"/>
+      <w:r>
+        <w:rPr>
+          <w:sz w:val="28"/>
+          <w:szCs w:val="28"/>
+        </w:rPr>
+        <w:t>= !X</w:t>
+      </w:r>
+      <w:proofErr w:type="gramEnd"/>
+      <w:r>
+        <w:rPr>
+          <w:sz w:val="28"/>
+          <w:szCs w:val="28"/>
+        </w:rPr>
+        <w:t>9 используется команда MCOMB (</w:t>
+      </w:r>
+      <w:proofErr w:type="spellStart"/>
+      <w:r>
+        <w:rPr>
+          <w:sz w:val="28"/>
+          <w:szCs w:val="28"/>
+        </w:rPr>
+        <w:t>Move</w:t>
+      </w:r>
+      <w:proofErr w:type="spellEnd"/>
+      <w:r>
+        <w:rPr>
+          <w:sz w:val="28"/>
+          <w:szCs w:val="28"/>
+        </w:rPr>
+        <w:t xml:space="preserve"> </w:t>
+      </w:r>
+      <w:proofErr w:type="spellStart"/>
+      <w:r>
+        <w:rPr>
+          <w:sz w:val="28"/>
+          <w:szCs w:val="28"/>
+        </w:rPr>
+        <w:t>Complement</w:t>
+      </w:r>
+      <w:proofErr w:type="spellEnd"/>
+      <w:r>
+        <w:rPr>
+          <w:sz w:val="28"/>
+          <w:szCs w:val="28"/>
+        </w:rPr>
+        <w:t xml:space="preserve"> </w:t>
+      </w:r>
+      <w:proofErr w:type="spellStart"/>
+      <w:r>
+        <w:rPr>
+          <w:sz w:val="28"/>
+          <w:szCs w:val="28"/>
+        </w:rPr>
+        <w:t>Byte</w:t>
+      </w:r>
+      <w:proofErr w:type="spellEnd"/>
+      <w:r>
+        <w:rPr>
+          <w:sz w:val="28"/>
+          <w:szCs w:val="28"/>
+        </w:rPr>
+        <w:t>).</w:t>
+      </w:r>
+    </w:p>
+    <w:p>
+      <w:pPr>
+        <w:spacing w:line="360" w:lineRule="auto"/>
+        <w:ind w:firstLine="720"/>
+        <w:jc w:val="both"/>
+        <w:rPr>
+          <w:sz w:val="28"/>
+          <w:szCs w:val="28"/>
+        </w:rPr>
+      </w:pPr>
+      <w:r>
+        <w:rPr>
+          <w:sz w:val="28"/>
+          <w:szCs w:val="28"/>
+        </w:rPr>
+        <w:t>Способы адресации:</w:t>
+      </w:r>
+      <w:r>
+        <w:rPr>
+          <w:sz w:val="28"/>
+          <w:szCs w:val="28"/>
+        </w:rPr>
+        <w:t xml:space="preserve"> </w:t>
+      </w:r>
+      <w:r>
+        <w:rPr>
+          <w:sz w:val="28"/>
+          <w:szCs w:val="28"/>
+        </w:rPr>
+        <w:t xml:space="preserve">Операнд 1 (источник X9): способ 9 - косвенная адресация через память с </w:t>
+      </w:r>
+      <w:proofErr w:type="spellStart"/>
+      <w:r>
+        <w:rPr>
+          <w:sz w:val="28"/>
+          <w:szCs w:val="28"/>
+        </w:rPr>
+        <w:t>автоувеличением</w:t>
+      </w:r>
+      <w:proofErr w:type="spellEnd"/>
+      <w:r>
+        <w:rPr>
+          <w:sz w:val="28"/>
+          <w:szCs w:val="28"/>
+        </w:rPr>
+        <w:t xml:space="preserve"> @(R</w:t>
+      </w:r>
+      <w:proofErr w:type="gramStart"/>
+      <w:r>
+        <w:rPr>
+          <w:sz w:val="28"/>
+          <w:szCs w:val="28"/>
+        </w:rPr>
+        <w:t>9)+</w:t>
+      </w:r>
+      <w:proofErr w:type="gramEnd"/>
+      <w:r>
+        <w:rPr>
+          <w:sz w:val="28"/>
+          <w:szCs w:val="28"/>
+        </w:rPr>
+        <w:t xml:space="preserve">; </w:t>
+      </w:r>
+      <w:r>
+        <w:rPr>
+          <w:sz w:val="28"/>
+          <w:szCs w:val="28"/>
+        </w:rPr>
+        <w:t xml:space="preserve">Операнд 2 (приемник X9): способ 9 - косвенная адресация через память с </w:t>
+      </w:r>
+      <w:proofErr w:type="spellStart"/>
+      <w:r>
+        <w:rPr>
+          <w:sz w:val="28"/>
+          <w:szCs w:val="28"/>
+        </w:rPr>
+        <w:t>автоувеличением</w:t>
+      </w:r>
+      <w:proofErr w:type="spellEnd"/>
+      <w:r>
+        <w:rPr>
+          <w:sz w:val="28"/>
+          <w:szCs w:val="28"/>
+        </w:rPr>
+        <w:t xml:space="preserve"> @(R6)+</w:t>
+      </w:r>
+      <w:r>
+        <w:rPr>
+          <w:sz w:val="28"/>
+          <w:szCs w:val="28"/>
+        </w:rPr>
+        <w:t xml:space="preserve">; </w:t>
+      </w:r>
+      <w:r>
+        <w:rPr>
+          <w:sz w:val="28"/>
+          <w:szCs w:val="28"/>
+        </w:rPr>
+        <w:t xml:space="preserve">MCOMB - </w:t>
+      </w:r>
+      <w:proofErr w:type="spellStart"/>
+      <w:r>
+        <w:rPr>
+          <w:sz w:val="28"/>
+          <w:szCs w:val="28"/>
+        </w:rPr>
+        <w:t>двухоперандная</w:t>
+      </w:r>
+      <w:proofErr w:type="spellEnd"/>
+      <w:r>
+        <w:rPr>
+          <w:sz w:val="28"/>
+          <w:szCs w:val="28"/>
+        </w:rPr>
+        <w:t xml:space="preserve"> команда: оп2 = !оп1. Требует две промежуточные ячейки для одного операнда.</w:t>
+      </w:r>
+    </w:p>
+    <w:p>
+      <w:pPr>
+        <w:spacing w:line="360" w:lineRule="auto"/>
+        <w:ind w:firstLine="720"/>
+        <w:jc w:val="both"/>
+        <w:rPr>
+          <w:sz w:val="28"/>
+          <w:szCs w:val="28"/>
+        </w:rPr>
+      </w:pPr>
+      <w:r>
+        <w:rPr>
+          <w:sz w:val="28"/>
+          <w:szCs w:val="28"/>
+        </w:rPr>
+        <w:t xml:space="preserve">Итоговая мнемоника: </w:t>
+      </w:r>
+      <w:r>
+        <w:rPr>
+          <w:sz w:val="28"/>
+          <w:szCs w:val="28"/>
+          <w:lang w:val="en-US"/>
+        </w:rPr>
+        <w:t>MCOMB</w:t>
+      </w:r>
+      <w:r>
+        <w:rPr>
+          <w:sz w:val="28"/>
+          <w:szCs w:val="28"/>
+        </w:rPr>
+        <w:t xml:space="preserve"> @(</w:t>
+      </w:r>
+      <w:r>
+        <w:rPr>
+          <w:sz w:val="28"/>
+          <w:szCs w:val="28"/>
+          <w:lang w:val="en-US"/>
+        </w:rPr>
+        <w:t>R</w:t>
+      </w:r>
+      <w:proofErr w:type="gramStart"/>
+      <w:r>
+        <w:rPr>
+          <w:sz w:val="28"/>
+          <w:szCs w:val="28"/>
+        </w:rPr>
+        <w:t>9)+</w:t>
+      </w:r>
+      <w:proofErr w:type="gramEnd"/>
+      <w:r>
+        <w:rPr>
+          <w:sz w:val="28"/>
+          <w:szCs w:val="28"/>
+        </w:rPr>
+        <w:t xml:space="preserve"> @(</w:t>
+      </w:r>
+      <w:r>
+        <w:rPr>
+          <w:sz w:val="28"/>
+          <w:szCs w:val="28"/>
+          <w:lang w:val="en-US"/>
+        </w:rPr>
+        <w:t>R</w:t>
+      </w:r>
+      <w:r>
+        <w:rPr>
+          <w:sz w:val="28"/>
+          <w:szCs w:val="28"/>
+        </w:rPr>
+        <w:t>6)+; Адрес команды: Следующий после команды 1: 78 + 4 = 7C, но там HALT, поэтому 7D (</w:t>
+      </w:r>
+      <w:proofErr w:type="spellStart"/>
+      <w:r>
+        <w:rPr>
+          <w:sz w:val="28"/>
+          <w:szCs w:val="28"/>
+        </w:rPr>
+        <w:t>hex</w:t>
+      </w:r>
+      <w:proofErr w:type="spellEnd"/>
+      <w:r>
+        <w:rPr>
+          <w:sz w:val="28"/>
+          <w:szCs w:val="28"/>
+        </w:rPr>
+        <w:t>)</w:t>
+      </w:r>
+    </w:p>
+    <w:p>
+      <w:pPr>
+        <w:spacing w:line="360" w:lineRule="auto"/>
+        <w:ind w:firstLine="720"/>
+        <w:jc w:val="both"/>
+        <w:rPr>
+          <w:sz w:val="28"/>
+          <w:szCs w:val="28"/>
+        </w:rPr>
+      </w:pPr>
+      <w:r>
+        <w:rPr>
+          <w:sz w:val="28"/>
+          <w:szCs w:val="28"/>
+        </w:rPr>
+        <w:t xml:space="preserve">На рисунке </w:t>
+      </w:r>
+      <w:r>
+        <w:rPr>
+          <w:sz w:val="28"/>
+          <w:szCs w:val="28"/>
+        </w:rPr>
+        <w:t>4</w:t>
+      </w:r>
+      <w:r>
+        <w:rPr>
+          <w:sz w:val="28"/>
+          <w:szCs w:val="28"/>
+        </w:rPr>
+        <w:t xml:space="preserve">3 изображен успешный результат работы программы для подсчета </w:t>
+      </w:r>
+      <w:r>
+        <w:rPr>
+          <w:sz w:val="28"/>
+          <w:szCs w:val="28"/>
+          <w:lang w:val="en-US"/>
+        </w:rPr>
+        <w:t>X</w:t>
+      </w:r>
+      <w:r>
+        <w:rPr>
+          <w:sz w:val="28"/>
+          <w:szCs w:val="28"/>
+        </w:rPr>
+        <w:t xml:space="preserve">9 </w:t>
+      </w:r>
+      <w:proofErr w:type="gramStart"/>
+      <w:r>
+        <w:rPr>
+          <w:sz w:val="28"/>
+          <w:szCs w:val="28"/>
+        </w:rPr>
+        <w:t>= !</w:t>
+      </w:r>
+      <w:r>
+        <w:rPr>
+          <w:sz w:val="28"/>
+          <w:szCs w:val="28"/>
+          <w:lang w:val="en-US"/>
+        </w:rPr>
+        <w:t>X</w:t>
+      </w:r>
+      <w:proofErr w:type="gramEnd"/>
+      <w:r>
+        <w:rPr>
+          <w:sz w:val="28"/>
+          <w:szCs w:val="28"/>
+        </w:rPr>
+        <w:t>9.</w:t>
+      </w:r>
+    </w:p>
+    <w:p>
+      <w:pPr>
+        <w:spacing w:line="360" w:lineRule="auto"/>
+        <w:ind w:firstLine="720"/>
+        <w:jc w:val="center"/>
+        <w:rPr>
+          <w:sz w:val="28"/>
+          <w:szCs w:val="28"/>
+        </w:rPr>
+      </w:pPr>
       <w:r>
         <w:rPr>
           <w:sz w:val="28"/>
           <w:szCs w:val="28"/>
         </w:rPr>
         <w:lastRenderedPageBreak/>
-        <w:t>регистров общего назначения для хранения адресов и значений операндов, что обеспечивает полное понимание структуры программы и механизма доступа к данным.</w:t>
-      </w:r>
-      <w:r>
-        <w:rPr>
-          <w:sz w:val="28"/>
-          <w:szCs w:val="28"/>
-        </w:rPr>
-        <w:t xml:space="preserve"> На рисунке 4 изображена карта памяти программы.</w:t>
-      </w:r>
-    </w:p>
-    <w:p>
-      <w:pPr>
-        <w:spacing w:line="360" w:lineRule="auto"/>
-        <w:jc w:val="center"/>
-        <w:rPr>
-          <w:sz w:val="28"/>
-          <w:szCs w:val="28"/>
-        </w:rPr>
-      </w:pPr>
-      <w:r>
-        <w:rPr>
-          <w:sz w:val="28"/>
-          <w:szCs w:val="28"/>
-        </w:rPr>
         <w:drawing>
-          <wp:inline distT="0" distB="0" distL="0" distR="0" wp14:anchorId="582FD471" wp14:editId="28A0FAA6">
-            <wp:extent cx="4010025" cy="3734067"/>
-            <wp:effectExtent l="0" t="0" r="0" b="0"/>
-            <wp:docPr id="8" name="Рисунок 8"/>
+          <wp:inline distT="0" distB="0" distL="0" distR="0" wp14:anchorId="1767D027" wp14:editId="786EA5A6">
+            <wp:extent cx="4712774" cy="3751580"/>
+            <wp:effectExtent l="0" t="0" r="0" b="1270"/>
+            <wp:docPr id="12" name="Рисунок 12"/>
             <wp:cNvGraphicFramePr>
               <a:graphicFrameLocks xmlns:a="http://schemas.openxmlformats.org/drawingml/2006/main" noChangeAspect="1"/>
             </wp:cNvGraphicFramePr>
@@ -4118,7 +4617,7 @@
                   <pic:spPr>
                     <a:xfrm>
                       <a:off x="0" y="0"/>
-                      <a:ext cx="4016440" cy="3740040"/>
+                      <a:ext cx="4736980" cy="3770849"/>
                     </a:xfrm>
                     <a:prstGeom prst="rect">
                       <a:avLst/>
@@ -4159,25 +4658,89 @@
           <w:sz w:val="28"/>
           <w:szCs w:val="28"/>
         </w:rPr>
-        <w:t xml:space="preserve"> – </w:t>
-      </w:r>
-      <w:r>
-        <w:rPr>
-          <w:sz w:val="28"/>
-          <w:szCs w:val="28"/>
-        </w:rPr>
-        <w:t>Карта памяти</w:t>
-      </w:r>
-    </w:p>
-    <w:p>
-      <w:pPr>
-        <w:spacing w:line="360" w:lineRule="auto"/>
-        <w:jc w:val="center"/>
-        <w:rPr>
-          <w:sz w:val="28"/>
-          <w:szCs w:val="28"/>
-        </w:rPr>
-      </w:pPr>
+        <w:t xml:space="preserve"> – Результат работы </w:t>
+      </w:r>
+      <w:r>
+        <w:rPr>
+          <w:sz w:val="28"/>
+          <w:szCs w:val="28"/>
+          <w:lang w:val="en-US"/>
+        </w:rPr>
+        <w:t>X</w:t>
+      </w:r>
+      <w:r>
+        <w:rPr>
+          <w:sz w:val="28"/>
+          <w:szCs w:val="28"/>
+        </w:rPr>
+        <w:t>9</w:t>
+      </w:r>
+      <w:r>
+        <w:rPr>
+          <w:sz w:val="28"/>
+          <w:szCs w:val="28"/>
+        </w:rPr>
+        <w:t xml:space="preserve"> в </w:t>
+      </w:r>
+      <w:r>
+        <w:rPr>
+          <w:sz w:val="28"/>
+          <w:szCs w:val="28"/>
+          <w:lang w:val="en-US"/>
+        </w:rPr>
+        <w:t>VAX</w:t>
+      </w:r>
+      <w:r>
+        <w:rPr>
+          <w:sz w:val="28"/>
+          <w:szCs w:val="28"/>
+        </w:rPr>
+        <w:t>11</w:t>
+      </w:r>
+      <w:r>
+        <w:rPr>
+          <w:sz w:val="28"/>
+          <w:szCs w:val="28"/>
+        </w:rPr>
+        <w:br w:type="page"/>
+      </w:r>
+    </w:p>
+    <w:p>
+      <w:pPr>
+        <w:spacing w:line="360" w:lineRule="auto"/>
+        <w:ind w:firstLine="720"/>
+        <w:outlineLvl w:val="1"/>
+        <w:rPr>
+          <w:b/>
+          <w:sz w:val="28"/>
+          <w:szCs w:val="28"/>
+        </w:rPr>
+      </w:pPr>
+      <w:r>
+        <w:rPr>
+          <w:sz w:val="28"/>
+          <w:szCs w:val="28"/>
+        </w:rPr>
+        <w:lastRenderedPageBreak/>
+        <w:t xml:space="preserve"> </w:t>
+      </w:r>
+      <w:r>
+        <w:rPr>
+          <w:sz w:val="28"/>
+          <w:szCs w:val="28"/>
+        </w:rPr>
+        <w:t xml:space="preserve"> </w:t>
+      </w:r>
+      <w:bookmarkStart w:id="10" w:name="_Toc217239511"/>
+      <w:r>
+        <w:rPr>
+          <w:b/>
+          <w:sz w:val="28"/>
+          <w:szCs w:val="28"/>
+        </w:rPr>
+        <w:t>3.3 Третье действие: X6 = X6 - 1 (декремент)</w:t>
+      </w:r>
+      <w:bookmarkEnd w:id="10"/>
     </w:p>
     <w:p>
       <w:pPr>
@@ -4194,7 +4757,25 @@
           <w:sz w:val="28"/>
           <w:szCs w:val="28"/>
         </w:rPr>
-        <w:t>Текст программы представлен в двух формах: мнемонических кодах, которые обеспечивают читаемость и понимание выполняемых операций, и машинных кодах в шестнадцатеричном представлении, которые непосредственно выполняются процессором. Каждая команда содержит код операции, операнды с указанием способов адресации, адрес размещения команды в памяти и комментарий, описывающий выполняемую операцию. Программа состоит из шести команд, реализующих алгоритм обработки данных: MNEGB для отрицания, ADDL2 и ADDW3 для сложения, DECB для декремента, ASHL для арифметического сдвига и ADWC для сложения с переносом.</w:t>
+        <w:t>Размещение данных в памяти и регистрах</w:t>
+      </w:r>
+    </w:p>
+    <w:p>
+      <w:pPr>
+        <w:spacing w:line="360" w:lineRule="auto"/>
+        <w:ind w:firstLine="720"/>
+        <w:jc w:val="both"/>
+        <w:rPr>
+          <w:sz w:val="28"/>
+          <w:szCs w:val="28"/>
+        </w:rPr>
+      </w:pPr>
+      <w:r>
+        <w:rPr>
+          <w:sz w:val="28"/>
+          <w:szCs w:val="28"/>
+        </w:rPr>
+        <w:t>В памяти:</w:t>
       </w:r>
       <w:r>
         <w:rPr>
@@ -4208,28 +4789,101 @@
           <w:sz w:val="28"/>
           <w:szCs w:val="28"/>
         </w:rPr>
-        <w:t xml:space="preserve">На рисунке </w:t>
-      </w:r>
-      <w:r>
-        <w:rPr>
-          <w:sz w:val="28"/>
-          <w:szCs w:val="28"/>
-        </w:rPr>
-        <w:t>5</w:t>
-      </w:r>
-      <w:r>
-        <w:rPr>
-          <w:sz w:val="28"/>
-          <w:szCs w:val="28"/>
-        </w:rPr>
-        <w:t xml:space="preserve"> изображена </w:t>
-      </w:r>
-      <w:r>
-        <w:rPr>
-          <w:sz w:val="28"/>
-          <w:szCs w:val="28"/>
-        </w:rPr>
-        <w:t>результат трассировки программы</w:t>
+        <w:t>X6: адрес 23, значение 1AE9 (слово, 16 бит) → после операции должно стать 1AE8</w:t>
+      </w:r>
+      <w:r>
+        <w:rPr>
+          <w:sz w:val="28"/>
+          <w:szCs w:val="28"/>
+        </w:rPr>
+        <w:t xml:space="preserve">; </w:t>
+      </w:r>
+      <w:r>
+        <w:rPr>
+          <w:sz w:val="28"/>
+          <w:szCs w:val="28"/>
+        </w:rPr>
+        <w:t xml:space="preserve">В формате </w:t>
+      </w:r>
+      <w:proofErr w:type="spellStart"/>
+      <w:r>
+        <w:rPr>
+          <w:sz w:val="28"/>
+          <w:szCs w:val="28"/>
+        </w:rPr>
+        <w:t>little-endian</w:t>
+      </w:r>
+      <w:proofErr w:type="spellEnd"/>
+      <w:r>
+        <w:rPr>
+          <w:sz w:val="28"/>
+          <w:szCs w:val="28"/>
+        </w:rPr>
+        <w:t>: E9 1A (младший байт E9 по адресу 23, старший байт 1A по адресу 24)</w:t>
+      </w:r>
+    </w:p>
+    <w:p>
+      <w:pPr>
+        <w:spacing w:line="360" w:lineRule="auto"/>
+        <w:ind w:firstLine="720"/>
+        <w:jc w:val="both"/>
+        <w:rPr>
+          <w:sz w:val="28"/>
+          <w:szCs w:val="28"/>
+        </w:rPr>
+      </w:pPr>
+      <w:r>
+        <w:rPr>
+          <w:sz w:val="28"/>
+          <w:szCs w:val="28"/>
+        </w:rPr>
+        <w:t>Промежуточные ячейки (ПЯ):</w:t>
+      </w:r>
+      <w:r>
+        <w:rPr>
+          <w:sz w:val="28"/>
+          <w:szCs w:val="28"/>
+        </w:rPr>
+        <w:t xml:space="preserve"> </w:t>
+      </w:r>
+      <w:r>
+        <w:rPr>
+          <w:sz w:val="28"/>
+          <w:szCs w:val="28"/>
+        </w:rPr>
+        <w:t>ПЯ6 (адрес 418): 00000023 (адрес X6)</w:t>
+      </w:r>
+    </w:p>
+    <w:p>
+      <w:pPr>
+        <w:spacing w:line="360" w:lineRule="auto"/>
+        <w:ind w:firstLine="720"/>
+        <w:jc w:val="both"/>
+        <w:rPr>
+          <w:sz w:val="28"/>
+          <w:szCs w:val="28"/>
+        </w:rPr>
+      </w:pPr>
+      <w:r>
+        <w:rPr>
+          <w:sz w:val="28"/>
+          <w:szCs w:val="28"/>
+        </w:rPr>
+        <w:t>Регистры общего назначения:</w:t>
+      </w:r>
+      <w:r>
+        <w:rPr>
+          <w:sz w:val="28"/>
+          <w:szCs w:val="28"/>
+        </w:rPr>
+        <w:t xml:space="preserve"> </w:t>
+      </w:r>
+      <w:r>
+        <w:rPr>
+          <w:sz w:val="28"/>
+          <w:szCs w:val="28"/>
+        </w:rPr>
+        <w:t>R5: 00000418 (адрес ПЯ6)</w:t>
       </w:r>
       <w:r>
         <w:rPr>
@@ -4242,6 +4896,274 @@
     <w:p>
       <w:pPr>
         <w:spacing w:line="360" w:lineRule="auto"/>
+        <w:ind w:firstLine="720"/>
+        <w:jc w:val="both"/>
+        <w:rPr>
+          <w:sz w:val="28"/>
+          <w:szCs w:val="28"/>
+        </w:rPr>
+      </w:pPr>
+      <w:r>
+        <w:rPr>
+          <w:sz w:val="28"/>
+          <w:szCs w:val="28"/>
+        </w:rPr>
+        <w:t>Определение способов адресации</w:t>
+      </w:r>
+      <w:r>
+        <w:rPr>
+          <w:sz w:val="28"/>
+          <w:szCs w:val="28"/>
+        </w:rPr>
+        <w:t xml:space="preserve">; </w:t>
+      </w:r>
+      <w:r>
+        <w:rPr>
+          <w:sz w:val="28"/>
+          <w:szCs w:val="28"/>
+        </w:rPr>
+        <w:t>Вариант комбинации адресации: NV % 20 = 1 % 20 = 1</w:t>
+      </w:r>
+      <w:proofErr w:type="gramStart"/>
+      <w:r>
+        <w:rPr>
+          <w:sz w:val="28"/>
+          <w:szCs w:val="28"/>
+        </w:rPr>
+        <w:t xml:space="preserve">; </w:t>
+      </w:r>
+      <w:r>
+        <w:rPr>
+          <w:sz w:val="28"/>
+          <w:szCs w:val="28"/>
+        </w:rPr>
+        <w:t>Для</w:t>
+      </w:r>
+      <w:proofErr w:type="gramEnd"/>
+      <w:r>
+        <w:rPr>
+          <w:sz w:val="28"/>
+          <w:szCs w:val="28"/>
+        </w:rPr>
+        <w:t xml:space="preserve"> операции X6 = X6 - 1 используется команда DECW (</w:t>
+      </w:r>
+      <w:proofErr w:type="spellStart"/>
+      <w:r>
+        <w:rPr>
+          <w:sz w:val="28"/>
+          <w:szCs w:val="28"/>
+        </w:rPr>
+        <w:t>Decrement</w:t>
+      </w:r>
+      <w:proofErr w:type="spellEnd"/>
+      <w:r>
+        <w:rPr>
+          <w:sz w:val="28"/>
+          <w:szCs w:val="28"/>
+        </w:rPr>
+        <w:t xml:space="preserve"> </w:t>
+      </w:r>
+      <w:proofErr w:type="spellStart"/>
+      <w:r>
+        <w:rPr>
+          <w:sz w:val="28"/>
+          <w:szCs w:val="28"/>
+        </w:rPr>
+        <w:t>Word</w:t>
+      </w:r>
+      <w:proofErr w:type="spellEnd"/>
+      <w:r>
+        <w:rPr>
+          <w:sz w:val="28"/>
+          <w:szCs w:val="28"/>
+        </w:rPr>
+        <w:t>)</w:t>
+      </w:r>
+    </w:p>
+    <w:p>
+      <w:pPr>
+        <w:spacing w:line="360" w:lineRule="auto"/>
+        <w:ind w:firstLine="720"/>
+        <w:jc w:val="both"/>
+        <w:rPr>
+          <w:sz w:val="28"/>
+          <w:szCs w:val="28"/>
+        </w:rPr>
+      </w:pPr>
+      <w:r>
+        <w:rPr>
+          <w:sz w:val="28"/>
+          <w:szCs w:val="28"/>
+        </w:rPr>
+        <w:t>Способы адресации:</w:t>
+      </w:r>
+      <w:r>
+        <w:rPr>
+          <w:sz w:val="28"/>
+          <w:szCs w:val="28"/>
+        </w:rPr>
+        <w:t xml:space="preserve"> </w:t>
+      </w:r>
+      <w:r>
+        <w:rPr>
+          <w:sz w:val="28"/>
+          <w:szCs w:val="28"/>
+        </w:rPr>
+        <w:t xml:space="preserve">Операнд (X6): способ 9 - косвенная адресация через память с </w:t>
+      </w:r>
+      <w:proofErr w:type="spellStart"/>
+      <w:r>
+        <w:rPr>
+          <w:sz w:val="28"/>
+          <w:szCs w:val="28"/>
+        </w:rPr>
+        <w:t>автоувеличением</w:t>
+      </w:r>
+      <w:proofErr w:type="spellEnd"/>
+      <w:r>
+        <w:rPr>
+          <w:sz w:val="28"/>
+          <w:szCs w:val="28"/>
+        </w:rPr>
+        <w:t xml:space="preserve"> @(R</w:t>
+      </w:r>
+      <w:proofErr w:type="gramStart"/>
+      <w:r>
+        <w:rPr>
+          <w:sz w:val="28"/>
+          <w:szCs w:val="28"/>
+        </w:rPr>
+        <w:t>5)+</w:t>
+      </w:r>
+      <w:proofErr w:type="gramEnd"/>
+      <w:r>
+        <w:rPr>
+          <w:sz w:val="28"/>
+          <w:szCs w:val="28"/>
+        </w:rPr>
+        <w:t xml:space="preserve">; </w:t>
+      </w:r>
+      <w:r>
+        <w:rPr>
+          <w:sz w:val="28"/>
+          <w:szCs w:val="28"/>
+        </w:rPr>
+        <w:t>Используется R5 вместо R7, чтобы избежать конфликта кодов (DECB = 97, @(R7)+ может быть 97).</w:t>
+      </w:r>
+    </w:p>
+    <w:p>
+      <w:pPr>
+        <w:spacing w:line="360" w:lineRule="auto"/>
+        <w:ind w:firstLine="720"/>
+        <w:jc w:val="both"/>
+        <w:rPr>
+          <w:sz w:val="28"/>
+          <w:szCs w:val="28"/>
+        </w:rPr>
+      </w:pPr>
+      <w:r>
+        <w:rPr>
+          <w:sz w:val="28"/>
+          <w:szCs w:val="28"/>
+        </w:rPr>
+        <w:t>Итоговая мнемоника:</w:t>
+      </w:r>
+      <w:r>
+        <w:rPr>
+          <w:sz w:val="28"/>
+          <w:szCs w:val="28"/>
+        </w:rPr>
+        <w:t xml:space="preserve"> </w:t>
+      </w:r>
+      <w:r>
+        <w:rPr>
+          <w:sz w:val="28"/>
+          <w:szCs w:val="28"/>
+          <w:lang w:val="en-US"/>
+        </w:rPr>
+        <w:t>DECW</w:t>
+      </w:r>
+      <w:r>
+        <w:rPr>
+          <w:sz w:val="28"/>
+          <w:szCs w:val="28"/>
+        </w:rPr>
+        <w:t xml:space="preserve"> @(</w:t>
+      </w:r>
+      <w:r>
+        <w:rPr>
+          <w:sz w:val="28"/>
+          <w:szCs w:val="28"/>
+          <w:lang w:val="en-US"/>
+        </w:rPr>
+        <w:t>R</w:t>
+      </w:r>
+      <w:proofErr w:type="gramStart"/>
+      <w:r>
+        <w:rPr>
+          <w:sz w:val="28"/>
+          <w:szCs w:val="28"/>
+        </w:rPr>
+        <w:t>5)+</w:t>
+      </w:r>
+      <w:proofErr w:type="gramEnd"/>
+      <w:r>
+        <w:rPr>
+          <w:sz w:val="28"/>
+          <w:szCs w:val="28"/>
+        </w:rPr>
+        <w:t>; Адрес команды: Следующий после команды 2: 7</w:t>
+      </w:r>
+      <w:r>
+        <w:rPr>
+          <w:sz w:val="28"/>
+          <w:szCs w:val="28"/>
+          <w:lang w:val="en-US"/>
+        </w:rPr>
+        <w:t>D</w:t>
+      </w:r>
+      <w:r>
+        <w:rPr>
+          <w:sz w:val="28"/>
+          <w:szCs w:val="28"/>
+        </w:rPr>
+        <w:t xml:space="preserve"> + 3 = 80, но там </w:t>
+      </w:r>
+      <w:r>
+        <w:rPr>
+          <w:sz w:val="28"/>
+          <w:szCs w:val="28"/>
+          <w:lang w:val="en-US"/>
+        </w:rPr>
+        <w:t>HALT</w:t>
+      </w:r>
+      <w:r>
+        <w:rPr>
+          <w:sz w:val="28"/>
+          <w:szCs w:val="28"/>
+        </w:rPr>
+        <w:t>, поэтому 81 (</w:t>
+      </w:r>
+      <w:r>
+        <w:rPr>
+          <w:sz w:val="28"/>
+          <w:szCs w:val="28"/>
+          <w:lang w:val="en-US"/>
+        </w:rPr>
+        <w:t>hex</w:t>
+      </w:r>
+      <w:r>
+        <w:rPr>
+          <w:sz w:val="28"/>
+          <w:szCs w:val="28"/>
+        </w:rPr>
+        <w:t xml:space="preserve">) </w:t>
+      </w:r>
+    </w:p>
+    <w:p>
+      <w:pPr>
+        <w:spacing w:line="360" w:lineRule="auto"/>
+        <w:ind w:firstLine="720"/>
         <w:jc w:val="center"/>
         <w:rPr>
           <w:sz w:val="28"/>
@@ -4253,12 +5175,11 @@
           <w:sz w:val="28"/>
           <w:szCs w:val="28"/>
         </w:rPr>
-        <w:lastRenderedPageBreak/>
         <w:drawing>
-          <wp:inline distT="0" distB="0" distL="0" distR="0" wp14:anchorId="66CDE5BC" wp14:editId="698C5CD0">
-            <wp:extent cx="5940425" cy="1372235"/>
-            <wp:effectExtent l="0" t="0" r="3175" b="0"/>
-            <wp:docPr id="9" name="Рисунок 9"/>
+          <wp:inline distT="0" distB="0" distL="0" distR="0" wp14:anchorId="6320556C" wp14:editId="681BC2F9">
+            <wp:extent cx="5007437" cy="3936365"/>
+            <wp:effectExtent l="0" t="0" r="3175" b="6985"/>
+            <wp:docPr id="14" name="Рисунок 14"/>
             <wp:cNvGraphicFramePr>
               <a:graphicFrameLocks xmlns:a="http://schemas.openxmlformats.org/drawingml/2006/main" noChangeAspect="1"/>
             </wp:cNvGraphicFramePr>
@@ -4278,7 +5199,7 @@
                   <pic:spPr>
                     <a:xfrm>
                       <a:off x="0" y="0"/>
-                      <a:ext cx="5940425" cy="1372235"/>
+                      <a:ext cx="5028096" cy="3952605"/>
                     </a:xfrm>
                     <a:prstGeom prst="rect">
                       <a:avLst/>
@@ -4319,25 +5240,45 @@
           <w:sz w:val="28"/>
           <w:szCs w:val="28"/>
         </w:rPr>
-        <w:t xml:space="preserve"> – </w:t>
-      </w:r>
-      <w:r>
-        <w:rPr>
-          <w:sz w:val="28"/>
-          <w:szCs w:val="28"/>
-        </w:rPr>
-        <w:t>Текст программы в мнемонических и машинных кодах</w:t>
-      </w:r>
-    </w:p>
-    <w:p>
-      <w:pPr>
-        <w:spacing w:line="360" w:lineRule="auto"/>
-        <w:jc w:val="center"/>
-        <w:rPr>
-          <w:sz w:val="28"/>
-          <w:szCs w:val="28"/>
-        </w:rPr>
-      </w:pPr>
+        <w:t xml:space="preserve"> – Результат работы </w:t>
+      </w:r>
+      <w:r>
+        <w:rPr>
+          <w:sz w:val="28"/>
+          <w:szCs w:val="28"/>
+          <w:lang w:val="en-US"/>
+        </w:rPr>
+        <w:t>X</w:t>
+      </w:r>
+      <w:r>
+        <w:rPr>
+          <w:sz w:val="28"/>
+          <w:szCs w:val="28"/>
+        </w:rPr>
+        <w:t>6</w:t>
+      </w:r>
+      <w:r>
+        <w:rPr>
+          <w:sz w:val="28"/>
+          <w:szCs w:val="28"/>
+        </w:rPr>
+        <w:t xml:space="preserve"> в </w:t>
+      </w:r>
+      <w:r>
+        <w:rPr>
+          <w:sz w:val="28"/>
+          <w:szCs w:val="28"/>
+          <w:lang w:val="en-US"/>
+        </w:rPr>
+        <w:t>VAX</w:t>
+      </w:r>
+      <w:r>
+        <w:rPr>
+          <w:sz w:val="28"/>
+          <w:szCs w:val="28"/>
+        </w:rPr>
+        <w:t>11</w:t>
+      </w:r>
     </w:p>
     <w:p>
       <w:pPr>
@@ -4349,19 +5290,23 @@
           <w:szCs w:val="28"/>
         </w:rPr>
       </w:pPr>
-      <w:r>
-        <w:rPr>
-          <w:sz w:val="28"/>
-          <w:szCs w:val="28"/>
-        </w:rPr>
-        <w:t>Результаты трассировки программы демонстрируют пошаговое изменение значений операндов и регистров при выполнении каждой команды. Таблица трассировки содержит информацию о состоянии операндов до и после выполнения каждой операции, что позволяет отследить все преобразования данных на протяжении выполнения программы. Анализ трассировки подтверждает корректность работы программы, так как все промежуточные и итоговые значения соответствуют ожидаемым результатам вычислений, выполняемых согласно заданному алгоритму.</w:t>
-      </w:r>
-      <w:r>
-        <w:rPr>
-          <w:sz w:val="28"/>
-          <w:szCs w:val="28"/>
-        </w:rPr>
-        <w:t xml:space="preserve"> На рисунке 6 результат работы программы в целом.</w:t>
+    </w:p>
+    <w:p>
+      <w:pPr>
+        <w:spacing w:line="360" w:lineRule="auto"/>
+        <w:ind w:firstLine="720"/>
+        <w:jc w:val="both"/>
+        <w:rPr>
+          <w:sz w:val="28"/>
+          <w:szCs w:val="28"/>
+        </w:rPr>
+      </w:pPr>
+      <w:r>
+        <w:rPr>
+          <w:sz w:val="28"/>
+          <w:szCs w:val="28"/>
+        </w:rPr>
+        <w:t>На рисунке 6 изображена итоговая таблица распределения памяти.</w:t>
       </w:r>
     </w:p>
     <w:p>
@@ -4380,10 +5325,10 @@
           <w:szCs w:val="28"/>
         </w:rPr>
         <w:drawing>
-          <wp:inline distT="0" distB="0" distL="0" distR="0" wp14:anchorId="2DEB8681" wp14:editId="15E45DCD">
-            <wp:extent cx="4800600" cy="3557217"/>
-            <wp:effectExtent l="0" t="0" r="0" b="5715"/>
-            <wp:docPr id="10" name="Рисунок 10"/>
+          <wp:inline distT="0" distB="0" distL="0" distR="0" wp14:anchorId="08EDD3BC" wp14:editId="2DC34B94">
+            <wp:extent cx="4993445" cy="2347534"/>
+            <wp:effectExtent l="0" t="0" r="0" b="0"/>
+            <wp:docPr id="13" name="Рисунок 13"/>
             <wp:cNvGraphicFramePr>
               <a:graphicFrameLocks xmlns:a="http://schemas.openxmlformats.org/drawingml/2006/main" noChangeAspect="1"/>
             </wp:cNvGraphicFramePr>
@@ -4403,7 +5348,7 @@
                   <pic:spPr>
                     <a:xfrm>
                       <a:off x="0" y="0"/>
-                      <a:ext cx="4832975" cy="3581207"/>
+                      <a:ext cx="5209907" cy="2449298"/>
                     </a:xfrm>
                     <a:prstGeom prst="rect">
                       <a:avLst/>
@@ -4451,8 +5396,87 @@
           <w:sz w:val="28"/>
           <w:szCs w:val="28"/>
         </w:rPr>
-        <w:t>Результат работы программы</w:t>
-      </w:r>
+        <w:t>Карта распределения памяти</w:t>
+      </w:r>
+    </w:p>
+    <w:p>
+      <w:pPr>
+        <w:spacing w:line="360" w:lineRule="auto"/>
+        <w:jc w:val="center"/>
+        <w:rPr>
+          <w:sz w:val="28"/>
+          <w:szCs w:val="28"/>
+        </w:rPr>
+      </w:pPr>
+      <w:r>
+        <w:rPr>
+          <w:sz w:val="28"/>
+          <w:szCs w:val="28"/>
+        </w:rPr>
+        <w:drawing>
+          <wp:inline distT="0" distB="0" distL="0" distR="0" wp14:anchorId="7DF415FB" wp14:editId="70517341">
+            <wp:extent cx="5940425" cy="899160"/>
+            <wp:effectExtent l="0" t="0" r="3175" b="0"/>
+            <wp:docPr id="15" name="Рисунок 15"/>
+            <wp:cNvGraphicFramePr>
+              <a:graphicFrameLocks xmlns:a="http://schemas.openxmlformats.org/drawingml/2006/main" noChangeAspect="1"/>
+            </wp:cNvGraphicFramePr>
+            <a:graphic xmlns:a="http://schemas.openxmlformats.org/drawingml/2006/main">
+              <a:graphicData uri="http://schemas.openxmlformats.org/drawingml/2006/picture">
+                <pic:pic xmlns:pic="http://schemas.openxmlformats.org/drawingml/2006/picture">
+                  <pic:nvPicPr>
+                    <pic:cNvPr id="1" name=""/>
+                    <pic:cNvPicPr/>
+                  </pic:nvPicPr>
+                  <pic:blipFill>
+                    <a:blip r:embed="rId15"/>
+                    <a:stretch>
+                      <a:fillRect/>
+                    </a:stretch>
+                  </pic:blipFill>
+                  <pic:spPr>
+                    <a:xfrm>
+                      <a:off x="0" y="0"/>
+                      <a:ext cx="5940425" cy="899160"/>
+                    </a:xfrm>
+                    <a:prstGeom prst="rect">
+                      <a:avLst/>
+                    </a:prstGeom>
+                  </pic:spPr>
+                </pic:pic>
+              </a:graphicData>
+            </a:graphic>
+          </wp:inline>
+        </w:drawing>
+      </w:r>
+    </w:p>
+    <w:p>
+      <w:pPr>
+        <w:spacing w:line="360" w:lineRule="auto"/>
+        <w:jc w:val="center"/>
+        <w:rPr>
+          <w:sz w:val="28"/>
+          <w:szCs w:val="28"/>
+        </w:rPr>
+      </w:pPr>
+      <w:r>
+        <w:rPr>
+          <w:sz w:val="28"/>
+          <w:szCs w:val="28"/>
+        </w:rPr>
+        <w:t>Рисунок 7 – Таблица мнемонических кодов с расшифровкой</w:t>
+      </w:r>
+    </w:p>
+    <w:p>
+      <w:pPr>
+        <w:spacing w:line="360" w:lineRule="auto"/>
+        <w:ind w:firstLine="720"/>
+        <w:jc w:val="both"/>
+        <w:rPr>
+          <w:sz w:val="28"/>
+          <w:szCs w:val="28"/>
+        </w:rPr>
+      </w:pPr>
     </w:p>
     <w:p>
       <w:pPr>
@@ -4490,7 +5514,7 @@
           <w:szCs w:val="28"/>
         </w:rPr>
       </w:pPr>
-      <w:bookmarkStart w:id="9" w:name="_Toc216730564"/>
+      <w:bookmarkStart w:id="11" w:name="_Toc217239512"/>
       <w:r>
         <w:rPr>
           <w:b/>
@@ -4508,18 +5532,9 @@
           <w:sz w:val="28"/>
           <w:szCs w:val="28"/>
         </w:rPr>
-        <w:t xml:space="preserve"> </w:t>
-      </w:r>
-      <w:r>
-        <w:rPr>
-          <w:b/>
-          <w:bCs/>
-          <w:sz w:val="28"/>
-          <w:szCs w:val="28"/>
-        </w:rPr>
-        <w:t>Вывод</w:t>
-      </w:r>
-      <w:bookmarkEnd w:id="9"/>
+        <w:t xml:space="preserve"> Вывод</w:t>
+      </w:r>
+      <w:bookmarkEnd w:id="11"/>
     </w:p>
     <w:p>
       <w:pPr>
@@ -4536,7 +5551,7 @@
           <w:sz w:val="28"/>
           <w:szCs w:val="28"/>
         </w:rPr>
-        <w:t xml:space="preserve">В ходе выполнения данной работы были получены и закреплены навыки работы с ассемблером для процессоров семейства VAX, а в частности работы с процессором VAX-11. Изучены форматы команд и способы адресации процессора VAX-11: прямая регистровая адресация (способ 6), косвенная адресация с </w:t>
+        <w:t xml:space="preserve">В ходе выполнения данной лабораторной работы были получены и закреплены навыки работы с ассемблером для процессоров семейства VAX, а в частности работы с процессором VAX-11. Изучены форматы команд и способы адресации процессора VAX-11, включая прямую регистровую адресацию (способ 6), которая использовалась для операнда X2 в регистре R3, и косвенную адресацию через память с </w:t>
       </w:r>
       <w:proofErr w:type="spellStart"/>
       <w:r>
@@ -4552,39 +5567,7 @@
           <w:sz w:val="28"/>
           <w:szCs w:val="28"/>
         </w:rPr>
-        <w:t xml:space="preserve"> (способ 7), косвенная адресация с </w:t>
-      </w:r>
-      <w:proofErr w:type="spellStart"/>
-      <w:r>
-        <w:rPr>
-          <w:sz w:val="28"/>
-          <w:szCs w:val="28"/>
-        </w:rPr>
-        <w:t>автоуменьшением</w:t>
-      </w:r>
-      <w:proofErr w:type="spellEnd"/>
-      <w:r>
-        <w:rPr>
-          <w:sz w:val="28"/>
-          <w:szCs w:val="28"/>
-        </w:rPr>
-        <w:t xml:space="preserve"> (способ 8) и косвенная адресация через память с </w:t>
-      </w:r>
-      <w:proofErr w:type="spellStart"/>
-      <w:r>
-        <w:rPr>
-          <w:sz w:val="28"/>
-          <w:szCs w:val="28"/>
-        </w:rPr>
-        <w:t>автоувеличением</w:t>
-      </w:r>
-      <w:proofErr w:type="spellEnd"/>
-      <w:r>
-        <w:rPr>
-          <w:sz w:val="28"/>
-          <w:szCs w:val="28"/>
-        </w:rPr>
-        <w:t xml:space="preserve"> (способ 9). </w:t>
+        <w:t xml:space="preserve"> (способ 9), которая применялась для операндов в памяти через промежуточные ячейки.</w:t>
       </w:r>
     </w:p>
     <w:p>
@@ -4602,7 +5585,7 @@
           <w:sz w:val="28"/>
           <w:szCs w:val="28"/>
         </w:rPr>
-        <w:t xml:space="preserve">Освоены различные способы косвенной адресации операндов, включая использование промежуточных ячеек (ПЯ) для хранения адресов операндов, автоматическое изменение регистров при использовании способов адресации с </w:t>
+        <w:t xml:space="preserve"> Освоены различные способы косвенной адресации операндов, включая использование промежуточных ячеек (ПЯ) для хранения адресов операндов, автоматическое изменение регистров при использовании способов адресации с </w:t>
       </w:r>
       <w:proofErr w:type="spellStart"/>
       <w:r>
@@ -4618,7 +5601,23 @@
           <w:sz w:val="28"/>
           <w:szCs w:val="28"/>
         </w:rPr>
-        <w:t>/уменьшением, а также косвенная адресация через память для работы с операндами в памяти. Составлена программа для выполнения алгоритма арифметико-логической обработки данных с реализацией операций отрицания (MNEGB), сложения (ADDL2, ADDW3), декремента (DECB), арифметического сдвига (ASHL) и сложения с переносом (ADWC).</w:t>
+        <w:t xml:space="preserve">, а также косвенная адресация через память для работы с операндами в памяти. Составлена программа для выполнения алгоритма арифметико-логической обработки данных с реализацией операций сложения байтов (ADDB3) для операции X3 = X1 + X2, побитовой инверсии байта (MCOMB) для операции X9 </w:t>
+      </w:r>
+      <w:proofErr w:type="gramStart"/>
+      <w:r>
+        <w:rPr>
+          <w:sz w:val="28"/>
+          <w:szCs w:val="28"/>
+        </w:rPr>
+        <w:t>= !X</w:t>
+      </w:r>
+      <w:proofErr w:type="gramEnd"/>
+      <w:r>
+        <w:rPr>
+          <w:sz w:val="28"/>
+          <w:szCs w:val="28"/>
+        </w:rPr>
+        <w:t xml:space="preserve">9, и декремента слова (DECW) для операции X6 = X6 - 1. </w:t>
       </w:r>
     </w:p>
     <w:p>
@@ -4627,7 +5626,40 @@
         <w:ind w:firstLine="709"/>
         <w:jc w:val="both"/>
         <w:rPr>
-          <w:b/>
+          <w:sz w:val="28"/>
+          <w:szCs w:val="28"/>
+        </w:rPr>
+      </w:pPr>
+      <w:r>
+        <w:rPr>
+          <w:sz w:val="28"/>
+          <w:szCs w:val="28"/>
+        </w:rPr>
+        <w:t xml:space="preserve">Программа протестирована путем ручной трассировки, при этом все результаты выполнения команд совпали с ожидаемыми: X3 = FB (результат сложения F7 + 04), X9 = EE (результат инверсии 11), X6 = 1AE8 (результат декремента 1AE9 - 1). Изменения регистров и памяти отслежены на каждом шаге выполнения программы, при этом все регистры (R1, R5, R6, R8, R9) корректно увеличивались на 4 при использовании способа адресации с </w:t>
+      </w:r>
+      <w:proofErr w:type="spellStart"/>
+      <w:r>
+        <w:rPr>
+          <w:sz w:val="28"/>
+          <w:szCs w:val="28"/>
+        </w:rPr>
+        <w:t>автоувеличением</w:t>
+      </w:r>
+      <w:proofErr w:type="spellEnd"/>
+      <w:r>
+        <w:rPr>
+          <w:sz w:val="28"/>
+          <w:szCs w:val="28"/>
+        </w:rPr>
+        <w:t>.</w:t>
+      </w:r>
+    </w:p>
+    <w:p>
+      <w:pPr>
+        <w:spacing w:line="360" w:lineRule="auto"/>
+        <w:ind w:firstLine="709"/>
+        <w:jc w:val="both"/>
+        <w:rPr>
           <w:bCs/>
           <w:sz w:val="28"/>
           <w:szCs w:val="28"/>
@@ -4635,31 +5667,16 @@
       </w:pPr>
       <w:r>
         <w:rPr>
-          <w:sz w:val="28"/>
-          <w:szCs w:val="28"/>
-        </w:rPr>
-        <w:t xml:space="preserve">Программа протестирована путем ручной трассировки, при этом все результаты выполнения команд совпали с ожидаемыми, а изменения регистров и памяти отслежены на каждом шаге выполнения программы. Изучено представление данных в формате </w:t>
-      </w:r>
-      <w:proofErr w:type="spellStart"/>
-      <w:r>
-        <w:rPr>
-          <w:sz w:val="28"/>
-          <w:szCs w:val="28"/>
-        </w:rPr>
-        <w:t>little-endian</w:t>
-      </w:r>
-      <w:proofErr w:type="spellEnd"/>
-      <w:r>
-        <w:rPr>
-          <w:sz w:val="28"/>
-          <w:szCs w:val="28"/>
-        </w:rPr>
-        <w:t>, где младший байт записывается первым, а длинные слова занимают 4 байта в памяти. Понята структура команд VAX-11, где код операции определяет тип команды, операнды кодируются байтами в зависимости от способа адресации, а размер команды зависит от количества и типов операндов. Работа была выполнена с использованием эмулятора, и запускалась на нем. Были закреплены навыки изучения технической документации, получены навыки работы с различными способами адресации.</w:t>
+          <w:bCs/>
+          <w:sz w:val="28"/>
+          <w:szCs w:val="28"/>
+        </w:rPr>
+        <w:t>Были закреплены навыки изучения технической документации, получены навыки работы с различными способами адресации и форматами данных процессора VAX-11, что позволило успешно реализовать все три операции алгоритма и проверить корректность их выполнения путем сравнения результатов ручной трассировки с результатами работы программы в эмуляторе.</w:t>
       </w:r>
     </w:p>
     <w:sectPr>
-      <w:footerReference w:type="even" r:id="rId15"/>
-      <w:footerReference w:type="default" r:id="rId16"/>
+      <w:footerReference w:type="even" r:id="rId16"/>
+      <w:footerReference w:type="default" r:id="rId17"/>
       <w:pgSz w:w="11906" w:h="16838"/>
       <w:pgMar w:top="1134" w:right="850" w:bottom="1134" w:left="1701" w:header="708" w:footer="708" w:gutter="0"/>
       <w:pgNumType w:start="1"/>
@@ -5441,6 +6458,92 @@
       </w:pPr>
     </w:lvl>
   </w:abstractNum>
+  <w:abstractNum w:abstractNumId="5" w15:restartNumberingAfterBreak="0">
+    <w:nsid w:val="7A196460"/>
+    <w:multiLevelType w:val="hybridMultilevel"/>
+    <w:tmpl w:val="E2CEB0AA"/>
+    <w:lvl w:ilvl="0" w:tplc="0419000F">
+      <w:start w:val="1"/>
+      <w:numFmt w:val="decimal"/>
+      <w:lvlText w:val="%1."/>
+      <w:lvlJc w:val="left"/>
+      <w:pPr>
+        <w:ind w:left="1440" w:hanging="360"/>
+      </w:pPr>
+    </w:lvl>
+    <w:lvl w:ilvl="1" w:tplc="04190019" w:tentative="1">
+      <w:start w:val="1"/>
+      <w:numFmt w:val="lowerLetter"/>
+      <w:lvlText w:val="%2."/>
+      <w:lvlJc w:val="left"/>
+      <w:pPr>
+        <w:ind w:left="2160" w:hanging="360"/>
+      </w:pPr>
+    </w:lvl>
+    <w:lvl w:ilvl="2" w:tplc="0419001B" w:tentative="1">
+      <w:start w:val="1"/>
+      <w:numFmt w:val="lowerRoman"/>
+      <w:lvlText w:val="%3."/>
+      <w:lvlJc w:val="right"/>
+      <w:pPr>
+        <w:ind w:left="2880" w:hanging="180"/>
+      </w:pPr>
+    </w:lvl>
+    <w:lvl w:ilvl="3" w:tplc="0419000F" w:tentative="1">
+      <w:start w:val="1"/>
+      <w:numFmt w:val="decimal"/>
+      <w:lvlText w:val="%4."/>
+      <w:lvlJc w:val="left"/>
+      <w:pPr>
+        <w:ind w:left="3600" w:hanging="360"/>
+      </w:pPr>
+    </w:lvl>
+    <w:lvl w:ilvl="4" w:tplc="04190019" w:tentative="1">
+      <w:start w:val="1"/>
+      <w:numFmt w:val="lowerLetter"/>
+      <w:lvlText w:val="%5."/>
+      <w:lvlJc w:val="left"/>
+      <w:pPr>
+        <w:ind w:left="4320" w:hanging="360"/>
+      </w:pPr>
+    </w:lvl>
+    <w:lvl w:ilvl="5" w:tplc="0419001B" w:tentative="1">
+      <w:start w:val="1"/>
+      <w:numFmt w:val="lowerRoman"/>
+      <w:lvlText w:val="%6."/>
+      <w:lvlJc w:val="right"/>
+      <w:pPr>
+        <w:ind w:left="5040" w:hanging="180"/>
+      </w:pPr>
+    </w:lvl>
+    <w:lvl w:ilvl="6" w:tplc="0419000F" w:tentative="1">
+      <w:start w:val="1"/>
+      <w:numFmt w:val="decimal"/>
+      <w:lvlText w:val="%7."/>
+      <w:lvlJc w:val="left"/>
+      <w:pPr>
+        <w:ind w:left="5760" w:hanging="360"/>
+      </w:pPr>
+    </w:lvl>
+    <w:lvl w:ilvl="7" w:tplc="04190019" w:tentative="1">
+      <w:start w:val="1"/>
+      <w:numFmt w:val="lowerLetter"/>
+      <w:lvlText w:val="%8."/>
+      <w:lvlJc w:val="left"/>
+      <w:pPr>
+        <w:ind w:left="6480" w:hanging="360"/>
+      </w:pPr>
+    </w:lvl>
+    <w:lvl w:ilvl="8" w:tplc="0419001B" w:tentative="1">
+      <w:start w:val="1"/>
+      <w:numFmt w:val="lowerRoman"/>
+      <w:lvlText w:val="%9."/>
+      <w:lvlJc w:val="right"/>
+      <w:pPr>
+        <w:ind w:left="7200" w:hanging="180"/>
+      </w:pPr>
+    </w:lvl>
+  </w:abstractNum>
   <w:num w:numId="1">
     <w:abstractNumId w:val="3"/>
   </w:num>
@@ -5455,6 +6558,9 @@
   </w:num>
   <w:num w:numId="5">
     <w:abstractNumId w:val="4"/>
+  </w:num>
+  <w:num w:numId="6">
+    <w:abstractNumId w:val="5"/>
   </w:num>
 </w:numbering>
 </file>
@@ -5482,6 +6588,7 @@
     <w:lsdException w:name="heading 8" w:semiHidden="1" w:unhideWhenUsed="1" w:qFormat="1"/>
     <w:lsdException w:name="heading 9" w:semiHidden="1" w:unhideWhenUsed="1" w:qFormat="1"/>
     <w:lsdException w:name="toc 1" w:uiPriority="39"/>
+    <w:lsdException w:name="toc 2" w:uiPriority="39"/>
     <w:lsdException w:name="caption" w:semiHidden="1" w:unhideWhenUsed="1" w:qFormat="1"/>
     <w:lsdException w:name="Title" w:qFormat="1"/>
     <w:lsdException w:name="Subtitle" w:qFormat="1"/>
@@ -6327,7 +7434,7 @@
 </file>
 
 <file path=customXml/itemProps1.xml><?xml version="1.0" encoding="utf-8"?>
-<ds:datastoreItem xmlns:ds="http://schemas.openxmlformats.org/officeDocument/2006/customXml" ds:itemID="{014C37FC-7543-4F18-A899-BD2053BF7C61}">
+<ds:datastoreItem xmlns:ds="http://schemas.openxmlformats.org/officeDocument/2006/customXml" ds:itemID="{CE334AEC-E307-4AD7-A0FB-09598EB5D2D1}">
   <ds:schemaRefs>
     <ds:schemaRef ds:uri="http://schemas.openxmlformats.org/officeDocument/2006/bibliography"/>
   </ds:schemaRefs>

--- a/5_semester/ЭВМ/ЭВМ-5.docx
+++ b/5_semester/ЭВМ/ЭВМ-5.docx
@@ -1,6 +1,6 @@
 
 <file path=word/document.xml><?xml version="1.0" encoding="utf-8"?>
-<w:document xmlns:wpc="http://schemas.microsoft.com/office/word/2010/wordprocessingCanvas" xmlns:cx="http://schemas.microsoft.com/office/drawing/2014/chartex" xmlns:cx1="http://schemas.microsoft.com/office/drawing/2015/9/8/chartex" xmlns:cx2="http://schemas.microsoft.com/office/drawing/2015/10/21/chartex" xmlns:cx3="http://schemas.microsoft.com/office/drawing/2016/5/9/chartex" xmlns:cx4="http://schemas.microsoft.com/office/drawing/2016/5/10/chartex" xmlns:cx5="http://schemas.microsoft.com/office/drawing/2016/5/11/chartex" xmlns:cx6="http://schemas.microsoft.com/office/drawing/2016/5/12/chartex" xmlns:cx7="http://schemas.microsoft.com/office/drawing/2016/5/13/chartex" xmlns:cx8="http://schemas.microsoft.com/office/drawing/2016/5/14/chartex" xmlns:mc="http://schemas.openxmlformats.org/markup-compatibility/2006" xmlns:aink="http://schemas.microsoft.com/office/drawing/2016/ink" xmlns:am3d="http://schemas.microsoft.com/office/drawing/2017/model3d" xmlns:o="urn:schemas-microsoft-com:office:office" xmlns:r="http://schemas.openxmlformats.org/officeDocument/2006/relationships" xmlns:m="http://schemas.openxmlformats.org/officeDocument/2006/math" xmlns:v="urn:schemas-microsoft-com:vml" xmlns:wp14="http://schemas.microsoft.com/office/word/2010/wordprocessingDrawing" xmlns:wp="http://schemas.openxmlformats.org/drawingml/2006/wordprocessingDrawing" xmlns:w10="urn:schemas-microsoft-com:office:word" xmlns:w="http://schemas.openxmlformats.org/wordprocessingml/2006/main" xmlns:w14="http://schemas.microsoft.com/office/word/2010/wordml" xmlns:w15="http://schemas.microsoft.com/office/word/2012/wordml" xmlns:w16cid="http://schemas.microsoft.com/office/word/2016/wordml/cid" xmlns:w16se="http://schemas.microsoft.com/office/word/2015/wordml/symex" xmlns:wpg="http://schemas.microsoft.com/office/word/2010/wordprocessingGroup" xmlns:wpi="http://schemas.microsoft.com/office/word/2010/wordprocessingInk" xmlns:wne="http://schemas.microsoft.com/office/word/2006/wordml" xmlns:wps="http://schemas.microsoft.com/office/word/2010/wordprocessingShape" mc:Ignorable="w14 w15 w16se w16cid wp14">
+<w:document xmlns:wpc="http://schemas.microsoft.com/office/word/2010/wordprocessingCanvas" xmlns:cx="http://schemas.microsoft.com/office/drawing/2014/chartex" xmlns:cx1="http://schemas.microsoft.com/office/drawing/2015/9/8/chartex" xmlns:cx2="http://schemas.microsoft.com/office/drawing/2015/10/21/chartex" xmlns:cx3="http://schemas.microsoft.com/office/drawing/2016/5/9/chartex" xmlns:cx4="http://schemas.microsoft.com/office/drawing/2016/5/10/chartex" xmlns:cx5="http://schemas.microsoft.com/office/drawing/2016/5/11/chartex" xmlns:cx6="http://schemas.microsoft.com/office/drawing/2016/5/12/chartex" xmlns:cx7="http://schemas.microsoft.com/office/drawing/2016/5/13/chartex" xmlns:cx8="http://schemas.microsoft.com/office/drawing/2016/5/14/chartex" xmlns:mc="http://schemas.openxmlformats.org/markup-compatibility/2006" xmlns:aink="http://schemas.microsoft.com/office/drawing/2016/ink" xmlns:am3d="http://schemas.microsoft.com/office/drawing/2017/model3d" xmlns:o="urn:schemas-microsoft-com:office:office" xmlns:oel="http://schemas.microsoft.com/office/2019/extlst" xmlns:r="http://schemas.openxmlformats.org/officeDocument/2006/relationships" xmlns:m="http://schemas.openxmlformats.org/officeDocument/2006/math" xmlns:v="urn:schemas-microsoft-com:vml" xmlns:wp14="http://schemas.microsoft.com/office/word/2010/wordprocessingDrawing" xmlns:wp="http://schemas.openxmlformats.org/drawingml/2006/wordprocessingDrawing" xmlns:w10="urn:schemas-microsoft-com:office:word" xmlns:w="http://schemas.openxmlformats.org/wordprocessingml/2006/main" xmlns:w14="http://schemas.microsoft.com/office/word/2010/wordml" xmlns:w15="http://schemas.microsoft.com/office/word/2012/wordml" xmlns:w16cex="http://schemas.microsoft.com/office/word/2018/wordml/cex" xmlns:w16cid="http://schemas.microsoft.com/office/word/2016/wordml/cid" xmlns:w16="http://schemas.microsoft.com/office/word/2018/wordml" xmlns:w16sdtdh="http://schemas.microsoft.com/office/word/2020/wordml/sdtdatahash" xmlns:w16se="http://schemas.microsoft.com/office/word/2015/wordml/symex" xmlns:wpg="http://schemas.microsoft.com/office/word/2010/wordprocessingGroup" xmlns:wpi="http://schemas.microsoft.com/office/word/2010/wordprocessingInk" xmlns:wne="http://schemas.microsoft.com/office/word/2006/wordml" xmlns:wps="http://schemas.microsoft.com/office/word/2010/wordprocessingShape" mc:Ignorable="w14 w15 w16se w16cid w16 w16cex w16sdtdh wp14">
   <w:body>
     <w:p>
       <w:pPr>
@@ -466,15 +466,15 @@
         <w:tblLook w:val="01E0" w:firstRow="1" w:lastRow="1" w:firstColumn="1" w:lastColumn="1" w:noHBand="0" w:noVBand="0"/>
       </w:tblPr>
       <w:tblGrid>
-        <w:gridCol w:w="5078"/>
+        <w:gridCol w:w="5013"/>
       </w:tblGrid>
       <w:tr>
         <w:trPr>
-          <w:trHeight w:val="1914"/>
+          <w:trHeight w:val="1466"/>
         </w:trPr>
         <w:tc>
           <w:tcPr>
-            <w:tcW w:w="5078" w:type="dxa"/>
+            <w:tcW w:w="5013" w:type="dxa"/>
           </w:tcPr>
           <w:p>
             <w:pPr>
@@ -597,11 +597,11 @@
       </w:tr>
       <w:tr>
         <w:trPr>
-          <w:trHeight w:val="1175"/>
+          <w:trHeight w:val="900"/>
         </w:trPr>
         <w:tc>
           <w:tcPr>
-            <w:tcW w:w="5078" w:type="dxa"/>
+            <w:tcW w:w="5013" w:type="dxa"/>
           </w:tcPr>
           <w:p>
             <w:pPr>
@@ -670,11 +670,11 @@
       </w:tr>
       <w:tr>
         <w:trPr>
-          <w:trHeight w:val="1175"/>
+          <w:trHeight w:val="900"/>
         </w:trPr>
         <w:tc>
           <w:tcPr>
-            <w:tcW w:w="5078" w:type="dxa"/>
+            <w:tcW w:w="5013" w:type="dxa"/>
           </w:tcPr>
           <w:p>
             <w:pPr>
@@ -779,18 +779,18 @@
         <w:tblLook w:val="01E0" w:firstRow="1" w:lastRow="1" w:firstColumn="1" w:lastColumn="1" w:noHBand="0" w:noVBand="0"/>
       </w:tblPr>
       <w:tblGrid>
-        <w:gridCol w:w="1989"/>
-        <w:gridCol w:w="2078"/>
-        <w:gridCol w:w="2904"/>
-        <w:gridCol w:w="2772"/>
+        <w:gridCol w:w="1923"/>
+        <w:gridCol w:w="2008"/>
+        <w:gridCol w:w="2808"/>
+        <w:gridCol w:w="2680"/>
       </w:tblGrid>
       <w:tr>
         <w:trPr>
-          <w:trHeight w:val="257"/>
+          <w:trHeight w:val="105"/>
         </w:trPr>
         <w:tc>
           <w:tcPr>
-            <w:tcW w:w="1989" w:type="dxa"/>
+            <w:tcW w:w="1923" w:type="dxa"/>
           </w:tcPr>
           <w:p>
             <w:pPr>
@@ -837,7 +837,7 @@
         </w:tc>
         <w:tc>
           <w:tcPr>
-            <w:tcW w:w="2078" w:type="dxa"/>
+            <w:tcW w:w="2008" w:type="dxa"/>
           </w:tcPr>
           <w:p>
             <w:pPr>
@@ -877,7 +877,7 @@
         </w:tc>
         <w:tc>
           <w:tcPr>
-            <w:tcW w:w="2904" w:type="dxa"/>
+            <w:tcW w:w="2808" w:type="dxa"/>
           </w:tcPr>
           <w:p>
             <w:pPr>
@@ -909,7 +909,7 @@
         </w:tc>
         <w:tc>
           <w:tcPr>
-            <w:tcW w:w="2772" w:type="dxa"/>
+            <w:tcW w:w="2680" w:type="dxa"/>
           </w:tcPr>
           <w:p>
             <w:pPr>
@@ -950,11 +950,11 @@
       </w:tr>
       <w:tr>
         <w:trPr>
-          <w:trHeight w:val="215"/>
+          <w:trHeight w:val="88"/>
         </w:trPr>
         <w:tc>
           <w:tcPr>
-            <w:tcW w:w="1989" w:type="dxa"/>
+            <w:tcW w:w="1923" w:type="dxa"/>
           </w:tcPr>
           <w:p>
             <w:pPr>
@@ -966,7 +966,7 @@
         </w:tc>
         <w:tc>
           <w:tcPr>
-            <w:tcW w:w="2078" w:type="dxa"/>
+            <w:tcW w:w="2008" w:type="dxa"/>
           </w:tcPr>
           <w:p>
             <w:pPr>
@@ -978,7 +978,7 @@
         </w:tc>
         <w:tc>
           <w:tcPr>
-            <w:tcW w:w="2904" w:type="dxa"/>
+            <w:tcW w:w="2808" w:type="dxa"/>
           </w:tcPr>
           <w:p>
             <w:pPr>
@@ -1007,7 +1007,7 @@
         </w:tc>
         <w:tc>
           <w:tcPr>
-            <w:tcW w:w="2772" w:type="dxa"/>
+            <w:tcW w:w="2680" w:type="dxa"/>
           </w:tcPr>
           <w:p>
             <w:pPr>
@@ -1124,8 +1124,6 @@
         </w:rPr>
         <w:t>5</w:t>
       </w:r>
-      <w:bookmarkStart w:id="0" w:name="_GoBack"/>
-      <w:bookmarkEnd w:id="0"/>
     </w:p>
     <w:p>
       <w:pPr>
@@ -1146,10 +1144,10 @@
           <w:cols w:space="720"/>
         </w:sectPr>
       </w:pPr>
-      <w:bookmarkStart w:id="1" w:name="ПРИЛОЖЕНИЕ_А"/>
-      <w:bookmarkStart w:id="2" w:name="_bookmark9"/>
+      <w:bookmarkStart w:id="0" w:name="ПРИЛОЖЕНИЕ_А"/>
+      <w:bookmarkStart w:id="1" w:name="_bookmark9"/>
+      <w:bookmarkEnd w:id="0"/>
       <w:bookmarkEnd w:id="1"/>
-      <w:bookmarkEnd w:id="2"/>
     </w:p>
     <w:sdt>
       <w:sdtPr>
@@ -1708,7 +1706,7 @@
           <w:szCs w:val="28"/>
         </w:rPr>
       </w:pPr>
-      <w:bookmarkStart w:id="3" w:name="_Toc145966784"/>
+      <w:bookmarkStart w:id="2" w:name="_Toc145966784"/>
       <w:r>
         <w:rPr>
           <w:sz w:val="28"/>
@@ -1729,7 +1727,7 @@
           <w:szCs w:val="28"/>
         </w:rPr>
       </w:pPr>
-      <w:bookmarkStart w:id="4" w:name="_Toc217239506"/>
+      <w:bookmarkStart w:id="3" w:name="_Toc217239506"/>
       <w:r>
         <w:rPr>
           <w:b/>
@@ -1740,7 +1738,7 @@
         <w:lastRenderedPageBreak/>
         <w:t xml:space="preserve">1 </w:t>
       </w:r>
-      <w:bookmarkEnd w:id="3"/>
+      <w:bookmarkEnd w:id="2"/>
       <w:r>
         <w:rPr>
           <w:b/>
@@ -1750,7 +1748,7 @@
         </w:rPr>
         <w:t>Цель работы</w:t>
       </w:r>
-      <w:bookmarkEnd w:id="4"/>
+      <w:bookmarkEnd w:id="3"/>
     </w:p>
     <w:p>
       <w:pPr>
@@ -1799,8 +1797,8 @@
           <w:szCs w:val="28"/>
         </w:rPr>
       </w:pPr>
+      <w:bookmarkStart w:id="4" w:name="_Toc217239507"/>
       <w:bookmarkStart w:id="5" w:name="_Toc145966786"/>
-      <w:bookmarkStart w:id="6" w:name="_Toc217239507"/>
       <w:r>
         <w:rPr>
           <w:b/>
@@ -1820,7 +1818,7 @@
         </w:rPr>
         <w:t>Задание</w:t>
       </w:r>
-      <w:bookmarkEnd w:id="6"/>
+      <w:bookmarkEnd w:id="4"/>
     </w:p>
     <w:p>
       <w:pPr>
@@ -2229,6 +2227,7 @@
       <w:r>
         <w:rPr>
           <w:rFonts w:ascii="Times New Roman" w:hAnsi="Times New Roman" w:cs="Times New Roman"/>
+          <w:noProof/>
           <w:sz w:val="28"/>
           <w:szCs w:val="28"/>
         </w:rPr>
@@ -2324,7 +2323,7 @@
           <w:szCs w:val="28"/>
         </w:rPr>
       </w:pPr>
-      <w:bookmarkStart w:id="7" w:name="_Toc217239508"/>
+      <w:bookmarkStart w:id="6" w:name="_Toc217239508"/>
       <w:r>
         <w:rPr>
           <w:b/>
@@ -2353,7 +2352,7 @@
         </w:rPr>
         <w:t>Ход работы</w:t>
       </w:r>
-      <w:bookmarkEnd w:id="7"/>
+      <w:bookmarkEnd w:id="6"/>
     </w:p>
     <w:p>
       <w:pPr>
@@ -2396,12 +2395,14 @@
         <w:rPr>
           <w:sz w:val="28"/>
           <w:szCs w:val="28"/>
-        </w:rPr>
-      </w:pPr>
-      <w:r>
-        <w:rPr>
-          <w:sz w:val="28"/>
-          <w:szCs w:val="28"/>
+          <w:lang w:val="en-US"/>
+        </w:rPr>
+      </w:pPr>
+      <w:r>
+        <w:rPr>
+          <w:sz w:val="28"/>
+          <w:szCs w:val="28"/>
+          <w:lang w:val="en-US"/>
         </w:rPr>
         <w:t xml:space="preserve">- </w:t>
       </w:r>
@@ -2417,6 +2418,7 @@
         <w:rPr>
           <w:sz w:val="28"/>
           <w:szCs w:val="28"/>
+          <w:lang w:val="en-US"/>
         </w:rPr>
         <w:t>1 = (-</w:t>
       </w:r>
@@ -2425,6 +2427,7 @@
         <w:rPr>
           <w:sz w:val="28"/>
           <w:szCs w:val="28"/>
+          <w:lang w:val="en-US"/>
         </w:rPr>
         <w:t>1)^</w:t>
       </w:r>
@@ -2433,10 +2436,10 @@
         <w:rPr>
           <w:sz w:val="28"/>
           <w:szCs w:val="28"/>
+          <w:lang w:val="en-US"/>
         </w:rPr>
         <w:t>1 · [(1 + 2) · 3] = -1 · 9 = -9 (</w:t>
       </w:r>
-      <w:proofErr w:type="spellStart"/>
       <w:r>
         <w:rPr>
           <w:sz w:val="28"/>
@@ -2445,11 +2448,11 @@
         </w:rPr>
         <w:t>dec</w:t>
       </w:r>
-      <w:proofErr w:type="spellEnd"/>
-      <w:r>
-        <w:rPr>
-          <w:sz w:val="28"/>
-          <w:szCs w:val="28"/>
+      <w:r>
+        <w:rPr>
+          <w:sz w:val="28"/>
+          <w:szCs w:val="28"/>
+          <w:lang w:val="en-US"/>
         </w:rPr>
         <w:t>)</w:t>
       </w:r>
@@ -2489,25 +2492,7 @@
           <w:szCs w:val="28"/>
           <w:lang w:val="en-US"/>
         </w:rPr>
-        <w:t>2 · [(1 + 1) · 2] = 1 · 4 = 4 (</w:t>
-      </w:r>
-      <w:proofErr w:type="spellStart"/>
-      <w:r>
-        <w:rPr>
-          <w:sz w:val="28"/>
-          <w:szCs w:val="28"/>
-          <w:lang w:val="en-US"/>
-        </w:rPr>
-        <w:t>dec</w:t>
-      </w:r>
-      <w:proofErr w:type="spellEnd"/>
-      <w:r>
-        <w:rPr>
-          <w:sz w:val="28"/>
-          <w:szCs w:val="28"/>
-          <w:lang w:val="en-US"/>
-        </w:rPr>
-        <w:t>)</w:t>
+        <w:t>2 · [(1 + 1) · 2] = 1 · 4 = 4 (dec)</w:t>
       </w:r>
     </w:p>
     <w:p>
@@ -2545,25 +2530,7 @@
           <w:szCs w:val="28"/>
           <w:lang w:val="en-US"/>
         </w:rPr>
-        <w:t>2 · [1 + 2 + 1 + 21] = 1 · 25 = 25 (</w:t>
-      </w:r>
-      <w:proofErr w:type="spellStart"/>
-      <w:r>
-        <w:rPr>
-          <w:sz w:val="28"/>
-          <w:szCs w:val="28"/>
-          <w:lang w:val="en-US"/>
-        </w:rPr>
-        <w:t>dec</w:t>
-      </w:r>
-      <w:proofErr w:type="spellEnd"/>
-      <w:r>
-        <w:rPr>
-          <w:sz w:val="28"/>
-          <w:szCs w:val="28"/>
-          <w:lang w:val="en-US"/>
-        </w:rPr>
-        <w:t>)</w:t>
+        <w:t>2 · [1 + 2 + 1 + 21] = 1 · 25 = 25 (dec)</w:t>
       </w:r>
     </w:p>
     <w:p>
@@ -2805,14 +2772,7 @@
           <w:sz w:val="28"/>
           <w:szCs w:val="28"/>
         </w:rPr>
-        <w:t xml:space="preserve">Перевод исходных данных в шестнадцатеричную систему счисления выполнен с учетом минимального формата представления каждого операнда: байты для значений в диапазоне от -128 до 127, слова для значений от -32768 до 32767, и длинные слова для больших значений. </w:t>
-      </w:r>
-      <w:r>
-        <w:rPr>
-          <w:sz w:val="28"/>
-          <w:szCs w:val="28"/>
-        </w:rPr>
-        <w:t>X9 в программе используется как байт, поэтому берется только младший байт числа 02D3A311, то есть 11 (</w:t>
+        <w:t>Перевод исходных данных в шестнадцатеричную систему счисления выполнен с учетом минимального формата представления каждого операнда: байты для значений в диапазоне от -128 до 127, слова для значений от -32768 до 32767, и длинные слова для больших значений. X9 в программе используется как байт, поэтому берется только младший байт числа 02D3A311, то есть 11 (</w:t>
       </w:r>
       <w:proofErr w:type="spellStart"/>
       <w:r>
@@ -2887,6 +2847,7 @@
       </w:pPr>
       <w:r>
         <w:rPr>
+          <w:noProof/>
           <w:sz w:val="28"/>
           <w:szCs w:val="28"/>
         </w:rPr>
@@ -2961,7 +2922,6 @@
         <w:rPr>
           <w:sz w:val="28"/>
           <w:szCs w:val="28"/>
-          <w:lang w:val="en-US"/>
         </w:rPr>
       </w:pPr>
       <w:r>
@@ -2975,7 +2935,6 @@
         <w:rPr>
           <w:sz w:val="28"/>
           <w:szCs w:val="28"/>
-          <w:lang w:val="en-US"/>
         </w:rPr>
         <w:t>:</w:t>
       </w:r>
@@ -3004,27 +2963,7 @@
           <w:szCs w:val="28"/>
           <w:lang w:val="en-US"/>
         </w:rPr>
-        <w:t>X3 = X1 + X2 = -9 + 4 = -5 (</w:t>
-      </w:r>
-      <w:proofErr w:type="spellStart"/>
-      <w:r>
-        <w:rPr>
-          <w:rFonts w:ascii="Times New Roman" w:hAnsi="Times New Roman" w:cs="Times New Roman"/>
-          <w:sz w:val="28"/>
-          <w:szCs w:val="28"/>
-          <w:lang w:val="en-US"/>
-        </w:rPr>
-        <w:t>dec</w:t>
-      </w:r>
-      <w:proofErr w:type="spellEnd"/>
-      <w:r>
-        <w:rPr>
-          <w:rFonts w:ascii="Times New Roman" w:hAnsi="Times New Roman" w:cs="Times New Roman"/>
-          <w:sz w:val="28"/>
-          <w:szCs w:val="28"/>
-          <w:lang w:val="en-US"/>
-        </w:rPr>
-        <w:t>) = FB (hex)</w:t>
+        <w:t>X3 = X1 + X2 = -9 + 4 = -5 (dec) = FB (hex)</w:t>
       </w:r>
     </w:p>
     <w:p>
@@ -3071,27 +3010,7 @@
           <w:szCs w:val="28"/>
           <w:lang w:val="en-US"/>
         </w:rPr>
-        <w:t>9 = !11 = EE (hex) = -18 (</w:t>
-      </w:r>
-      <w:proofErr w:type="spellStart"/>
-      <w:r>
-        <w:rPr>
-          <w:rFonts w:ascii="Times New Roman" w:hAnsi="Times New Roman" w:cs="Times New Roman"/>
-          <w:sz w:val="28"/>
-          <w:szCs w:val="28"/>
-          <w:lang w:val="en-US"/>
-        </w:rPr>
-        <w:t>dec</w:t>
-      </w:r>
-      <w:proofErr w:type="spellEnd"/>
-      <w:r>
-        <w:rPr>
-          <w:rFonts w:ascii="Times New Roman" w:hAnsi="Times New Roman" w:cs="Times New Roman"/>
-          <w:sz w:val="28"/>
-          <w:szCs w:val="28"/>
-          <w:lang w:val="en-US"/>
-        </w:rPr>
-        <w:t>)</w:t>
+        <w:t>9 = !11 = EE (hex) = -18 (dec)</w:t>
       </w:r>
     </w:p>
     <w:p>
@@ -3118,27 +3037,7 @@
           <w:szCs w:val="28"/>
           <w:lang w:val="en-US"/>
         </w:rPr>
-        <w:t>X6 = X6 - 1 = 6889 - 1 = 6888 (</w:t>
-      </w:r>
-      <w:proofErr w:type="spellStart"/>
-      <w:r>
-        <w:rPr>
-          <w:rFonts w:ascii="Times New Roman" w:hAnsi="Times New Roman" w:cs="Times New Roman"/>
-          <w:sz w:val="28"/>
-          <w:szCs w:val="28"/>
-          <w:lang w:val="en-US"/>
-        </w:rPr>
-        <w:t>dec</w:t>
-      </w:r>
-      <w:proofErr w:type="spellEnd"/>
-      <w:r>
-        <w:rPr>
-          <w:rFonts w:ascii="Times New Roman" w:hAnsi="Times New Roman" w:cs="Times New Roman"/>
-          <w:sz w:val="28"/>
-          <w:szCs w:val="28"/>
-          <w:lang w:val="en-US"/>
-        </w:rPr>
-        <w:t>) = 1AE8 (hex)</w:t>
+        <w:t>X6 = X6 - 1 = 6889 - 1 = 6888 (dec) = 1AE8 (hex)</w:t>
       </w:r>
       <w:r>
         <w:rPr>
@@ -3169,11 +3068,12 @@
           <w:b/>
           <w:sz w:val="28"/>
           <w:szCs w:val="28"/>
+          <w:lang w:val="en-US"/>
         </w:rPr>
         <w:lastRenderedPageBreak/>
         <w:t xml:space="preserve">  </w:t>
       </w:r>
-      <w:bookmarkStart w:id="8" w:name="_Toc217239509"/>
+      <w:bookmarkStart w:id="7" w:name="_Toc217239509"/>
       <w:r>
         <w:rPr>
           <w:rFonts w:ascii="Times New Roman" w:hAnsi="Times New Roman" w:cs="Times New Roman"/>
@@ -3183,7 +3083,7 @@
         </w:rPr>
         <w:t>3.1 Первое действие: X3 = X1 + X2 (сложение)</w:t>
       </w:r>
-      <w:bookmarkEnd w:id="8"/>
+      <w:bookmarkEnd w:id="7"/>
     </w:p>
     <w:p>
       <w:pPr>
@@ -3218,21 +3118,7 @@
           <w:sz w:val="28"/>
           <w:szCs w:val="28"/>
         </w:rPr>
-        <w:t>В регистрах (РОН):</w:t>
-      </w:r>
-      <w:r>
-        <w:rPr>
-          <w:sz w:val="28"/>
-          <w:szCs w:val="28"/>
-        </w:rPr>
-        <w:t xml:space="preserve"> </w:t>
-      </w:r>
-      <w:r>
-        <w:rPr>
-          <w:sz w:val="28"/>
-          <w:szCs w:val="28"/>
-        </w:rPr>
-        <w:t>X2: R3 = 00000004 (байт, значение 04)</w:t>
+        <w:t>В регистрах (РОН): X2: R3 = 00000004 (байт, значение 04)</w:t>
       </w:r>
     </w:p>
     <w:p>
@@ -3250,35 +3136,7 @@
           <w:sz w:val="28"/>
           <w:szCs w:val="28"/>
         </w:rPr>
-        <w:t>В памяти:</w:t>
-      </w:r>
-      <w:r>
-        <w:rPr>
-          <w:sz w:val="28"/>
-          <w:szCs w:val="28"/>
-        </w:rPr>
-        <w:t xml:space="preserve"> </w:t>
-      </w:r>
-      <w:r>
-        <w:rPr>
-          <w:sz w:val="28"/>
-          <w:szCs w:val="28"/>
-        </w:rPr>
-        <w:t>X1: адрес 0F, значение F7 (байт)</w:t>
-      </w:r>
-      <w:r>
-        <w:rPr>
-          <w:sz w:val="28"/>
-          <w:szCs w:val="28"/>
-        </w:rPr>
-        <w:t xml:space="preserve">; </w:t>
-      </w:r>
-      <w:r>
-        <w:rPr>
-          <w:sz w:val="28"/>
-          <w:szCs w:val="28"/>
-        </w:rPr>
-        <w:t>X3: адрес 19, значение 19 (байт, начальное значение) → после операции должно стать FB</w:t>
+        <w:t>В памяти: X1: адрес 0F, значение F7 (байт); X3: адрес 19, значение 19 (байт, начальное значение) → после операции должно стать FB</w:t>
       </w:r>
     </w:p>
     <w:p>
@@ -3296,21 +3154,7 @@
           <w:sz w:val="28"/>
           <w:szCs w:val="28"/>
         </w:rPr>
-        <w:t>Промежуточные ячейки (ПЯ):</w:t>
-      </w:r>
-      <w:r>
-        <w:rPr>
-          <w:sz w:val="28"/>
-          <w:szCs w:val="28"/>
-        </w:rPr>
-        <w:t xml:space="preserve"> </w:t>
-      </w:r>
-      <w:r>
-        <w:rPr>
-          <w:sz w:val="28"/>
-          <w:szCs w:val="28"/>
-        </w:rPr>
-        <w:t>Адрес начала ПЯ: NV·NGP·1000 = 1·2·1000 = 2000 = 7D0 (</w:t>
+        <w:t>Промежуточные ячейки (ПЯ): Адрес начала ПЯ: NV·NGP·1000 = 1·2·1000 = 2000 = 7D0 (</w:t>
       </w:r>
       <w:proofErr w:type="spellStart"/>
       <w:r>
@@ -3398,35 +3242,7 @@
           <w:sz w:val="28"/>
           <w:szCs w:val="28"/>
         </w:rPr>
-        <w:t>R3: 00000004 (значение X2)</w:t>
-      </w:r>
-      <w:r>
-        <w:rPr>
-          <w:sz w:val="28"/>
-          <w:szCs w:val="28"/>
-        </w:rPr>
-        <w:t xml:space="preserve">; </w:t>
-      </w:r>
-      <w:r>
-        <w:rPr>
-          <w:sz w:val="28"/>
-          <w:szCs w:val="28"/>
-        </w:rPr>
-        <w:t>R8: 00000402 (адрес ПЯ1)</w:t>
-      </w:r>
-      <w:r>
-        <w:rPr>
-          <w:sz w:val="28"/>
-          <w:szCs w:val="28"/>
-        </w:rPr>
-        <w:t xml:space="preserve">; </w:t>
-      </w:r>
-      <w:r>
-        <w:rPr>
-          <w:sz w:val="28"/>
-          <w:szCs w:val="28"/>
-        </w:rPr>
-        <w:t>R1: 00000406 (адрес ПЯ2)</w:t>
+        <w:t>R3: 00000004 (значение X2); R8: 00000402 (адрес ПЯ1); R1: 00000406 (адрес ПЯ2)</w:t>
       </w:r>
     </w:p>
     <w:p>
@@ -3579,8 +3395,141 @@
           <w:sz w:val="28"/>
           <w:szCs w:val="28"/>
         </w:rPr>
-        <w:t>-</w:t>
-      </w:r>
+        <w:t xml:space="preserve">- Операнд 1 (X1): способ 9 - косвенная адресация через память с </w:t>
+      </w:r>
+      <w:proofErr w:type="spellStart"/>
+      <w:r>
+        <w:rPr>
+          <w:sz w:val="28"/>
+          <w:szCs w:val="28"/>
+        </w:rPr>
+        <w:t>автоувеличением</w:t>
+      </w:r>
+      <w:proofErr w:type="spellEnd"/>
+      <w:r>
+        <w:rPr>
+          <w:sz w:val="28"/>
+          <w:szCs w:val="28"/>
+        </w:rPr>
+        <w:t xml:space="preserve"> @(R</w:t>
+      </w:r>
+      <w:proofErr w:type="gramStart"/>
+      <w:r>
+        <w:rPr>
+          <w:sz w:val="28"/>
+          <w:szCs w:val="28"/>
+        </w:rPr>
+        <w:t>8)+</w:t>
+      </w:r>
+      <w:proofErr w:type="gramEnd"/>
+    </w:p>
+    <w:p>
+      <w:pPr>
+        <w:spacing w:line="360" w:lineRule="auto"/>
+        <w:jc w:val="both"/>
+        <w:rPr>
+          <w:sz w:val="28"/>
+          <w:szCs w:val="28"/>
+        </w:rPr>
+      </w:pPr>
+      <w:r>
+        <w:rPr>
+          <w:sz w:val="28"/>
+          <w:szCs w:val="28"/>
+        </w:rPr>
+        <w:t>-   Операнд 2 (X2): способ 6 - прямая регистровая адресация R3</w:t>
+      </w:r>
+    </w:p>
+    <w:p>
+      <w:pPr>
+        <w:spacing w:line="360" w:lineRule="auto"/>
+        <w:jc w:val="both"/>
+        <w:rPr>
+          <w:sz w:val="28"/>
+          <w:szCs w:val="28"/>
+        </w:rPr>
+      </w:pPr>
+      <w:r>
+        <w:rPr>
+          <w:sz w:val="28"/>
+          <w:szCs w:val="28"/>
+        </w:rPr>
+        <w:t xml:space="preserve">-   Операнд 3 (результат в X3): способ 9 - косвенная адресация через память с </w:t>
+      </w:r>
+      <w:proofErr w:type="spellStart"/>
+      <w:r>
+        <w:rPr>
+          <w:sz w:val="28"/>
+          <w:szCs w:val="28"/>
+        </w:rPr>
+        <w:t>автоувеличением</w:t>
+      </w:r>
+      <w:proofErr w:type="spellEnd"/>
+      <w:r>
+        <w:rPr>
+          <w:sz w:val="28"/>
+          <w:szCs w:val="28"/>
+        </w:rPr>
+        <w:t xml:space="preserve"> @(R</w:t>
+      </w:r>
+      <w:proofErr w:type="gramStart"/>
+      <w:r>
+        <w:rPr>
+          <w:sz w:val="28"/>
+          <w:szCs w:val="28"/>
+        </w:rPr>
+        <w:t>1)+</w:t>
+      </w:r>
+      <w:proofErr w:type="gramEnd"/>
+    </w:p>
+    <w:p>
+      <w:pPr>
+        <w:spacing w:line="360" w:lineRule="auto"/>
+        <w:jc w:val="both"/>
+        <w:rPr>
+          <w:sz w:val="28"/>
+          <w:szCs w:val="28"/>
+        </w:rPr>
+      </w:pPr>
+      <w:r>
+        <w:rPr>
+          <w:sz w:val="28"/>
+          <w:szCs w:val="28"/>
+        </w:rPr>
+        <w:t xml:space="preserve">Итоговая мнемоника: </w:t>
+      </w:r>
+      <w:r>
+        <w:rPr>
+          <w:sz w:val="28"/>
+          <w:szCs w:val="28"/>
+          <w:lang w:val="en-US"/>
+        </w:rPr>
+        <w:t>ADDB</w:t>
+      </w:r>
+      <w:r>
+        <w:rPr>
+          <w:sz w:val="28"/>
+          <w:szCs w:val="28"/>
+        </w:rPr>
+        <w:t>3 @(</w:t>
+      </w:r>
+      <w:r>
+        <w:rPr>
+          <w:sz w:val="28"/>
+          <w:szCs w:val="28"/>
+          <w:lang w:val="en-US"/>
+        </w:rPr>
+        <w:t>R</w:t>
+      </w:r>
+      <w:proofErr w:type="gramStart"/>
+      <w:r>
+        <w:rPr>
+          <w:sz w:val="28"/>
+          <w:szCs w:val="28"/>
+        </w:rPr>
+        <w:t>8)+</w:t>
+      </w:r>
+      <w:proofErr w:type="gramEnd"/>
       <w:r>
         <w:rPr>
           <w:sz w:val="28"/>
@@ -3592,34 +3541,32 @@
         <w:rPr>
           <w:sz w:val="28"/>
           <w:szCs w:val="28"/>
-        </w:rPr>
-        <w:t xml:space="preserve">Операнд 1 (X1): способ 9 - косвенная адресация через память с </w:t>
-      </w:r>
-      <w:proofErr w:type="spellStart"/>
-      <w:r>
-        <w:rPr>
-          <w:sz w:val="28"/>
-          <w:szCs w:val="28"/>
-        </w:rPr>
-        <w:t>автоувеличением</w:t>
-      </w:r>
-      <w:proofErr w:type="spellEnd"/>
-      <w:r>
-        <w:rPr>
-          <w:sz w:val="28"/>
-          <w:szCs w:val="28"/>
-        </w:rPr>
-        <w:t xml:space="preserve"> @(R</w:t>
-      </w:r>
-      <w:proofErr w:type="gramStart"/>
-      <w:r>
-        <w:rPr>
-          <w:sz w:val="28"/>
-          <w:szCs w:val="28"/>
-        </w:rPr>
-        <w:t>8)+</w:t>
-      </w:r>
-      <w:proofErr w:type="gramEnd"/>
+          <w:lang w:val="en-US"/>
+        </w:rPr>
+        <w:t>R</w:t>
+      </w:r>
+      <w:r>
+        <w:rPr>
+          <w:sz w:val="28"/>
+          <w:szCs w:val="28"/>
+        </w:rPr>
+        <w:t>3 @(</w:t>
+      </w:r>
+      <w:r>
+        <w:rPr>
+          <w:sz w:val="28"/>
+          <w:szCs w:val="28"/>
+          <w:lang w:val="en-US"/>
+        </w:rPr>
+        <w:t>R</w:t>
+      </w:r>
+      <w:r>
+        <w:rPr>
+          <w:sz w:val="28"/>
+          <w:szCs w:val="28"/>
+        </w:rPr>
+        <w:t>1)+</w:t>
+      </w:r>
     </w:p>
     <w:p>
       <w:pPr>
@@ -3635,94 +3582,7 @@
           <w:sz w:val="28"/>
           <w:szCs w:val="28"/>
         </w:rPr>
-        <w:t xml:space="preserve">- </w:t>
-      </w:r>
-      <w:r>
-        <w:rPr>
-          <w:sz w:val="28"/>
-          <w:szCs w:val="28"/>
-        </w:rPr>
-        <w:t xml:space="preserve">  </w:t>
-      </w:r>
-      <w:r>
-        <w:rPr>
-          <w:sz w:val="28"/>
-          <w:szCs w:val="28"/>
-        </w:rPr>
-        <w:t>Операнд 2 (X2): способ 6 - прямая регистровая адресация R3</w:t>
-      </w:r>
-    </w:p>
-    <w:p>
-      <w:pPr>
-        <w:spacing w:line="360" w:lineRule="auto"/>
-        <w:jc w:val="both"/>
-        <w:rPr>
-          <w:sz w:val="28"/>
-          <w:szCs w:val="28"/>
-        </w:rPr>
-      </w:pPr>
-      <w:r>
-        <w:rPr>
-          <w:sz w:val="28"/>
-          <w:szCs w:val="28"/>
-        </w:rPr>
-        <w:t>-</w:t>
-      </w:r>
-      <w:r>
-        <w:rPr>
-          <w:sz w:val="28"/>
-          <w:szCs w:val="28"/>
-        </w:rPr>
-        <w:t xml:space="preserve">  </w:t>
-      </w:r>
-      <w:r>
-        <w:rPr>
-          <w:sz w:val="28"/>
-          <w:szCs w:val="28"/>
-        </w:rPr>
-        <w:t xml:space="preserve"> Операнд 3 (результат в X3): способ 9 - косвенная адресация через память с </w:t>
-      </w:r>
-      <w:proofErr w:type="spellStart"/>
-      <w:r>
-        <w:rPr>
-          <w:sz w:val="28"/>
-          <w:szCs w:val="28"/>
-        </w:rPr>
-        <w:t>автоувеличением</w:t>
-      </w:r>
-      <w:proofErr w:type="spellEnd"/>
-      <w:r>
-        <w:rPr>
-          <w:sz w:val="28"/>
-          <w:szCs w:val="28"/>
-        </w:rPr>
-        <w:t xml:space="preserve"> @(R</w:t>
-      </w:r>
-      <w:proofErr w:type="gramStart"/>
-      <w:r>
-        <w:rPr>
-          <w:sz w:val="28"/>
-          <w:szCs w:val="28"/>
-        </w:rPr>
-        <w:t>1)+</w:t>
-      </w:r>
-      <w:proofErr w:type="gramEnd"/>
-    </w:p>
-    <w:p>
-      <w:pPr>
-        <w:spacing w:line="360" w:lineRule="auto"/>
-        <w:jc w:val="both"/>
-        <w:rPr>
-          <w:sz w:val="28"/>
-          <w:szCs w:val="28"/>
-        </w:rPr>
-      </w:pPr>
-      <w:r>
-        <w:rPr>
-          <w:sz w:val="28"/>
-          <w:szCs w:val="28"/>
-        </w:rPr>
-        <w:t xml:space="preserve">Итоговая мнемоника: </w:t>
+        <w:t xml:space="preserve">На рисунке 3 изображен успешный результат работы программы для подсчета </w:t>
       </w:r>
       <w:r>
         <w:rPr>
@@ -3730,14 +3590,14 @@
           <w:szCs w:val="28"/>
           <w:lang w:val="en-US"/>
         </w:rPr>
-        <w:t>ADDB</w:t>
-      </w:r>
-      <w:r>
-        <w:rPr>
-          <w:sz w:val="28"/>
-          <w:szCs w:val="28"/>
-        </w:rPr>
-        <w:t>3 @(</w:t>
+        <w:t>X</w:t>
+      </w:r>
+      <w:r>
+        <w:rPr>
+          <w:sz w:val="28"/>
+          <w:szCs w:val="28"/>
+        </w:rPr>
+        <w:t xml:space="preserve">3 = </w:t>
       </w:r>
       <w:r>
         <w:rPr>
@@ -3745,23 +3605,14 @@
           <w:szCs w:val="28"/>
           <w:lang w:val="en-US"/>
         </w:rPr>
-        <w:t>R</w:t>
-      </w:r>
-      <w:proofErr w:type="gramStart"/>
-      <w:r>
-        <w:rPr>
-          <w:sz w:val="28"/>
-          <w:szCs w:val="28"/>
-        </w:rPr>
-        <w:t>8)+</w:t>
-      </w:r>
-      <w:proofErr w:type="gramEnd"/>
-      <w:r>
-        <w:rPr>
-          <w:sz w:val="28"/>
-          <w:szCs w:val="28"/>
-        </w:rPr>
-        <w:t xml:space="preserve"> </w:t>
+        <w:t>X</w:t>
+      </w:r>
+      <w:r>
+        <w:rPr>
+          <w:sz w:val="28"/>
+          <w:szCs w:val="28"/>
+        </w:rPr>
+        <w:t xml:space="preserve">2 + </w:t>
       </w:r>
       <w:r>
         <w:rPr>
@@ -3769,105 +3620,29 @@
           <w:szCs w:val="28"/>
           <w:lang w:val="en-US"/>
         </w:rPr>
-        <w:t>R</w:t>
-      </w:r>
-      <w:r>
-        <w:rPr>
-          <w:sz w:val="28"/>
-          <w:szCs w:val="28"/>
-        </w:rPr>
-        <w:t>3 @(</w:t>
-      </w:r>
-      <w:r>
+        <w:t>X</w:t>
+      </w:r>
+      <w:r>
+        <w:rPr>
+          <w:sz w:val="28"/>
+          <w:szCs w:val="28"/>
+        </w:rPr>
+        <w:t>2.</w:t>
+      </w:r>
+    </w:p>
+    <w:p>
+      <w:pPr>
+        <w:spacing w:line="360" w:lineRule="auto"/>
+        <w:jc w:val="center"/>
         <w:rPr>
           <w:sz w:val="28"/>
           <w:szCs w:val="28"/>
           <w:lang w:val="en-US"/>
         </w:rPr>
-        <w:t>R</w:t>
-      </w:r>
-      <w:r>
-        <w:rPr>
-          <w:sz w:val="28"/>
-          <w:szCs w:val="28"/>
-        </w:rPr>
-        <w:t>1)+</w:t>
-      </w:r>
-    </w:p>
-    <w:p>
-      <w:pPr>
-        <w:spacing w:line="360" w:lineRule="auto"/>
-        <w:jc w:val="both"/>
-        <w:rPr>
-          <w:sz w:val="28"/>
-          <w:szCs w:val="28"/>
-        </w:rPr>
-      </w:pPr>
-      <w:r>
-        <w:rPr>
-          <w:sz w:val="28"/>
-          <w:szCs w:val="28"/>
-        </w:rPr>
-        <w:t xml:space="preserve">На рисунке 3 изображен успешный результат работы программы для подсчета </w:t>
-      </w:r>
-      <w:r>
-        <w:rPr>
-          <w:sz w:val="28"/>
-          <w:szCs w:val="28"/>
-          <w:lang w:val="en-US"/>
-        </w:rPr>
-        <w:t>X</w:t>
-      </w:r>
-      <w:r>
-        <w:rPr>
-          <w:sz w:val="28"/>
-          <w:szCs w:val="28"/>
-        </w:rPr>
-        <w:t xml:space="preserve">3 = </w:t>
-      </w:r>
-      <w:r>
-        <w:rPr>
-          <w:sz w:val="28"/>
-          <w:szCs w:val="28"/>
-          <w:lang w:val="en-US"/>
-        </w:rPr>
-        <w:t>X</w:t>
-      </w:r>
-      <w:r>
-        <w:rPr>
-          <w:sz w:val="28"/>
-          <w:szCs w:val="28"/>
-        </w:rPr>
-        <w:t xml:space="preserve">2 + </w:t>
-      </w:r>
-      <w:r>
-        <w:rPr>
-          <w:sz w:val="28"/>
-          <w:szCs w:val="28"/>
-          <w:lang w:val="en-US"/>
-        </w:rPr>
-        <w:t>X</w:t>
-      </w:r>
-      <w:r>
-        <w:rPr>
-          <w:sz w:val="28"/>
-          <w:szCs w:val="28"/>
-        </w:rPr>
-        <w:t>2.</w:t>
-      </w:r>
-    </w:p>
-    <w:p>
-      <w:pPr>
-        <w:spacing w:line="360" w:lineRule="auto"/>
-        <w:jc w:val="center"/>
-        <w:rPr>
-          <w:sz w:val="28"/>
-          <w:szCs w:val="28"/>
-          <w:lang w:val="en-US"/>
-        </w:rPr>
-      </w:pPr>
-      <w:r>
-        <w:rPr>
+      </w:pPr>
+      <w:r>
+        <w:rPr>
+          <w:noProof/>
           <w:sz w:val="28"/>
           <w:szCs w:val="28"/>
           <w:lang w:val="en-US"/>
@@ -3924,14 +3699,7 @@
           <w:sz w:val="28"/>
           <w:szCs w:val="28"/>
         </w:rPr>
-        <w:t xml:space="preserve">Рисунок 3 – </w:t>
-      </w:r>
-      <w:r>
-        <w:rPr>
-          <w:sz w:val="28"/>
-          <w:szCs w:val="28"/>
-        </w:rPr>
-        <w:t xml:space="preserve">Результат работы </w:t>
+        <w:t xml:space="preserve">Рисунок 3 – Результат работы </w:t>
       </w:r>
       <w:r>
         <w:rPr>
@@ -4004,7 +3772,7 @@
         <w:lastRenderedPageBreak/>
         <w:t xml:space="preserve">  </w:t>
       </w:r>
-      <w:bookmarkStart w:id="9" w:name="_Toc217239510"/>
+      <w:bookmarkStart w:id="8" w:name="_Toc217239510"/>
       <w:r>
         <w:rPr>
           <w:b/>
@@ -4047,7 +3815,7 @@
         </w:rPr>
         <w:t>9 (побитовая инверсия)</w:t>
       </w:r>
-      <w:bookmarkEnd w:id="9"/>
+      <w:bookmarkEnd w:id="8"/>
     </w:p>
     <w:p>
       <w:pPr>
@@ -4128,21 +3896,7 @@
           <w:sz w:val="28"/>
           <w:szCs w:val="28"/>
         </w:rPr>
-        <w:t>ПЯ4 (адрес 410): 00000041 (адрес X9, источник)</w:t>
-      </w:r>
-      <w:r>
-        <w:rPr>
-          <w:sz w:val="28"/>
-          <w:szCs w:val="28"/>
-        </w:rPr>
-        <w:t xml:space="preserve">; </w:t>
-      </w:r>
-      <w:r>
-        <w:rPr>
-          <w:sz w:val="28"/>
-          <w:szCs w:val="28"/>
-        </w:rPr>
-        <w:t>ПЯ5 (адрес 414): 00000041 (адрес X9, приемник)</w:t>
+        <w:t>ПЯ4 (адрес 410): 00000041 (адрес X9, источник); ПЯ5 (адрес 414): 00000041 (адрес X9, приемник)</w:t>
       </w:r>
     </w:p>
     <w:p>
@@ -4174,21 +3928,7 @@
           <w:sz w:val="28"/>
           <w:szCs w:val="28"/>
         </w:rPr>
-        <w:t>R9: 00000410 (адрес ПЯ4)</w:t>
-      </w:r>
-      <w:r>
-        <w:rPr>
-          <w:sz w:val="28"/>
-          <w:szCs w:val="28"/>
-        </w:rPr>
-        <w:t xml:space="preserve">; </w:t>
-      </w:r>
-      <w:r>
-        <w:rPr>
-          <w:sz w:val="28"/>
-          <w:szCs w:val="28"/>
-        </w:rPr>
-        <w:t>R6: 00000414 (адрес ПЯ5)</w:t>
+        <w:t>R9: 00000410 (адрес ПЯ4); R6: 00000414 (адрес ПЯ5)</w:t>
       </w:r>
     </w:p>
     <w:p>
@@ -4206,35 +3946,7 @@
           <w:sz w:val="28"/>
           <w:szCs w:val="28"/>
         </w:rPr>
-        <w:t>Определение способов адресации</w:t>
-      </w:r>
-      <w:r>
-        <w:rPr>
-          <w:sz w:val="28"/>
-          <w:szCs w:val="28"/>
-        </w:rPr>
-        <w:t xml:space="preserve">: </w:t>
-      </w:r>
-      <w:r>
-        <w:rPr>
-          <w:sz w:val="28"/>
-          <w:szCs w:val="28"/>
-        </w:rPr>
-        <w:t>Вариант комбинации адресации: NV % 20 = 1 % 20 = 1</w:t>
-      </w:r>
-      <w:r>
-        <w:rPr>
-          <w:sz w:val="28"/>
-          <w:szCs w:val="28"/>
-        </w:rPr>
-        <w:t xml:space="preserve">; </w:t>
-      </w:r>
-      <w:r>
-        <w:rPr>
-          <w:sz w:val="28"/>
-          <w:szCs w:val="28"/>
-        </w:rPr>
-        <w:t xml:space="preserve">Для операции X9 </w:t>
+        <w:t xml:space="preserve">Определение способов адресации: Вариант комбинации адресации: NV % 20 = 1 % 20 = 1; Для операции X9 </w:t>
       </w:r>
       <w:proofErr w:type="gramStart"/>
       <w:r>
@@ -4316,21 +4028,7 @@
           <w:sz w:val="28"/>
           <w:szCs w:val="28"/>
         </w:rPr>
-        <w:t>Способы адресации:</w:t>
-      </w:r>
-      <w:r>
-        <w:rPr>
-          <w:sz w:val="28"/>
-          <w:szCs w:val="28"/>
-        </w:rPr>
-        <w:t xml:space="preserve"> </w:t>
-      </w:r>
-      <w:r>
-        <w:rPr>
-          <w:sz w:val="28"/>
-          <w:szCs w:val="28"/>
-        </w:rPr>
-        <w:t xml:space="preserve">Операнд 1 (источник X9): способ 9 - косвенная адресация через память с </w:t>
+        <w:t xml:space="preserve">Способы адресации: Операнд 1 (источник X9): способ 9 - косвенная адресация через память с </w:t>
       </w:r>
       <w:proofErr w:type="spellStart"/>
       <w:r>
@@ -4346,30 +4044,7 @@
           <w:sz w:val="28"/>
           <w:szCs w:val="28"/>
         </w:rPr>
-        <w:t xml:space="preserve"> @(R</w:t>
-      </w:r>
-      <w:proofErr w:type="gramStart"/>
-      <w:r>
-        <w:rPr>
-          <w:sz w:val="28"/>
-          <w:szCs w:val="28"/>
-        </w:rPr>
-        <w:t>9)+</w:t>
-      </w:r>
-      <w:proofErr w:type="gramEnd"/>
-      <w:r>
-        <w:rPr>
-          <w:sz w:val="28"/>
-          <w:szCs w:val="28"/>
-        </w:rPr>
-        <w:t xml:space="preserve">; </w:t>
-      </w:r>
-      <w:r>
-        <w:rPr>
-          <w:sz w:val="28"/>
-          <w:szCs w:val="28"/>
-        </w:rPr>
-        <w:t xml:space="preserve">Операнд 2 (приемник X9): способ 9 - косвенная адресация через память с </w:t>
+        <w:t xml:space="preserve"> @(R9)+; Операнд 2 (приемник X9): способ 9 - косвенная адресация через память с </w:t>
       </w:r>
       <w:proofErr w:type="spellStart"/>
       <w:r>
@@ -4385,21 +4060,7 @@
           <w:sz w:val="28"/>
           <w:szCs w:val="28"/>
         </w:rPr>
-        <w:t xml:space="preserve"> @(R6)+</w:t>
-      </w:r>
-      <w:r>
-        <w:rPr>
-          <w:sz w:val="28"/>
-          <w:szCs w:val="28"/>
-        </w:rPr>
-        <w:t xml:space="preserve">; </w:t>
-      </w:r>
-      <w:r>
-        <w:rPr>
-          <w:sz w:val="28"/>
-          <w:szCs w:val="28"/>
-        </w:rPr>
-        <w:t xml:space="preserve">MCOMB - </w:t>
+        <w:t xml:space="preserve"> @(R6)+; MCOMB - </w:t>
       </w:r>
       <w:proofErr w:type="spellStart"/>
       <w:r>
@@ -4521,21 +4182,7 @@
           <w:sz w:val="28"/>
           <w:szCs w:val="28"/>
         </w:rPr>
-        <w:t xml:space="preserve">На рисунке </w:t>
-      </w:r>
-      <w:r>
-        <w:rPr>
-          <w:sz w:val="28"/>
-          <w:szCs w:val="28"/>
-        </w:rPr>
-        <w:t>4</w:t>
-      </w:r>
-      <w:r>
-        <w:rPr>
-          <w:sz w:val="28"/>
-          <w:szCs w:val="28"/>
-        </w:rPr>
-        <w:t xml:space="preserve">3 изображен успешный результат работы программы для подсчета </w:t>
+        <w:t xml:space="preserve">На рисунке 43 изображен успешный результат работы программы для подсчета </w:t>
       </w:r>
       <w:r>
         <w:rPr>
@@ -4589,6 +4236,7 @@
       </w:pPr>
       <w:r>
         <w:rPr>
+          <w:noProof/>
           <w:sz w:val="28"/>
           <w:szCs w:val="28"/>
         </w:rPr>
@@ -4731,7 +4379,7 @@
         </w:rPr>
         <w:t xml:space="preserve"> </w:t>
       </w:r>
-      <w:bookmarkStart w:id="10" w:name="_Toc217239511"/>
+      <w:bookmarkStart w:id="9" w:name="_Toc217239511"/>
       <w:r>
         <w:rPr>
           <w:b/>
@@ -4740,7 +4388,7 @@
         </w:rPr>
         <w:t>3.3 Третье действие: X6 = X6 - 1 (декремент)</w:t>
       </w:r>
-      <w:bookmarkEnd w:id="10"/>
+      <w:bookmarkEnd w:id="9"/>
     </w:p>
     <w:p>
       <w:pPr>
@@ -4775,35 +4423,7 @@
           <w:sz w:val="28"/>
           <w:szCs w:val="28"/>
         </w:rPr>
-        <w:t>В памяти:</w:t>
-      </w:r>
-      <w:r>
-        <w:rPr>
-          <w:sz w:val="28"/>
-          <w:szCs w:val="28"/>
-        </w:rPr>
-        <w:t xml:space="preserve"> </w:t>
-      </w:r>
-      <w:r>
-        <w:rPr>
-          <w:sz w:val="28"/>
-          <w:szCs w:val="28"/>
-        </w:rPr>
-        <w:t>X6: адрес 23, значение 1AE9 (слово, 16 бит) → после операции должно стать 1AE8</w:t>
-      </w:r>
-      <w:r>
-        <w:rPr>
-          <w:sz w:val="28"/>
-          <w:szCs w:val="28"/>
-        </w:rPr>
-        <w:t xml:space="preserve">; </w:t>
-      </w:r>
-      <w:r>
-        <w:rPr>
-          <w:sz w:val="28"/>
-          <w:szCs w:val="28"/>
-        </w:rPr>
-        <w:t xml:space="preserve">В формате </w:t>
+        <w:t xml:space="preserve">В памяти: X6: адрес 23, значение 1AE9 (слово, 16 бит) → после операции должно стать 1AE8; В формате </w:t>
       </w:r>
       <w:proofErr w:type="spellStart"/>
       <w:r>
@@ -4837,21 +4457,7 @@
           <w:sz w:val="28"/>
           <w:szCs w:val="28"/>
         </w:rPr>
-        <w:t>Промежуточные ячейки (ПЯ):</w:t>
-      </w:r>
-      <w:r>
-        <w:rPr>
-          <w:sz w:val="28"/>
-          <w:szCs w:val="28"/>
-        </w:rPr>
-        <w:t xml:space="preserve"> </w:t>
-      </w:r>
-      <w:r>
-        <w:rPr>
-          <w:sz w:val="28"/>
-          <w:szCs w:val="28"/>
-        </w:rPr>
-        <w:t>ПЯ6 (адрес 418): 00000023 (адрес X6)</w:t>
+        <w:t>Промежуточные ячейки (ПЯ): ПЯ6 (адрес 418): 00000023 (адрес X6)</w:t>
       </w:r>
     </w:p>
     <w:p>
@@ -4869,21 +4475,7 @@
           <w:sz w:val="28"/>
           <w:szCs w:val="28"/>
         </w:rPr>
-        <w:t>Регистры общего назначения:</w:t>
-      </w:r>
-      <w:r>
-        <w:rPr>
-          <w:sz w:val="28"/>
-          <w:szCs w:val="28"/>
-        </w:rPr>
-        <w:t xml:space="preserve"> </w:t>
-      </w:r>
-      <w:r>
-        <w:rPr>
-          <w:sz w:val="28"/>
-          <w:szCs w:val="28"/>
-        </w:rPr>
-        <w:t>R5: 00000418 (адрес ПЯ6)</w:t>
+        <w:t>Регистры общего назначения: R5: 00000418 (адрес ПЯ6)</w:t>
       </w:r>
       <w:r>
         <w:rPr>
@@ -4908,21 +4500,7 @@
           <w:sz w:val="28"/>
           <w:szCs w:val="28"/>
         </w:rPr>
-        <w:t>Определение способов адресации</w:t>
-      </w:r>
-      <w:r>
-        <w:rPr>
-          <w:sz w:val="28"/>
-          <w:szCs w:val="28"/>
-        </w:rPr>
-        <w:t xml:space="preserve">; </w:t>
-      </w:r>
-      <w:r>
-        <w:rPr>
-          <w:sz w:val="28"/>
-          <w:szCs w:val="28"/>
-        </w:rPr>
-        <w:t>Вариант комбинации адресации: NV % 20 = 1 % 20 = 1</w:t>
+        <w:t>Определение способов адресации; Вариант комбинации адресации: NV % 20 = 1 % 20 = 1</w:t>
       </w:r>
       <w:proofErr w:type="gramStart"/>
       <w:r>
@@ -4930,14 +4508,7 @@
           <w:sz w:val="28"/>
           <w:szCs w:val="28"/>
         </w:rPr>
-        <w:t xml:space="preserve">; </w:t>
-      </w:r>
-      <w:r>
-        <w:rPr>
-          <w:sz w:val="28"/>
-          <w:szCs w:val="28"/>
-        </w:rPr>
-        <w:t>Для</w:t>
+        <w:t>; Для</w:t>
       </w:r>
       <w:proofErr w:type="gramEnd"/>
       <w:r>
@@ -4961,23 +4532,7 @@
           <w:sz w:val="28"/>
           <w:szCs w:val="28"/>
         </w:rPr>
-        <w:t xml:space="preserve"> </w:t>
-      </w:r>
-      <w:proofErr w:type="spellStart"/>
-      <w:r>
-        <w:rPr>
-          <w:sz w:val="28"/>
-          <w:szCs w:val="28"/>
-        </w:rPr>
-        <w:t>Word</w:t>
-      </w:r>
-      <w:proofErr w:type="spellEnd"/>
-      <w:r>
-        <w:rPr>
-          <w:sz w:val="28"/>
-          <w:szCs w:val="28"/>
-        </w:rPr>
-        <w:t>)</w:t>
+        <w:t xml:space="preserve"> Word)</w:t>
       </w:r>
     </w:p>
     <w:p>
@@ -4995,21 +4550,7 @@
           <w:sz w:val="28"/>
           <w:szCs w:val="28"/>
         </w:rPr>
-        <w:t>Способы адресации:</w:t>
-      </w:r>
-      <w:r>
-        <w:rPr>
-          <w:sz w:val="28"/>
-          <w:szCs w:val="28"/>
-        </w:rPr>
-        <w:t xml:space="preserve"> </w:t>
-      </w:r>
-      <w:r>
-        <w:rPr>
-          <w:sz w:val="28"/>
-          <w:szCs w:val="28"/>
-        </w:rPr>
-        <w:t xml:space="preserve">Операнд (X6): способ 9 - косвенная адресация через память с </w:t>
+        <w:t xml:space="preserve">Способы адресации: Операнд (X6): способ 9 - косвенная адресация через память с </w:t>
       </w:r>
       <w:proofErr w:type="spellStart"/>
       <w:r>
@@ -5041,14 +4582,7 @@
           <w:sz w:val="28"/>
           <w:szCs w:val="28"/>
         </w:rPr>
-        <w:t xml:space="preserve">; </w:t>
-      </w:r>
-      <w:r>
-        <w:rPr>
-          <w:sz w:val="28"/>
-          <w:szCs w:val="28"/>
-        </w:rPr>
-        <w:t>Используется R5 вместо R7, чтобы избежать конфликта кодов (DECB = 97, @(R7)+ может быть 97).</w:t>
+        <w:t>; Используется R5 вместо R7, чтобы избежать конфликта кодов (DECB = 97, @(R7)+ может быть 97).</w:t>
       </w:r>
     </w:p>
     <w:p>
@@ -5172,6 +4706,7 @@
       </w:pPr>
       <w:r>
         <w:rPr>
+          <w:noProof/>
           <w:sz w:val="28"/>
           <w:szCs w:val="28"/>
         </w:rPr>
@@ -5321,6 +4856,7 @@
       </w:pPr>
       <w:r>
         <w:rPr>
+          <w:noProof/>
           <w:sz w:val="28"/>
           <w:szCs w:val="28"/>
         </w:rPr>
@@ -5410,6 +4946,7 @@
       </w:pPr>
       <w:r>
         <w:rPr>
+          <w:noProof/>
           <w:sz w:val="28"/>
           <w:szCs w:val="28"/>
         </w:rPr>
@@ -5514,7 +5051,7 @@
           <w:szCs w:val="28"/>
         </w:rPr>
       </w:pPr>
-      <w:bookmarkStart w:id="11" w:name="_Toc217239512"/>
+      <w:bookmarkStart w:id="10" w:name="_Toc217239512"/>
       <w:r>
         <w:rPr>
           <w:b/>
@@ -5534,7 +5071,7 @@
         </w:rPr>
         <w:t xml:space="preserve"> Вывод</w:t>
       </w:r>
-      <w:bookmarkEnd w:id="11"/>
+      <w:bookmarkEnd w:id="10"/>
     </w:p>
     <w:p>
       <w:pPr>
@@ -5689,7 +5226,7 @@
 </file>
 
 <file path=word/endnotes.xml><?xml version="1.0" encoding="utf-8"?>
-<w:endnotes xmlns:wpc="http://schemas.microsoft.com/office/word/2010/wordprocessingCanvas" xmlns:cx="http://schemas.microsoft.com/office/drawing/2014/chartex" xmlns:cx1="http://schemas.microsoft.com/office/drawing/2015/9/8/chartex" xmlns:cx2="http://schemas.microsoft.com/office/drawing/2015/10/21/chartex" xmlns:cx3="http://schemas.microsoft.com/office/drawing/2016/5/9/chartex" xmlns:cx4="http://schemas.microsoft.com/office/drawing/2016/5/10/chartex" xmlns:cx5="http://schemas.microsoft.com/office/drawing/2016/5/11/chartex" xmlns:cx6="http://schemas.microsoft.com/office/drawing/2016/5/12/chartex" xmlns:cx7="http://schemas.microsoft.com/office/drawing/2016/5/13/chartex" xmlns:cx8="http://schemas.microsoft.com/office/drawing/2016/5/14/chartex" xmlns:mc="http://schemas.openxmlformats.org/markup-compatibility/2006" xmlns:aink="http://schemas.microsoft.com/office/drawing/2016/ink" xmlns:am3d="http://schemas.microsoft.com/office/drawing/2017/model3d" xmlns:o="urn:schemas-microsoft-com:office:office" xmlns:r="http://schemas.openxmlformats.org/officeDocument/2006/relationships" xmlns:m="http://schemas.openxmlformats.org/officeDocument/2006/math" xmlns:v="urn:schemas-microsoft-com:vml" xmlns:wp14="http://schemas.microsoft.com/office/word/2010/wordprocessingDrawing" xmlns:wp="http://schemas.openxmlformats.org/drawingml/2006/wordprocessingDrawing" xmlns:w10="urn:schemas-microsoft-com:office:word" xmlns:w="http://schemas.openxmlformats.org/wordprocessingml/2006/main" xmlns:w14="http://schemas.microsoft.com/office/word/2010/wordml" xmlns:w15="http://schemas.microsoft.com/office/word/2012/wordml" xmlns:w16cid="http://schemas.microsoft.com/office/word/2016/wordml/cid" xmlns:w16se="http://schemas.microsoft.com/office/word/2015/wordml/symex" xmlns:wpg="http://schemas.microsoft.com/office/word/2010/wordprocessingGroup" xmlns:wpi="http://schemas.microsoft.com/office/word/2010/wordprocessingInk" xmlns:wne="http://schemas.microsoft.com/office/word/2006/wordml" xmlns:wps="http://schemas.microsoft.com/office/word/2010/wordprocessingShape" mc:Ignorable="w14 w15 w16se w16cid wp14">
+<w:endnotes xmlns:wpc="http://schemas.microsoft.com/office/word/2010/wordprocessingCanvas" xmlns:cx="http://schemas.microsoft.com/office/drawing/2014/chartex" xmlns:cx1="http://schemas.microsoft.com/office/drawing/2015/9/8/chartex" xmlns:cx2="http://schemas.microsoft.com/office/drawing/2015/10/21/chartex" xmlns:cx3="http://schemas.microsoft.com/office/drawing/2016/5/9/chartex" xmlns:cx4="http://schemas.microsoft.com/office/drawing/2016/5/10/chartex" xmlns:cx5="http://schemas.microsoft.com/office/drawing/2016/5/11/chartex" xmlns:cx6="http://schemas.microsoft.com/office/drawing/2016/5/12/chartex" xmlns:cx7="http://schemas.microsoft.com/office/drawing/2016/5/13/chartex" xmlns:cx8="http://schemas.microsoft.com/office/drawing/2016/5/14/chartex" xmlns:mc="http://schemas.openxmlformats.org/markup-compatibility/2006" xmlns:aink="http://schemas.microsoft.com/office/drawing/2016/ink" xmlns:am3d="http://schemas.microsoft.com/office/drawing/2017/model3d" xmlns:o="urn:schemas-microsoft-com:office:office" xmlns:oel="http://schemas.microsoft.com/office/2019/extlst" xmlns:r="http://schemas.openxmlformats.org/officeDocument/2006/relationships" xmlns:m="http://schemas.openxmlformats.org/officeDocument/2006/math" xmlns:v="urn:schemas-microsoft-com:vml" xmlns:wp14="http://schemas.microsoft.com/office/word/2010/wordprocessingDrawing" xmlns:wp="http://schemas.openxmlformats.org/drawingml/2006/wordprocessingDrawing" xmlns:w10="urn:schemas-microsoft-com:office:word" xmlns:w="http://schemas.openxmlformats.org/wordprocessingml/2006/main" xmlns:w14="http://schemas.microsoft.com/office/word/2010/wordml" xmlns:w15="http://schemas.microsoft.com/office/word/2012/wordml" xmlns:w16cex="http://schemas.microsoft.com/office/word/2018/wordml/cex" xmlns:w16cid="http://schemas.microsoft.com/office/word/2016/wordml/cid" xmlns:w16="http://schemas.microsoft.com/office/word/2018/wordml" xmlns:w16sdtdh="http://schemas.microsoft.com/office/word/2020/wordml/sdtdatahash" xmlns:w16se="http://schemas.microsoft.com/office/word/2015/wordml/symex" xmlns:wpg="http://schemas.microsoft.com/office/word/2010/wordprocessingGroup" xmlns:wpi="http://schemas.microsoft.com/office/word/2010/wordprocessingInk" xmlns:wne="http://schemas.microsoft.com/office/word/2006/wordml" xmlns:wps="http://schemas.microsoft.com/office/word/2010/wordprocessingShape" mc:Ignorable="w14 w15 w16se w16cid w16 w16cex w16sdtdh wp14">
   <w:endnote w:type="separator" w:id="-1">
     <w:p>
       <w:r>
@@ -5708,7 +5245,7 @@
 </file>
 
 <file path=word/footer1.xml><?xml version="1.0" encoding="utf-8"?>
-<w:ftr xmlns:wpc="http://schemas.microsoft.com/office/word/2010/wordprocessingCanvas" xmlns:cx="http://schemas.microsoft.com/office/drawing/2014/chartex" xmlns:cx1="http://schemas.microsoft.com/office/drawing/2015/9/8/chartex" xmlns:cx2="http://schemas.microsoft.com/office/drawing/2015/10/21/chartex" xmlns:cx3="http://schemas.microsoft.com/office/drawing/2016/5/9/chartex" xmlns:cx4="http://schemas.microsoft.com/office/drawing/2016/5/10/chartex" xmlns:cx5="http://schemas.microsoft.com/office/drawing/2016/5/11/chartex" xmlns:cx6="http://schemas.microsoft.com/office/drawing/2016/5/12/chartex" xmlns:cx7="http://schemas.microsoft.com/office/drawing/2016/5/13/chartex" xmlns:cx8="http://schemas.microsoft.com/office/drawing/2016/5/14/chartex" xmlns:mc="http://schemas.openxmlformats.org/markup-compatibility/2006" xmlns:aink="http://schemas.microsoft.com/office/drawing/2016/ink" xmlns:am3d="http://schemas.microsoft.com/office/drawing/2017/model3d" xmlns:o="urn:schemas-microsoft-com:office:office" xmlns:r="http://schemas.openxmlformats.org/officeDocument/2006/relationships" xmlns:m="http://schemas.openxmlformats.org/officeDocument/2006/math" xmlns:v="urn:schemas-microsoft-com:vml" xmlns:wp14="http://schemas.microsoft.com/office/word/2010/wordprocessingDrawing" xmlns:wp="http://schemas.openxmlformats.org/drawingml/2006/wordprocessingDrawing" xmlns:w10="urn:schemas-microsoft-com:office:word" xmlns:w="http://schemas.openxmlformats.org/wordprocessingml/2006/main" xmlns:w14="http://schemas.microsoft.com/office/word/2010/wordml" xmlns:w15="http://schemas.microsoft.com/office/word/2012/wordml" xmlns:w16cid="http://schemas.microsoft.com/office/word/2016/wordml/cid" xmlns:w16se="http://schemas.microsoft.com/office/word/2015/wordml/symex" xmlns:wpg="http://schemas.microsoft.com/office/word/2010/wordprocessingGroup" xmlns:wpi="http://schemas.microsoft.com/office/word/2010/wordprocessingInk" xmlns:wne="http://schemas.microsoft.com/office/word/2006/wordml" xmlns:wps="http://schemas.microsoft.com/office/word/2010/wordprocessingShape" mc:Ignorable="w14 w15 w16se w16cid wp14">
+<w:ftr xmlns:wpc="http://schemas.microsoft.com/office/word/2010/wordprocessingCanvas" xmlns:cx="http://schemas.microsoft.com/office/drawing/2014/chartex" xmlns:cx1="http://schemas.microsoft.com/office/drawing/2015/9/8/chartex" xmlns:cx2="http://schemas.microsoft.com/office/drawing/2015/10/21/chartex" xmlns:cx3="http://schemas.microsoft.com/office/drawing/2016/5/9/chartex" xmlns:cx4="http://schemas.microsoft.com/office/drawing/2016/5/10/chartex" xmlns:cx5="http://schemas.microsoft.com/office/drawing/2016/5/11/chartex" xmlns:cx6="http://schemas.microsoft.com/office/drawing/2016/5/12/chartex" xmlns:cx7="http://schemas.microsoft.com/office/drawing/2016/5/13/chartex" xmlns:cx8="http://schemas.microsoft.com/office/drawing/2016/5/14/chartex" xmlns:mc="http://schemas.openxmlformats.org/markup-compatibility/2006" xmlns:aink="http://schemas.microsoft.com/office/drawing/2016/ink" xmlns:am3d="http://schemas.microsoft.com/office/drawing/2017/model3d" xmlns:o="urn:schemas-microsoft-com:office:office" xmlns:oel="http://schemas.microsoft.com/office/2019/extlst" xmlns:r="http://schemas.openxmlformats.org/officeDocument/2006/relationships" xmlns:m="http://schemas.openxmlformats.org/officeDocument/2006/math" xmlns:v="urn:schemas-microsoft-com:vml" xmlns:wp14="http://schemas.microsoft.com/office/word/2010/wordprocessingDrawing" xmlns:wp="http://schemas.openxmlformats.org/drawingml/2006/wordprocessingDrawing" xmlns:w10="urn:schemas-microsoft-com:office:word" xmlns:w="http://schemas.openxmlformats.org/wordprocessingml/2006/main" xmlns:w14="http://schemas.microsoft.com/office/word/2010/wordml" xmlns:w15="http://schemas.microsoft.com/office/word/2012/wordml" xmlns:w16cex="http://schemas.microsoft.com/office/word/2018/wordml/cex" xmlns:w16cid="http://schemas.microsoft.com/office/word/2016/wordml/cid" xmlns:w16="http://schemas.microsoft.com/office/word/2018/wordml" xmlns:w16sdtdh="http://schemas.microsoft.com/office/word/2020/wordml/sdtdatahash" xmlns:w16se="http://schemas.microsoft.com/office/word/2015/wordml/symex" xmlns:wpg="http://schemas.microsoft.com/office/word/2010/wordprocessingGroup" xmlns:wpi="http://schemas.microsoft.com/office/word/2010/wordprocessingInk" xmlns:wne="http://schemas.microsoft.com/office/word/2006/wordml" xmlns:wps="http://schemas.microsoft.com/office/word/2010/wordprocessingShape" mc:Ignorable="w14 w15 w16se w16cid w16 w16cex w16sdtdh wp14">
   <w:p>
     <w:pPr>
       <w:pStyle w:val="a3"/>
@@ -5871,7 +5408,7 @@
 </file>
 
 <file path=word/footer2.xml><?xml version="1.0" encoding="utf-8"?>
-<w:ftr xmlns:wpc="http://schemas.microsoft.com/office/word/2010/wordprocessingCanvas" xmlns:cx="http://schemas.microsoft.com/office/drawing/2014/chartex" xmlns:cx1="http://schemas.microsoft.com/office/drawing/2015/9/8/chartex" xmlns:cx2="http://schemas.microsoft.com/office/drawing/2015/10/21/chartex" xmlns:cx3="http://schemas.microsoft.com/office/drawing/2016/5/9/chartex" xmlns:cx4="http://schemas.microsoft.com/office/drawing/2016/5/10/chartex" xmlns:cx5="http://schemas.microsoft.com/office/drawing/2016/5/11/chartex" xmlns:cx6="http://schemas.microsoft.com/office/drawing/2016/5/12/chartex" xmlns:cx7="http://schemas.microsoft.com/office/drawing/2016/5/13/chartex" xmlns:cx8="http://schemas.microsoft.com/office/drawing/2016/5/14/chartex" xmlns:mc="http://schemas.openxmlformats.org/markup-compatibility/2006" xmlns:aink="http://schemas.microsoft.com/office/drawing/2016/ink" xmlns:am3d="http://schemas.microsoft.com/office/drawing/2017/model3d" xmlns:o="urn:schemas-microsoft-com:office:office" xmlns:r="http://schemas.openxmlformats.org/officeDocument/2006/relationships" xmlns:m="http://schemas.openxmlformats.org/officeDocument/2006/math" xmlns:v="urn:schemas-microsoft-com:vml" xmlns:wp14="http://schemas.microsoft.com/office/word/2010/wordprocessingDrawing" xmlns:wp="http://schemas.openxmlformats.org/drawingml/2006/wordprocessingDrawing" xmlns:w10="urn:schemas-microsoft-com:office:word" xmlns:w="http://schemas.openxmlformats.org/wordprocessingml/2006/main" xmlns:w14="http://schemas.microsoft.com/office/word/2010/wordml" xmlns:w15="http://schemas.microsoft.com/office/word/2012/wordml" xmlns:w16cid="http://schemas.microsoft.com/office/word/2016/wordml/cid" xmlns:w16se="http://schemas.microsoft.com/office/word/2015/wordml/symex" xmlns:wpg="http://schemas.microsoft.com/office/word/2010/wordprocessingGroup" xmlns:wpi="http://schemas.microsoft.com/office/word/2010/wordprocessingInk" xmlns:wne="http://schemas.microsoft.com/office/word/2006/wordml" xmlns:wps="http://schemas.microsoft.com/office/word/2010/wordprocessingShape" mc:Ignorable="w14 w15 w16se w16cid wp14">
+<w:ftr xmlns:wpc="http://schemas.microsoft.com/office/word/2010/wordprocessingCanvas" xmlns:cx="http://schemas.microsoft.com/office/drawing/2014/chartex" xmlns:cx1="http://schemas.microsoft.com/office/drawing/2015/9/8/chartex" xmlns:cx2="http://schemas.microsoft.com/office/drawing/2015/10/21/chartex" xmlns:cx3="http://schemas.microsoft.com/office/drawing/2016/5/9/chartex" xmlns:cx4="http://schemas.microsoft.com/office/drawing/2016/5/10/chartex" xmlns:cx5="http://schemas.microsoft.com/office/drawing/2016/5/11/chartex" xmlns:cx6="http://schemas.microsoft.com/office/drawing/2016/5/12/chartex" xmlns:cx7="http://schemas.microsoft.com/office/drawing/2016/5/13/chartex" xmlns:cx8="http://schemas.microsoft.com/office/drawing/2016/5/14/chartex" xmlns:mc="http://schemas.openxmlformats.org/markup-compatibility/2006" xmlns:aink="http://schemas.microsoft.com/office/drawing/2016/ink" xmlns:am3d="http://schemas.microsoft.com/office/drawing/2017/model3d" xmlns:o="urn:schemas-microsoft-com:office:office" xmlns:oel="http://schemas.microsoft.com/office/2019/extlst" xmlns:r="http://schemas.openxmlformats.org/officeDocument/2006/relationships" xmlns:m="http://schemas.openxmlformats.org/officeDocument/2006/math" xmlns:v="urn:schemas-microsoft-com:vml" xmlns:wp14="http://schemas.microsoft.com/office/word/2010/wordprocessingDrawing" xmlns:wp="http://schemas.openxmlformats.org/drawingml/2006/wordprocessingDrawing" xmlns:w10="urn:schemas-microsoft-com:office:word" xmlns:w="http://schemas.openxmlformats.org/wordprocessingml/2006/main" xmlns:w14="http://schemas.microsoft.com/office/word/2010/wordml" xmlns:w15="http://schemas.microsoft.com/office/word/2012/wordml" xmlns:w16cex="http://schemas.microsoft.com/office/word/2018/wordml/cex" xmlns:w16cid="http://schemas.microsoft.com/office/word/2016/wordml/cid" xmlns:w16="http://schemas.microsoft.com/office/word/2018/wordml" xmlns:w16sdtdh="http://schemas.microsoft.com/office/word/2020/wordml/sdtdatahash" xmlns:w16se="http://schemas.microsoft.com/office/word/2015/wordml/symex" xmlns:wpg="http://schemas.microsoft.com/office/word/2010/wordprocessingGroup" xmlns:wpi="http://schemas.microsoft.com/office/word/2010/wordprocessingInk" xmlns:wne="http://schemas.microsoft.com/office/word/2006/wordml" xmlns:wps="http://schemas.microsoft.com/office/word/2010/wordprocessingShape" mc:Ignorable="w14 w15 w16se w16cid w16 w16cex w16sdtdh wp14">
   <w:sdt>
     <w:sdtPr>
       <w:rPr>
@@ -5883,11 +5420,6 @@
         <w:docPartUnique/>
       </w:docPartObj>
     </w:sdtPr>
-    <w:sdtEndPr>
-      <w:rPr>
-        <w:rStyle w:val="a4"/>
-      </w:rPr>
-    </w:sdtEndPr>
     <w:sdtContent>
       <w:p>
         <w:pPr>
@@ -5928,7 +5460,7 @@
 </file>
 
 <file path=word/footer3.xml><?xml version="1.0" encoding="utf-8"?>
-<w:ftr xmlns:wpc="http://schemas.microsoft.com/office/word/2010/wordprocessingCanvas" xmlns:cx="http://schemas.microsoft.com/office/drawing/2014/chartex" xmlns:cx1="http://schemas.microsoft.com/office/drawing/2015/9/8/chartex" xmlns:cx2="http://schemas.microsoft.com/office/drawing/2015/10/21/chartex" xmlns:cx3="http://schemas.microsoft.com/office/drawing/2016/5/9/chartex" xmlns:cx4="http://schemas.microsoft.com/office/drawing/2016/5/10/chartex" xmlns:cx5="http://schemas.microsoft.com/office/drawing/2016/5/11/chartex" xmlns:cx6="http://schemas.microsoft.com/office/drawing/2016/5/12/chartex" xmlns:cx7="http://schemas.microsoft.com/office/drawing/2016/5/13/chartex" xmlns:cx8="http://schemas.microsoft.com/office/drawing/2016/5/14/chartex" xmlns:mc="http://schemas.openxmlformats.org/markup-compatibility/2006" xmlns:aink="http://schemas.microsoft.com/office/drawing/2016/ink" xmlns:am3d="http://schemas.microsoft.com/office/drawing/2017/model3d" xmlns:o="urn:schemas-microsoft-com:office:office" xmlns:r="http://schemas.openxmlformats.org/officeDocument/2006/relationships" xmlns:m="http://schemas.openxmlformats.org/officeDocument/2006/math" xmlns:v="urn:schemas-microsoft-com:vml" xmlns:wp14="http://schemas.microsoft.com/office/word/2010/wordprocessingDrawing" xmlns:wp="http://schemas.openxmlformats.org/drawingml/2006/wordprocessingDrawing" xmlns:w10="urn:schemas-microsoft-com:office:word" xmlns:w="http://schemas.openxmlformats.org/wordprocessingml/2006/main" xmlns:w14="http://schemas.microsoft.com/office/word/2010/wordml" xmlns:w15="http://schemas.microsoft.com/office/word/2012/wordml" xmlns:w16cid="http://schemas.microsoft.com/office/word/2016/wordml/cid" xmlns:w16se="http://schemas.microsoft.com/office/word/2015/wordml/symex" xmlns:wpg="http://schemas.microsoft.com/office/word/2010/wordprocessingGroup" xmlns:wpi="http://schemas.microsoft.com/office/word/2010/wordprocessingInk" xmlns:wne="http://schemas.microsoft.com/office/word/2006/wordml" xmlns:wps="http://schemas.microsoft.com/office/word/2010/wordprocessingShape" mc:Ignorable="w14 w15 w16se w16cid wp14">
+<w:ftr xmlns:wpc="http://schemas.microsoft.com/office/word/2010/wordprocessingCanvas" xmlns:cx="http://schemas.microsoft.com/office/drawing/2014/chartex" xmlns:cx1="http://schemas.microsoft.com/office/drawing/2015/9/8/chartex" xmlns:cx2="http://schemas.microsoft.com/office/drawing/2015/10/21/chartex" xmlns:cx3="http://schemas.microsoft.com/office/drawing/2016/5/9/chartex" xmlns:cx4="http://schemas.microsoft.com/office/drawing/2016/5/10/chartex" xmlns:cx5="http://schemas.microsoft.com/office/drawing/2016/5/11/chartex" xmlns:cx6="http://schemas.microsoft.com/office/drawing/2016/5/12/chartex" xmlns:cx7="http://schemas.microsoft.com/office/drawing/2016/5/13/chartex" xmlns:cx8="http://schemas.microsoft.com/office/drawing/2016/5/14/chartex" xmlns:mc="http://schemas.openxmlformats.org/markup-compatibility/2006" xmlns:aink="http://schemas.microsoft.com/office/drawing/2016/ink" xmlns:am3d="http://schemas.microsoft.com/office/drawing/2017/model3d" xmlns:o="urn:schemas-microsoft-com:office:office" xmlns:oel="http://schemas.microsoft.com/office/2019/extlst" xmlns:r="http://schemas.openxmlformats.org/officeDocument/2006/relationships" xmlns:m="http://schemas.openxmlformats.org/officeDocument/2006/math" xmlns:v="urn:schemas-microsoft-com:vml" xmlns:wp14="http://schemas.microsoft.com/office/word/2010/wordprocessingDrawing" xmlns:wp="http://schemas.openxmlformats.org/drawingml/2006/wordprocessingDrawing" xmlns:w10="urn:schemas-microsoft-com:office:word" xmlns:w="http://schemas.openxmlformats.org/wordprocessingml/2006/main" xmlns:w14="http://schemas.microsoft.com/office/word/2010/wordml" xmlns:w15="http://schemas.microsoft.com/office/word/2012/wordml" xmlns:w16cex="http://schemas.microsoft.com/office/word/2018/wordml/cex" xmlns:w16cid="http://schemas.microsoft.com/office/word/2016/wordml/cid" xmlns:w16="http://schemas.microsoft.com/office/word/2018/wordml" xmlns:w16sdtdh="http://schemas.microsoft.com/office/word/2020/wordml/sdtdatahash" xmlns:w16se="http://schemas.microsoft.com/office/word/2015/wordml/symex" xmlns:wpg="http://schemas.microsoft.com/office/word/2010/wordprocessingGroup" xmlns:wpi="http://schemas.microsoft.com/office/word/2010/wordprocessingInk" xmlns:wne="http://schemas.microsoft.com/office/word/2006/wordml" xmlns:wps="http://schemas.microsoft.com/office/word/2010/wordprocessingShape" mc:Ignorable="w14 w15 w16se w16cid w16 w16cex w16sdtdh wp14">
   <w:sdt>
     <w:sdtPr>
       <w:rPr>
@@ -5940,11 +5472,6 @@
         <w:docPartUnique/>
       </w:docPartObj>
     </w:sdtPr>
-    <w:sdtEndPr>
-      <w:rPr>
-        <w:rStyle w:val="a4"/>
-      </w:rPr>
-    </w:sdtEndPr>
     <w:sdtContent>
       <w:p>
         <w:pPr>
@@ -5998,7 +5525,7 @@
 </file>
 
 <file path=word/footnotes.xml><?xml version="1.0" encoding="utf-8"?>
-<w:footnotes xmlns:wpc="http://schemas.microsoft.com/office/word/2010/wordprocessingCanvas" xmlns:cx="http://schemas.microsoft.com/office/drawing/2014/chartex" xmlns:cx1="http://schemas.microsoft.com/office/drawing/2015/9/8/chartex" xmlns:cx2="http://schemas.microsoft.com/office/drawing/2015/10/21/chartex" xmlns:cx3="http://schemas.microsoft.com/office/drawing/2016/5/9/chartex" xmlns:cx4="http://schemas.microsoft.com/office/drawing/2016/5/10/chartex" xmlns:cx5="http://schemas.microsoft.com/office/drawing/2016/5/11/chartex" xmlns:cx6="http://schemas.microsoft.com/office/drawing/2016/5/12/chartex" xmlns:cx7="http://schemas.microsoft.com/office/drawing/2016/5/13/chartex" xmlns:cx8="http://schemas.microsoft.com/office/drawing/2016/5/14/chartex" xmlns:mc="http://schemas.openxmlformats.org/markup-compatibility/2006" xmlns:aink="http://schemas.microsoft.com/office/drawing/2016/ink" xmlns:am3d="http://schemas.microsoft.com/office/drawing/2017/model3d" xmlns:o="urn:schemas-microsoft-com:office:office" xmlns:r="http://schemas.openxmlformats.org/officeDocument/2006/relationships" xmlns:m="http://schemas.openxmlformats.org/officeDocument/2006/math" xmlns:v="urn:schemas-microsoft-com:vml" xmlns:wp14="http://schemas.microsoft.com/office/word/2010/wordprocessingDrawing" xmlns:wp="http://schemas.openxmlformats.org/drawingml/2006/wordprocessingDrawing" xmlns:w10="urn:schemas-microsoft-com:office:word" xmlns:w="http://schemas.openxmlformats.org/wordprocessingml/2006/main" xmlns:w14="http://schemas.microsoft.com/office/word/2010/wordml" xmlns:w15="http://schemas.microsoft.com/office/word/2012/wordml" xmlns:w16cid="http://schemas.microsoft.com/office/word/2016/wordml/cid" xmlns:w16se="http://schemas.microsoft.com/office/word/2015/wordml/symex" xmlns:wpg="http://schemas.microsoft.com/office/word/2010/wordprocessingGroup" xmlns:wpi="http://schemas.microsoft.com/office/word/2010/wordprocessingInk" xmlns:wne="http://schemas.microsoft.com/office/word/2006/wordml" xmlns:wps="http://schemas.microsoft.com/office/word/2010/wordprocessingShape" mc:Ignorable="w14 w15 w16se w16cid wp14">
+<w:footnotes xmlns:wpc="http://schemas.microsoft.com/office/word/2010/wordprocessingCanvas" xmlns:cx="http://schemas.microsoft.com/office/drawing/2014/chartex" xmlns:cx1="http://schemas.microsoft.com/office/drawing/2015/9/8/chartex" xmlns:cx2="http://schemas.microsoft.com/office/drawing/2015/10/21/chartex" xmlns:cx3="http://schemas.microsoft.com/office/drawing/2016/5/9/chartex" xmlns:cx4="http://schemas.microsoft.com/office/drawing/2016/5/10/chartex" xmlns:cx5="http://schemas.microsoft.com/office/drawing/2016/5/11/chartex" xmlns:cx6="http://schemas.microsoft.com/office/drawing/2016/5/12/chartex" xmlns:cx7="http://schemas.microsoft.com/office/drawing/2016/5/13/chartex" xmlns:cx8="http://schemas.microsoft.com/office/drawing/2016/5/14/chartex" xmlns:mc="http://schemas.openxmlformats.org/markup-compatibility/2006" xmlns:aink="http://schemas.microsoft.com/office/drawing/2016/ink" xmlns:am3d="http://schemas.microsoft.com/office/drawing/2017/model3d" xmlns:o="urn:schemas-microsoft-com:office:office" xmlns:oel="http://schemas.microsoft.com/office/2019/extlst" xmlns:r="http://schemas.openxmlformats.org/officeDocument/2006/relationships" xmlns:m="http://schemas.openxmlformats.org/officeDocument/2006/math" xmlns:v="urn:schemas-microsoft-com:vml" xmlns:wp14="http://schemas.microsoft.com/office/word/2010/wordprocessingDrawing" xmlns:wp="http://schemas.openxmlformats.org/drawingml/2006/wordprocessingDrawing" xmlns:w10="urn:schemas-microsoft-com:office:word" xmlns:w="http://schemas.openxmlformats.org/wordprocessingml/2006/main" xmlns:w14="http://schemas.microsoft.com/office/word/2010/wordml" xmlns:w15="http://schemas.microsoft.com/office/word/2012/wordml" xmlns:w16cex="http://schemas.microsoft.com/office/word/2018/wordml/cex" xmlns:w16cid="http://schemas.microsoft.com/office/word/2016/wordml/cid" xmlns:w16="http://schemas.microsoft.com/office/word/2018/wordml" xmlns:w16sdtdh="http://schemas.microsoft.com/office/word/2020/wordml/sdtdatahash" xmlns:w16se="http://schemas.microsoft.com/office/word/2015/wordml/symex" xmlns:wpg="http://schemas.microsoft.com/office/word/2010/wordprocessingGroup" xmlns:wpi="http://schemas.microsoft.com/office/word/2010/wordprocessingInk" xmlns:wne="http://schemas.microsoft.com/office/word/2006/wordml" xmlns:wps="http://schemas.microsoft.com/office/word/2010/wordprocessingShape" mc:Ignorable="w14 w15 w16se w16cid w16 w16cex w16sdtdh wp14">
   <w:footnote w:type="separator" w:id="-1">
     <w:p>
       <w:r>
@@ -6017,7 +5544,7 @@
 </file>
 
 <file path=word/numbering.xml><?xml version="1.0" encoding="utf-8"?>
-<w:numbering xmlns:wpc="http://schemas.microsoft.com/office/word/2010/wordprocessingCanvas" xmlns:cx="http://schemas.microsoft.com/office/drawing/2014/chartex" xmlns:cx1="http://schemas.microsoft.com/office/drawing/2015/9/8/chartex" xmlns:cx2="http://schemas.microsoft.com/office/drawing/2015/10/21/chartex" xmlns:cx3="http://schemas.microsoft.com/office/drawing/2016/5/9/chartex" xmlns:cx4="http://schemas.microsoft.com/office/drawing/2016/5/10/chartex" xmlns:cx5="http://schemas.microsoft.com/office/drawing/2016/5/11/chartex" xmlns:cx6="http://schemas.microsoft.com/office/drawing/2016/5/12/chartex" xmlns:cx7="http://schemas.microsoft.com/office/drawing/2016/5/13/chartex" xmlns:cx8="http://schemas.microsoft.com/office/drawing/2016/5/14/chartex" xmlns:mc="http://schemas.openxmlformats.org/markup-compatibility/2006" xmlns:aink="http://schemas.microsoft.com/office/drawing/2016/ink" xmlns:am3d="http://schemas.microsoft.com/office/drawing/2017/model3d" xmlns:o="urn:schemas-microsoft-com:office:office" xmlns:r="http://schemas.openxmlformats.org/officeDocument/2006/relationships" xmlns:m="http://schemas.openxmlformats.org/officeDocument/2006/math" xmlns:v="urn:schemas-microsoft-com:vml" xmlns:wp14="http://schemas.microsoft.com/office/word/2010/wordprocessingDrawing" xmlns:wp="http://schemas.openxmlformats.org/drawingml/2006/wordprocessingDrawing" xmlns:w10="urn:schemas-microsoft-com:office:word" xmlns:w="http://schemas.openxmlformats.org/wordprocessingml/2006/main" xmlns:w14="http://schemas.microsoft.com/office/word/2010/wordml" xmlns:w15="http://schemas.microsoft.com/office/word/2012/wordml" xmlns:w16cid="http://schemas.microsoft.com/office/word/2016/wordml/cid" xmlns:w16se="http://schemas.microsoft.com/office/word/2015/wordml/symex" xmlns:wpg="http://schemas.microsoft.com/office/word/2010/wordprocessingGroup" xmlns:wpi="http://schemas.microsoft.com/office/word/2010/wordprocessingInk" xmlns:wne="http://schemas.microsoft.com/office/word/2006/wordml" xmlns:wps="http://schemas.microsoft.com/office/word/2010/wordprocessingShape" mc:Ignorable="w14 w15 w16se w16cid wp14">
+<w:numbering xmlns:wpc="http://schemas.microsoft.com/office/word/2010/wordprocessingCanvas" xmlns:cx="http://schemas.microsoft.com/office/drawing/2014/chartex" xmlns:cx1="http://schemas.microsoft.com/office/drawing/2015/9/8/chartex" xmlns:cx2="http://schemas.microsoft.com/office/drawing/2015/10/21/chartex" xmlns:cx3="http://schemas.microsoft.com/office/drawing/2016/5/9/chartex" xmlns:cx4="http://schemas.microsoft.com/office/drawing/2016/5/10/chartex" xmlns:cx5="http://schemas.microsoft.com/office/drawing/2016/5/11/chartex" xmlns:cx6="http://schemas.microsoft.com/office/drawing/2016/5/12/chartex" xmlns:cx7="http://schemas.microsoft.com/office/drawing/2016/5/13/chartex" xmlns:cx8="http://schemas.microsoft.com/office/drawing/2016/5/14/chartex" xmlns:mc="http://schemas.openxmlformats.org/markup-compatibility/2006" xmlns:aink="http://schemas.microsoft.com/office/drawing/2016/ink" xmlns:am3d="http://schemas.microsoft.com/office/drawing/2017/model3d" xmlns:o="urn:schemas-microsoft-com:office:office" xmlns:oel="http://schemas.microsoft.com/office/2019/extlst" xmlns:r="http://schemas.openxmlformats.org/officeDocument/2006/relationships" xmlns:m="http://schemas.openxmlformats.org/officeDocument/2006/math" xmlns:v="urn:schemas-microsoft-com:vml" xmlns:wp14="http://schemas.microsoft.com/office/word/2010/wordprocessingDrawing" xmlns:wp="http://schemas.openxmlformats.org/drawingml/2006/wordprocessingDrawing" xmlns:w10="urn:schemas-microsoft-com:office:word" xmlns:w="http://schemas.openxmlformats.org/wordprocessingml/2006/main" xmlns:w14="http://schemas.microsoft.com/office/word/2010/wordml" xmlns:w15="http://schemas.microsoft.com/office/word/2012/wordml" xmlns:w16cex="http://schemas.microsoft.com/office/word/2018/wordml/cex" xmlns:w16cid="http://schemas.microsoft.com/office/word/2016/wordml/cid" xmlns:w16="http://schemas.microsoft.com/office/word/2018/wordml" xmlns:w16sdtdh="http://schemas.microsoft.com/office/word/2020/wordml/sdtdatahash" xmlns:w16se="http://schemas.microsoft.com/office/word/2015/wordml/symex" xmlns:wpg="http://schemas.microsoft.com/office/word/2010/wordprocessingGroup" xmlns:wpi="http://schemas.microsoft.com/office/word/2010/wordprocessingInk" xmlns:wne="http://schemas.microsoft.com/office/word/2006/wordml" xmlns:wps="http://schemas.microsoft.com/office/word/2010/wordprocessingShape" mc:Ignorable="w14 w15 w16se w16cid w16 w16cex w16sdtdh wp14">
   <w:abstractNum w:abstractNumId="0" w15:restartNumberingAfterBreak="0">
     <w:nsid w:val="15396499"/>
     <w:multiLevelType w:val="hybridMultilevel"/>
@@ -6544,29 +6071,29 @@
       </w:pPr>
     </w:lvl>
   </w:abstractNum>
-  <w:num w:numId="1">
+  <w:num w:numId="1" w16cid:durableId="1689023117">
     <w:abstractNumId w:val="3"/>
   </w:num>
-  <w:num w:numId="2">
+  <w:num w:numId="2" w16cid:durableId="1759986714">
     <w:abstractNumId w:val="1"/>
   </w:num>
-  <w:num w:numId="3">
+  <w:num w:numId="3" w16cid:durableId="323702153">
     <w:abstractNumId w:val="2"/>
   </w:num>
-  <w:num w:numId="4">
+  <w:num w:numId="4" w16cid:durableId="606934904">
     <w:abstractNumId w:val="0"/>
   </w:num>
-  <w:num w:numId="5">
+  <w:num w:numId="5" w16cid:durableId="1579362083">
     <w:abstractNumId w:val="4"/>
   </w:num>
-  <w:num w:numId="6">
+  <w:num w:numId="6" w16cid:durableId="2087608603">
     <w:abstractNumId w:val="5"/>
   </w:num>
 </w:numbering>
 </file>
 
 <file path=word/styles.xml><?xml version="1.0" encoding="utf-8"?>
-<w:styles xmlns:mc="http://schemas.openxmlformats.org/markup-compatibility/2006" xmlns:r="http://schemas.openxmlformats.org/officeDocument/2006/relationships" xmlns:w="http://schemas.openxmlformats.org/wordprocessingml/2006/main" xmlns:w14="http://schemas.microsoft.com/office/word/2010/wordml" xmlns:w15="http://schemas.microsoft.com/office/word/2012/wordml" xmlns:w16cid="http://schemas.microsoft.com/office/word/2016/wordml/cid" xmlns:w16se="http://schemas.microsoft.com/office/word/2015/wordml/symex" mc:Ignorable="w14 w15 w16se w16cid">
+<w:styles xmlns:mc="http://schemas.openxmlformats.org/markup-compatibility/2006" xmlns:r="http://schemas.openxmlformats.org/officeDocument/2006/relationships" xmlns:w="http://schemas.openxmlformats.org/wordprocessingml/2006/main" xmlns:w14="http://schemas.microsoft.com/office/word/2010/wordml" xmlns:w15="http://schemas.microsoft.com/office/word/2012/wordml" xmlns:w16cex="http://schemas.microsoft.com/office/word/2018/wordml/cex" xmlns:w16cid="http://schemas.microsoft.com/office/word/2016/wordml/cid" xmlns:w16="http://schemas.microsoft.com/office/word/2018/wordml" xmlns:w16sdtdh="http://schemas.microsoft.com/office/word/2020/wordml/sdtdatahash" xmlns:w16se="http://schemas.microsoft.com/office/word/2015/wordml/symex" mc:Ignorable="w14 w15 w16se w16cid w16 w16cex w16sdtdh">
   <w:docDefaults>
     <w:rPrDefault>
       <w:rPr>
@@ -6576,7 +6103,7 @@
     </w:rPrDefault>
     <w:pPrDefault/>
   </w:docDefaults>
-  <w:latentStyles w:defLockedState="0" w:defUIPriority="0" w:defSemiHidden="0" w:defUnhideWhenUsed="0" w:defQFormat="0" w:count="375">
+  <w:latentStyles w:defLockedState="0" w:defUIPriority="0" w:defSemiHidden="0" w:defUnhideWhenUsed="0" w:defQFormat="0" w:count="376">
     <w:lsdException w:name="Normal" w:qFormat="1"/>
     <w:lsdException w:name="heading 1" w:uiPriority="9" w:qFormat="1"/>
     <w:lsdException w:name="heading 2" w:semiHidden="1" w:unhideWhenUsed="1" w:qFormat="1"/>
@@ -6860,6 +6387,7 @@
     <w:lsdException w:name="Smart Hyperlink" w:semiHidden="1" w:uiPriority="99" w:unhideWhenUsed="1"/>
     <w:lsdException w:name="Hashtag" w:semiHidden="1" w:uiPriority="99" w:unhideWhenUsed="1"/>
     <w:lsdException w:name="Unresolved Mention" w:semiHidden="1" w:uiPriority="99" w:unhideWhenUsed="1"/>
+    <w:lsdException w:name="Smart Link" w:semiHidden="1" w:uiPriority="99" w:unhideWhenUsed="1"/>
   </w:latentStyles>
   <w:style w:type="paragraph" w:default="1" w:styleId="a">
     <w:name w:val="Normal"/>
